--- a/6-人才与组织/部门AI专员跟进/质量部-陈忱-跟进-2026-10-04-C05词表与档三效力确认.docx
+++ b/6-人才与组织/部门AI专员跟进/质量部-陈忱-跟进-2026-10-04-C05词表与档三效力确认.docx
@@ -4,20 +4,19 @@
   <w:body>
     <w:p>
       <w:pPr>
-        <w:pStyle w:val="Title"/>
-        <w:spacing w:after="160" w:before="0"/>
         <w:jc w:val="center"/>
       </w:pPr>
       <w:r>
         <w:rPr>
           <w:rFonts w:ascii="Microsoft YaHei" w:hAnsi="Microsoft YaHei" w:eastAsia="Microsoft YaHei" w:cs="Microsoft YaHei"/>
           <w:b/>
-          <w:color w:val="000000"/>
+          <w:color w:val="1F4E79"/>
           <w:sz w:val="40"/>
         </w:rPr>
-        <w:t>C05词表与档三效力确认</w:t>
+        <w:t>已有事实和本次范围</w:t>
       </w:r>
     </w:p>
+    <w:p/>
     <w:p>
       <w:pPr>
         <w:spacing w:after="100"/>
@@ -26,8 +25,7 @@
         <w:rPr>
           <w:rFonts w:ascii="Microsoft YaHei" w:hAnsi="Microsoft YaHei" w:eastAsia="Microsoft YaHei" w:cs="Microsoft YaHei"/>
           <w:b w:val="0"/>
-          <w:color w:val="000000"/>
-          <w:sz w:val="22"/>
+          <w:sz w:val="21"/>
         </w:rPr>
         <w:t>质量部#16　陈忱：</w:t>
       </w:r>
@@ -40,8 +38,7 @@
         <w:rPr>
           <w:rFonts w:ascii="Microsoft YaHei" w:hAnsi="Microsoft YaHei" w:eastAsia="Microsoft YaHei" w:cs="Microsoft YaHei"/>
           <w:b w:val="0"/>
-          <w:color w:val="000000"/>
-          <w:sz w:val="22"/>
+          <w:sz w:val="21"/>
         </w:rPr>
         <w:t xml:space="preserve">你在质量部#8中已答齐 Q1–Q4，我们已把这些答复回灌；本信只收口两张 C05 草表的逐项授权和档三效力，不重问原四问。请确认 </w:t>
       </w:r>
@@ -49,8 +46,7 @@
         <w:rPr>
           <w:rFonts w:ascii="Microsoft YaHei" w:hAnsi="Microsoft YaHei" w:eastAsia="Microsoft YaHei" w:cs="Microsoft YaHei"/>
           <w:b/>
-          <w:color w:val="000000"/>
-          <w:sz w:val="22"/>
+          <w:sz w:val="21"/>
         </w:rPr>
         <w:t>17 项：11 个豁免词、4 个阶段映射、是否阻断、是否扣分</w:t>
       </w:r>
@@ -58,8 +54,7 @@
         <w:rPr>
           <w:rFonts w:ascii="Microsoft YaHei" w:hAnsi="Microsoft YaHei" w:eastAsia="Microsoft YaHei" w:cs="Microsoft YaHei"/>
           <w:b w:val="0"/>
-          <w:color w:val="000000"/>
-          <w:sz w:val="22"/>
+          <w:sz w:val="21"/>
         </w:rPr>
         <w:t>。四组真实判例只是依据，不另计决策点。</w:t>
       </w:r>
@@ -72,8 +67,7 @@
         <w:rPr>
           <w:rFonts w:ascii="Microsoft YaHei" w:hAnsi="Microsoft YaHei" w:eastAsia="Microsoft YaHei" w:cs="Microsoft YaHei"/>
           <w:b w:val="0"/>
-          <w:color w:val="000000"/>
-          <w:sz w:val="22"/>
+          <w:sz w:val="21"/>
         </w:rPr>
         <w:t xml:space="preserve">建议用 </w:t>
       </w:r>
@@ -81,8 +75,7 @@
         <w:rPr>
           <w:rFonts w:ascii="Microsoft YaHei" w:hAnsi="Microsoft YaHei" w:eastAsia="Microsoft YaHei" w:cs="Microsoft YaHei"/>
           <w:b/>
-          <w:color w:val="000000"/>
-          <w:sz w:val="22"/>
+          <w:sz w:val="21"/>
         </w:rPr>
         <w:t>15–30 分钟微会</w:t>
       </w:r>
@@ -90,8 +83,7 @@
         <w:rPr>
           <w:rFonts w:ascii="Microsoft YaHei" w:hAnsi="Microsoft YaHei" w:eastAsia="Microsoft YaHei" w:cs="Microsoft YaHei"/>
           <w:b w:val="0"/>
-          <w:color w:val="000000"/>
-          <w:sz w:val="22"/>
+          <w:sz w:val="21"/>
         </w:rPr>
         <w:t>一起勾选，朱映桦可先整理分歧，你裁定即可。具体会期和回件时间由你与 Shao Peishen 约定；会后我们整理纪要并在 24 小时内回发，你只需确认无误。未确认条目一直保留“待确认”，没有超时默认。</w:t>
       </w:r>
@@ -99,14 +91,13 @@
     <w:p>
       <w:pPr>
         <w:pStyle w:val="Heading2"/>
-        <w:keepNext/>
         <w:spacing w:before="260" w:after="120"/>
       </w:pPr>
       <w:r>
         <w:rPr>
           <w:rFonts w:ascii="Microsoft YaHei" w:hAnsi="Microsoft YaHei" w:eastAsia="Microsoft YaHei" w:cs="Microsoft YaHei"/>
           <w:b/>
-          <w:color w:val="000000"/>
+          <w:color w:val="1F4E79"/>
           <w:sz w:val="28"/>
         </w:rPr>
         <w:t>已有事实和本次范围</w:t>
@@ -120,8 +111,7 @@
         <w:rPr>
           <w:rFonts w:ascii="Microsoft YaHei" w:hAnsi="Microsoft YaHei" w:eastAsia="Microsoft YaHei" w:cs="Microsoft YaHei"/>
           <w:b w:val="0"/>
-          <w:color w:val="000000"/>
-          <w:sz w:val="22"/>
+          <w:sz w:val="21"/>
         </w:rPr>
         <w:t>08-21 原回件确认了模糊匹配配合贯穿性豁免表、里程碑与阶段白名单，以及 C06/C07 共用 NA 词表、解析未命中转人工。08-25 已批 design 的档三结果只呈现，不进入现有 82 条规则的扣分；黄金基准 EQ17 合格 100.00 已签认。08-26 的历史部署已有记录，本信不声称已做新的现场复验。</w:t>
       </w:r>
@@ -134,8 +124,7 @@
         <w:rPr>
           <w:rFonts w:ascii="Microsoft YaHei" w:hAnsi="Microsoft YaHei" w:eastAsia="Microsoft YaHei" w:cs="Microsoft YaHei"/>
           <w:b w:val="0"/>
-          <w:color w:val="000000"/>
-          <w:sz w:val="22"/>
+          <w:sz w:val="21"/>
         </w:rPr>
         <w:t>现有 C05 草表仍有 11 个词和 4 个映射等待完整枚举签认。原话中的举例、原判例结果以及我们对称扩展的建议，均不等于你已签认整个枚举表。四组参照共涉及八个真实风险行；以下只用已归集的里程碑字段作依据，不附或混合客户技术资料。</w:t>
       </w:r>
@@ -143,14 +132,13 @@
     <w:p>
       <w:pPr>
         <w:pStyle w:val="Heading2"/>
-        <w:keepNext/>
         <w:spacing w:before="260" w:after="120"/>
       </w:pPr>
       <w:r>
         <w:rPr>
           <w:rFonts w:ascii="Microsoft YaHei" w:hAnsi="Microsoft YaHei" w:eastAsia="Microsoft YaHei" w:cs="Microsoft YaHei"/>
           <w:b/>
-          <w:color w:val="000000"/>
+          <w:color w:val="1F4E79"/>
           <w:sz w:val="28"/>
         </w:rPr>
         <w:t>四组真实判例参照</w:t>
@@ -164,8 +152,7 @@
         <w:rPr>
           <w:rFonts w:ascii="Microsoft YaHei" w:hAnsi="Microsoft YaHei" w:eastAsia="Microsoft YaHei" w:cs="Microsoft YaHei"/>
           <w:b w:val="0"/>
-          <w:color w:val="000000"/>
-          <w:sz w:val="22"/>
+          <w:sz w:val="21"/>
         </w:rPr>
         <w:t>这些是质量部#8的原判例，</w:t>
       </w:r>
@@ -173,8 +160,7 @@
         <w:rPr>
           <w:rFonts w:ascii="Microsoft YaHei" w:hAnsi="Microsoft YaHei" w:eastAsia="Microsoft YaHei" w:cs="Microsoft YaHei"/>
           <w:b/>
-          <w:color w:val="000000"/>
-          <w:sz w:val="22"/>
+          <w:sz w:val="21"/>
         </w:rPr>
         <w:t>已答，勿重批</w:t>
       </w:r>
@@ -182,8 +168,7 @@
         <w:rPr>
           <w:rFonts w:ascii="Microsoft YaHei" w:hAnsi="Microsoft YaHei" w:eastAsia="Microsoft YaHei" w:cs="Microsoft YaHei"/>
           <w:b w:val="0"/>
-          <w:color w:val="000000"/>
-          <w:sz w:val="22"/>
+          <w:sz w:val="21"/>
         </w:rPr>
         <w:t>。它们说明词表从哪里来；下方拟用词表中的扩展项没有新增真实填报例，已逐项标明。</w:t>
       </w:r>
@@ -192,50 +177,38 @@
       <w:tblPr>
         <w:tblW w:type="auto" w:w="0"/>
         <w:jc w:val="center"/>
-        <w:tblLayout w:type="fixed"/>
+        <w:tblLayout w:type="autofit"/>
         <w:tblLook w:firstColumn="1" w:firstRow="1" w:lastColumn="0" w:lastRow="0" w:noHBand="0" w:noVBand="1" w:val="04A0"/>
       </w:tblPr>
       <w:tblGrid>
-        <w:gridCol w:w="1872"/>
-        <w:gridCol w:w="2952"/>
-        <w:gridCol w:w="2592"/>
-        <w:gridCol w:w="2808"/>
+        <w:gridCol w:w="2340"/>
+        <w:gridCol w:w="2340"/>
+        <w:gridCol w:w="2340"/>
+        <w:gridCol w:w="2340"/>
       </w:tblGrid>
       <w:tr>
-        <w:trPr>
-          <w:tblHeader/>
-          <w:cantSplit/>
-        </w:trPr>
         <w:tc>
           <w:tcPr>
-            <w:tcW w:type="dxa" w:w="1872"/>
+            <w:tcW w:type="dxa" w:w="2340"/>
             <w:tcBorders>
               <w:top w:val="single" w:sz="4" w:space="0" w:color="BBBBBB"/>
               <w:left w:val="single" w:sz="4" w:space="0" w:color="BBBBBB"/>
               <w:bottom w:val="single" w:sz="4" w:space="0" w:color="BBBBBB"/>
               <w:right w:val="single" w:sz="4" w:space="0" w:color="BBBBBB"/>
             </w:tcBorders>
-            <w:shd w:val="clear" w:color="auto" w:fill="E8E8E8"/>
-            <w:vAlign w:val="center"/>
-            <w:tcMar>
-              <w:top w:w="90" w:type="dxa"/>
-              <w:bottom w:w="90" w:type="dxa"/>
-              <w:left w:w="90" w:type="dxa"/>
-              <w:right w:w="90" w:type="dxa"/>
-            </w:tcMar>
+            <w:shd w:val="clear" w:color="auto" w:fill="1F4E79"/>
           </w:tcPr>
           <w:p>
             <w:pPr>
-              <w:keepNext/>
-              <w:spacing w:before="0" w:after="60" w:line="252" w:lineRule="auto"/>
+              <w:spacing w:before="0" w:after="0" w:line="240" w:lineRule="auto"/>
               <w:jc w:val="center"/>
             </w:pPr>
             <w:r>
               <w:rPr>
                 <w:rFonts w:ascii="Microsoft YaHei" w:hAnsi="Microsoft YaHei" w:eastAsia="Microsoft YaHei" w:cs="Microsoft YaHei"/>
                 <w:b/>
-                <w:color w:val="000000"/>
-                <w:sz w:val="21"/>
+                <w:color w:val="FFFFFF"/>
+                <w:sz w:val="19"/>
               </w:rPr>
               <w:t>真实来源</w:t>
             </w:r>
@@ -243,34 +216,26 @@
         </w:tc>
         <w:tc>
           <w:tcPr>
-            <w:tcW w:type="dxa" w:w="2952"/>
+            <w:tcW w:type="dxa" w:w="2340"/>
             <w:tcBorders>
               <w:top w:val="single" w:sz="4" w:space="0" w:color="BBBBBB"/>
               <w:left w:val="single" w:sz="4" w:space="0" w:color="BBBBBB"/>
               <w:bottom w:val="single" w:sz="4" w:space="0" w:color="BBBBBB"/>
               <w:right w:val="single" w:sz="4" w:space="0" w:color="BBBBBB"/>
             </w:tcBorders>
-            <w:shd w:val="clear" w:color="auto" w:fill="E8E8E8"/>
-            <w:vAlign w:val="center"/>
-            <w:tcMar>
-              <w:top w:w="90" w:type="dxa"/>
-              <w:bottom w:w="90" w:type="dxa"/>
-              <w:left w:w="90" w:type="dxa"/>
-              <w:right w:w="90" w:type="dxa"/>
-            </w:tcMar>
+            <w:shd w:val="clear" w:color="auto" w:fill="1F4E79"/>
           </w:tcPr>
           <w:p>
             <w:pPr>
-              <w:keepNext/>
-              <w:spacing w:before="0" w:after="60" w:line="252" w:lineRule="auto"/>
+              <w:spacing w:before="0" w:after="0" w:line="240" w:lineRule="auto"/>
               <w:jc w:val="center"/>
             </w:pPr>
             <w:r>
               <w:rPr>
                 <w:rFonts w:ascii="Microsoft YaHei" w:hAnsi="Microsoft YaHei" w:eastAsia="Microsoft YaHei" w:cs="Microsoft YaHei"/>
                 <w:b/>
-                <w:color w:val="000000"/>
-                <w:sz w:val="21"/>
+                <w:color w:val="FFFFFF"/>
+                <w:sz w:val="19"/>
               </w:rPr>
               <w:t>原字段和已填阶段</w:t>
             </w:r>
@@ -278,34 +243,26 @@
         </w:tc>
         <w:tc>
           <w:tcPr>
-            <w:tcW w:type="dxa" w:w="2592"/>
+            <w:tcW w:type="dxa" w:w="2340"/>
             <w:tcBorders>
               <w:top w:val="single" w:sz="4" w:space="0" w:color="BBBBBB"/>
               <w:left w:val="single" w:sz="4" w:space="0" w:color="BBBBBB"/>
               <w:bottom w:val="single" w:sz="4" w:space="0" w:color="BBBBBB"/>
               <w:right w:val="single" w:sz="4" w:space="0" w:color="BBBBBB"/>
             </w:tcBorders>
-            <w:shd w:val="clear" w:color="auto" w:fill="E8E8E8"/>
-            <w:vAlign w:val="center"/>
-            <w:tcMar>
-              <w:top w:w="90" w:type="dxa"/>
-              <w:bottom w:w="90" w:type="dxa"/>
-              <w:left w:w="90" w:type="dxa"/>
-              <w:right w:w="90" w:type="dxa"/>
-            </w:tcMar>
+            <w:shd w:val="clear" w:color="auto" w:fill="1F4E79"/>
           </w:tcPr>
           <w:p>
             <w:pPr>
-              <w:keepNext/>
-              <w:spacing w:before="0" w:after="60" w:line="252" w:lineRule="auto"/>
+              <w:spacing w:before="0" w:after="0" w:line="240" w:lineRule="auto"/>
               <w:jc w:val="center"/>
             </w:pPr>
             <w:r>
               <w:rPr>
                 <w:rFonts w:ascii="Microsoft YaHei" w:hAnsi="Microsoft YaHei" w:eastAsia="Microsoft YaHei" w:cs="Microsoft YaHei"/>
                 <w:b/>
-                <w:color w:val="000000"/>
-                <w:sz w:val="21"/>
+                <w:color w:val="FFFFFF"/>
+                <w:sz w:val="19"/>
               </w:rPr>
               <w:t>已签判例结论</w:t>
             </w:r>
@@ -313,34 +270,26 @@
         </w:tc>
         <w:tc>
           <w:tcPr>
-            <w:tcW w:type="dxa" w:w="2808"/>
+            <w:tcW w:type="dxa" w:w="2340"/>
             <w:tcBorders>
               <w:top w:val="single" w:sz="4" w:space="0" w:color="BBBBBB"/>
               <w:left w:val="single" w:sz="4" w:space="0" w:color="BBBBBB"/>
               <w:bottom w:val="single" w:sz="4" w:space="0" w:color="BBBBBB"/>
               <w:right w:val="single" w:sz="4" w:space="0" w:color="BBBBBB"/>
             </w:tcBorders>
-            <w:shd w:val="clear" w:color="auto" w:fill="E8E8E8"/>
-            <w:vAlign w:val="center"/>
-            <w:tcMar>
-              <w:top w:w="90" w:type="dxa"/>
-              <w:bottom w:w="90" w:type="dxa"/>
-              <w:left w:w="90" w:type="dxa"/>
-              <w:right w:w="90" w:type="dxa"/>
-            </w:tcMar>
+            <w:shd w:val="clear" w:color="auto" w:fill="1F4E79"/>
           </w:tcPr>
           <w:p>
             <w:pPr>
-              <w:keepNext/>
-              <w:spacing w:before="0" w:after="60" w:line="252" w:lineRule="auto"/>
+              <w:spacing w:before="0" w:after="0" w:line="240" w:lineRule="auto"/>
               <w:jc w:val="center"/>
             </w:pPr>
             <w:r>
               <w:rPr>
                 <w:rFonts w:ascii="Microsoft YaHei" w:hAnsi="Microsoft YaHei" w:eastAsia="Microsoft YaHei" w:cs="Microsoft YaHei"/>
                 <w:b/>
-                <w:color w:val="000000"/>
-                <w:sz w:val="21"/>
+                <w:color w:val="FFFFFF"/>
+                <w:sz w:val="19"/>
               </w:rPr>
               <w:t>对本次草表的作用</w:t>
             </w:r>
@@ -348,37 +297,25 @@
         </w:tc>
       </w:tr>
       <w:tr>
-        <w:trPr>
-          <w:cantSplit/>
-        </w:trPr>
         <w:tc>
           <w:tcPr>
-            <w:tcW w:type="dxa" w:w="1872"/>
+            <w:tcW w:type="dxa" w:w="2340"/>
             <w:tcBorders>
               <w:top w:val="single" w:sz="4" w:space="0" w:color="BBBBBB"/>
               <w:left w:val="single" w:sz="4" w:space="0" w:color="BBBBBB"/>
               <w:bottom w:val="single" w:sz="4" w:space="0" w:color="BBBBBB"/>
               <w:right w:val="single" w:sz="4" w:space="0" w:color="BBBBBB"/>
             </w:tcBorders>
-            <w:vAlign w:val="center"/>
-            <w:tcMar>
-              <w:top w:w="90" w:type="dxa"/>
-              <w:bottom w:w="90" w:type="dxa"/>
-              <w:left w:w="90" w:type="dxa"/>
-              <w:right w:w="90" w:type="dxa"/>
-            </w:tcMar>
           </w:tcPr>
           <w:p>
             <w:pPr>
-              <w:keepNext w:val="0"/>
-              <w:spacing w:before="0" w:after="60" w:line="252" w:lineRule="auto"/>
+              <w:spacing w:before="0" w:after="0" w:line="240" w:lineRule="auto"/>
             </w:pPr>
             <w:r>
               <w:rPr>
                 <w:rFonts w:ascii="Microsoft YaHei" w:hAnsi="Microsoft YaHei" w:eastAsia="Microsoft YaHei" w:cs="Microsoft YaHei"/>
                 <w:b w:val="0"/>
-                <w:color w:val="000000"/>
-                <w:sz w:val="21"/>
+                <w:sz w:val="18"/>
               </w:rPr>
               <w:t>EQ17 r55</w:t>
             </w:r>
@@ -386,32 +323,23 @@
         </w:tc>
         <w:tc>
           <w:tcPr>
-            <w:tcW w:type="dxa" w:w="2952"/>
+            <w:tcW w:type="dxa" w:w="2340"/>
             <w:tcBorders>
               <w:top w:val="single" w:sz="4" w:space="0" w:color="BBBBBB"/>
               <w:left w:val="single" w:sz="4" w:space="0" w:color="BBBBBB"/>
               <w:bottom w:val="single" w:sz="4" w:space="0" w:color="BBBBBB"/>
               <w:right w:val="single" w:sz="4" w:space="0" w:color="BBBBBB"/>
             </w:tcBorders>
-            <w:vAlign w:val="center"/>
-            <w:tcMar>
-              <w:top w:w="90" w:type="dxa"/>
-              <w:bottom w:w="90" w:type="dxa"/>
-              <w:left w:w="90" w:type="dxa"/>
-              <w:right w:w="90" w:type="dxa"/>
-            </w:tcMar>
           </w:tcPr>
           <w:p>
             <w:pPr>
-              <w:keepNext w:val="0"/>
-              <w:spacing w:before="0" w:after="60" w:line="252" w:lineRule="auto"/>
+              <w:spacing w:before="0" w:after="0" w:line="240" w:lineRule="auto"/>
             </w:pPr>
             <w:r>
               <w:rPr>
                 <w:rFonts w:ascii="Microsoft YaHei" w:hAnsi="Microsoft YaHei" w:eastAsia="Microsoft YaHei" w:cs="Microsoft YaHei"/>
                 <w:b w:val="0"/>
-                <w:color w:val="000000"/>
-                <w:sz w:val="21"/>
+                <w:sz w:val="18"/>
               </w:rPr>
               <w:t>所属里程碑为全项目周期；阶段为立项评审、G1至G4、结项评审</w:t>
             </w:r>
@@ -419,32 +347,23 @@
         </w:tc>
         <w:tc>
           <w:tcPr>
-            <w:tcW w:type="dxa" w:w="2592"/>
+            <w:tcW w:type="dxa" w:w="2340"/>
             <w:tcBorders>
               <w:top w:val="single" w:sz="4" w:space="0" w:color="BBBBBB"/>
               <w:left w:val="single" w:sz="4" w:space="0" w:color="BBBBBB"/>
               <w:bottom w:val="single" w:sz="4" w:space="0" w:color="BBBBBB"/>
               <w:right w:val="single" w:sz="4" w:space="0" w:color="BBBBBB"/>
             </w:tcBorders>
-            <w:vAlign w:val="center"/>
-            <w:tcMar>
-              <w:top w:w="90" w:type="dxa"/>
-              <w:bottom w:w="90" w:type="dxa"/>
-              <w:left w:w="90" w:type="dxa"/>
-              <w:right w:w="90" w:type="dxa"/>
-            </w:tcMar>
           </w:tcPr>
           <w:p>
             <w:pPr>
-              <w:keepNext w:val="0"/>
-              <w:spacing w:before="0" w:after="60" w:line="252" w:lineRule="auto"/>
+              <w:spacing w:before="0" w:after="0" w:line="240" w:lineRule="auto"/>
             </w:pPr>
             <w:r>
               <w:rPr>
                 <w:rFonts w:ascii="Microsoft YaHei" w:hAnsi="Microsoft YaHei" w:eastAsia="Microsoft YaHei" w:cs="Microsoft YaHei"/>
                 <w:b w:val="0"/>
-                <w:color w:val="000000"/>
-                <w:sz w:val="21"/>
+                <w:sz w:val="18"/>
               </w:rPr>
               <w:t>原“判错误”被否定；需贯穿性豁免表</w:t>
             </w:r>
@@ -452,32 +371,23 @@
         </w:tc>
         <w:tc>
           <w:tcPr>
-            <w:tcW w:type="dxa" w:w="2808"/>
+            <w:tcW w:type="dxa" w:w="2340"/>
             <w:tcBorders>
               <w:top w:val="single" w:sz="4" w:space="0" w:color="BBBBBB"/>
               <w:left w:val="single" w:sz="4" w:space="0" w:color="BBBBBB"/>
               <w:bottom w:val="single" w:sz="4" w:space="0" w:color="BBBBBB"/>
               <w:right w:val="single" w:sz="4" w:space="0" w:color="BBBBBB"/>
             </w:tcBorders>
-            <w:vAlign w:val="center"/>
-            <w:tcMar>
-              <w:top w:w="90" w:type="dxa"/>
-              <w:bottom w:w="90" w:type="dxa"/>
-              <w:left w:w="90" w:type="dxa"/>
-              <w:right w:w="90" w:type="dxa"/>
-            </w:tcMar>
           </w:tcPr>
           <w:p>
             <w:pPr>
-              <w:keepNext w:val="0"/>
-              <w:spacing w:before="0" w:after="60" w:line="252" w:lineRule="auto"/>
+              <w:spacing w:before="0" w:after="0" w:line="240" w:lineRule="auto"/>
             </w:pPr>
             <w:r>
               <w:rPr>
                 <w:rFonts w:ascii="Microsoft YaHei" w:hAnsi="Microsoft YaHei" w:eastAsia="Microsoft YaHei" w:cs="Microsoft YaHei"/>
                 <w:b w:val="0"/>
-                <w:color w:val="000000"/>
-                <w:sz w:val="21"/>
+                <w:sz w:val="18"/>
               </w:rPr>
               <w:t>E01 的真实依据；其余扩展词不是新的真实案例</w:t>
             </w:r>
@@ -485,12 +395,9 @@
         </w:tc>
       </w:tr>
       <w:tr>
-        <w:trPr>
-          <w:cantSplit/>
-        </w:trPr>
         <w:tc>
           <w:tcPr>
-            <w:tcW w:type="dxa" w:w="1872"/>
+            <w:tcW w:type="dxa" w:w="2340"/>
             <w:tcBorders>
               <w:top w:val="single" w:sz="4" w:space="0" w:color="BBBBBB"/>
               <w:left w:val="single" w:sz="4" w:space="0" w:color="BBBBBB"/>
@@ -498,25 +405,16 @@
               <w:right w:val="single" w:sz="4" w:space="0" w:color="BBBBBB"/>
             </w:tcBorders>
             <w:shd w:val="clear" w:color="auto" w:fill="F2F6FB"/>
-            <w:vAlign w:val="center"/>
-            <w:tcMar>
-              <w:top w:w="90" w:type="dxa"/>
-              <w:bottom w:w="90" w:type="dxa"/>
-              <w:left w:w="90" w:type="dxa"/>
-              <w:right w:w="90" w:type="dxa"/>
-            </w:tcMar>
           </w:tcPr>
           <w:p>
             <w:pPr>
-              <w:keepNext w:val="0"/>
-              <w:spacing w:before="0" w:after="60" w:line="252" w:lineRule="auto"/>
+              <w:spacing w:before="0" w:after="0" w:line="240" w:lineRule="auto"/>
             </w:pPr>
             <w:r>
               <w:rPr>
                 <w:rFonts w:ascii="Microsoft YaHei" w:hAnsi="Microsoft YaHei" w:eastAsia="Microsoft YaHei" w:cs="Microsoft YaHei"/>
                 <w:b w:val="0"/>
-                <w:color w:val="000000"/>
-                <w:sz w:val="21"/>
+                <w:sz w:val="18"/>
               </w:rPr>
               <w:t>华丰 r56至r58</w:t>
             </w:r>
@@ -524,7 +422,7 @@
         </w:tc>
         <w:tc>
           <w:tcPr>
-            <w:tcW w:type="dxa" w:w="2952"/>
+            <w:tcW w:type="dxa" w:w="2340"/>
             <w:tcBorders>
               <w:top w:val="single" w:sz="4" w:space="0" w:color="BBBBBB"/>
               <w:left w:val="single" w:sz="4" w:space="0" w:color="BBBBBB"/>
@@ -532,25 +430,16 @@
               <w:right w:val="single" w:sz="4" w:space="0" w:color="BBBBBB"/>
             </w:tcBorders>
             <w:shd w:val="clear" w:color="auto" w:fill="F2F6FB"/>
-            <w:vAlign w:val="center"/>
-            <w:tcMar>
-              <w:top w:w="90" w:type="dxa"/>
-              <w:bottom w:w="90" w:type="dxa"/>
-              <w:left w:w="90" w:type="dxa"/>
-              <w:right w:w="90" w:type="dxa"/>
-            </w:tcMar>
           </w:tcPr>
           <w:p>
             <w:pPr>
-              <w:keepNext w:val="0"/>
-              <w:spacing w:before="0" w:after="60" w:line="252" w:lineRule="auto"/>
+              <w:spacing w:before="0" w:after="0" w:line="240" w:lineRule="auto"/>
             </w:pPr>
             <w:r>
               <w:rPr>
                 <w:rFonts w:ascii="Microsoft YaHei" w:hAnsi="Microsoft YaHei" w:eastAsia="Microsoft YaHei" w:cs="Microsoft YaHei"/>
                 <w:b w:val="0"/>
-                <w:color w:val="000000"/>
-                <w:sz w:val="21"/>
+                <w:sz w:val="18"/>
               </w:rPr>
               <w:t>所属里程碑为项目立项；阶段为立项评审、结项评审</w:t>
             </w:r>
@@ -558,7 +447,7 @@
         </w:tc>
         <w:tc>
           <w:tcPr>
-            <w:tcW w:type="dxa" w:w="2592"/>
+            <w:tcW w:type="dxa" w:w="2340"/>
             <w:tcBorders>
               <w:top w:val="single" w:sz="4" w:space="0" w:color="BBBBBB"/>
               <w:left w:val="single" w:sz="4" w:space="0" w:color="BBBBBB"/>
@@ -566,25 +455,16 @@
               <w:right w:val="single" w:sz="4" w:space="0" w:color="BBBBBB"/>
             </w:tcBorders>
             <w:shd w:val="clear" w:color="auto" w:fill="F2F6FB"/>
-            <w:vAlign w:val="center"/>
-            <w:tcMar>
-              <w:top w:w="90" w:type="dxa"/>
-              <w:bottom w:w="90" w:type="dxa"/>
-              <w:left w:w="90" w:type="dxa"/>
-              <w:right w:w="90" w:type="dxa"/>
-            </w:tcMar>
           </w:tcPr>
           <w:p>
             <w:pPr>
-              <w:keepNext w:val="0"/>
-              <w:spacing w:before="0" w:after="60" w:line="252" w:lineRule="auto"/>
+              <w:spacing w:before="0" w:after="0" w:line="240" w:lineRule="auto"/>
             </w:pPr>
             <w:r>
               <w:rPr>
                 <w:rFonts w:ascii="Microsoft YaHei" w:hAnsi="Microsoft YaHei" w:eastAsia="Microsoft YaHei" w:cs="Microsoft YaHei"/>
                 <w:b w:val="0"/>
-                <w:color w:val="000000"/>
-                <w:sz w:val="21"/>
+                <w:sz w:val="18"/>
               </w:rPr>
               <w:t>原“通过”被确认</w:t>
             </w:r>
@@ -592,7 +472,7 @@
         </w:tc>
         <w:tc>
           <w:tcPr>
-            <w:tcW w:type="dxa" w:w="2808"/>
+            <w:tcW w:type="dxa" w:w="2340"/>
             <w:tcBorders>
               <w:top w:val="single" w:sz="4" w:space="0" w:color="BBBBBB"/>
               <w:left w:val="single" w:sz="4" w:space="0" w:color="BBBBBB"/>
@@ -600,25 +480,16 @@
               <w:right w:val="single" w:sz="4" w:space="0" w:color="BBBBBB"/>
             </w:tcBorders>
             <w:shd w:val="clear" w:color="auto" w:fill="F2F6FB"/>
-            <w:vAlign w:val="center"/>
-            <w:tcMar>
-              <w:top w:w="90" w:type="dxa"/>
-              <w:bottom w:w="90" w:type="dxa"/>
-              <w:left w:w="90" w:type="dxa"/>
-              <w:right w:w="90" w:type="dxa"/>
-            </w:tcMar>
           </w:tcPr>
           <w:p>
             <w:pPr>
-              <w:keepNext w:val="0"/>
-              <w:spacing w:before="0" w:after="60" w:line="252" w:lineRule="auto"/>
+              <w:spacing w:before="0" w:after="0" w:line="240" w:lineRule="auto"/>
             </w:pPr>
             <w:r>
               <w:rPr>
                 <w:rFonts w:ascii="Microsoft YaHei" w:hAnsi="Microsoft YaHei" w:eastAsia="Microsoft YaHei" w:cs="Microsoft YaHei"/>
                 <w:b w:val="0"/>
-                <w:color w:val="000000"/>
-                <w:sz w:val="21"/>
+                <w:sz w:val="18"/>
               </w:rPr>
               <w:t>M01 的真实依据</w:t>
             </w:r>
@@ -626,37 +497,25 @@
         </w:tc>
       </w:tr>
       <w:tr>
-        <w:trPr>
-          <w:cantSplit/>
-        </w:trPr>
         <w:tc>
           <w:tcPr>
-            <w:tcW w:type="dxa" w:w="1872"/>
+            <w:tcW w:type="dxa" w:w="2340"/>
             <w:tcBorders>
               <w:top w:val="single" w:sz="4" w:space="0" w:color="BBBBBB"/>
               <w:left w:val="single" w:sz="4" w:space="0" w:color="BBBBBB"/>
               <w:bottom w:val="single" w:sz="4" w:space="0" w:color="BBBBBB"/>
               <w:right w:val="single" w:sz="4" w:space="0" w:color="BBBBBB"/>
             </w:tcBorders>
-            <w:vAlign w:val="center"/>
-            <w:tcMar>
-              <w:top w:w="90" w:type="dxa"/>
-              <w:bottom w:w="90" w:type="dxa"/>
-              <w:left w:w="90" w:type="dxa"/>
-              <w:right w:w="90" w:type="dxa"/>
-            </w:tcMar>
           </w:tcPr>
           <w:p>
             <w:pPr>
-              <w:keepNext w:val="0"/>
-              <w:spacing w:before="0" w:after="60" w:line="252" w:lineRule="auto"/>
+              <w:spacing w:before="0" w:after="0" w:line="240" w:lineRule="auto"/>
             </w:pPr>
             <w:r>
               <w:rPr>
                 <w:rFonts w:ascii="Microsoft YaHei" w:hAnsi="Microsoft YaHei" w:eastAsia="Microsoft YaHei" w:cs="Microsoft YaHei"/>
                 <w:b w:val="0"/>
-                <w:color w:val="000000"/>
-                <w:sz w:val="21"/>
+                <w:sz w:val="18"/>
               </w:rPr>
               <w:t>邦奇 r53至r55</w:t>
             </w:r>
@@ -664,32 +523,23 @@
         </w:tc>
         <w:tc>
           <w:tcPr>
-            <w:tcW w:type="dxa" w:w="2952"/>
+            <w:tcW w:type="dxa" w:w="2340"/>
             <w:tcBorders>
               <w:top w:val="single" w:sz="4" w:space="0" w:color="BBBBBB"/>
               <w:left w:val="single" w:sz="4" w:space="0" w:color="BBBBBB"/>
               <w:bottom w:val="single" w:sz="4" w:space="0" w:color="BBBBBB"/>
               <w:right w:val="single" w:sz="4" w:space="0" w:color="BBBBBB"/>
             </w:tcBorders>
-            <w:vAlign w:val="center"/>
-            <w:tcMar>
-              <w:top w:w="90" w:type="dxa"/>
-              <w:bottom w:w="90" w:type="dxa"/>
-              <w:left w:w="90" w:type="dxa"/>
-              <w:right w:w="90" w:type="dxa"/>
-            </w:tcMar>
           </w:tcPr>
           <w:p>
             <w:pPr>
-              <w:keepNext w:val="0"/>
-              <w:spacing w:before="0" w:after="60" w:line="252" w:lineRule="auto"/>
+              <w:spacing w:before="0" w:after="0" w:line="240" w:lineRule="auto"/>
             </w:pPr>
             <w:r>
               <w:rPr>
                 <w:rFonts w:ascii="Microsoft YaHei" w:hAnsi="Microsoft YaHei" w:eastAsia="Microsoft YaHei" w:cs="Microsoft YaHei"/>
                 <w:b w:val="0"/>
-                <w:color w:val="000000"/>
-                <w:sz w:val="21"/>
+                <w:sz w:val="18"/>
               </w:rPr>
               <w:t>所属里程碑为立项；阶段含立项评审、G1至G4、结项评审</w:t>
             </w:r>
@@ -697,32 +547,23 @@
         </w:tc>
         <w:tc>
           <w:tcPr>
-            <w:tcW w:type="dxa" w:w="2592"/>
+            <w:tcW w:type="dxa" w:w="2340"/>
             <w:tcBorders>
               <w:top w:val="single" w:sz="4" w:space="0" w:color="BBBBBB"/>
               <w:left w:val="single" w:sz="4" w:space="0" w:color="BBBBBB"/>
               <w:bottom w:val="single" w:sz="4" w:space="0" w:color="BBBBBB"/>
               <w:right w:val="single" w:sz="4" w:space="0" w:color="BBBBBB"/>
             </w:tcBorders>
-            <w:vAlign w:val="center"/>
-            <w:tcMar>
-              <w:top w:w="90" w:type="dxa"/>
-              <w:bottom w:w="90" w:type="dxa"/>
-              <w:left w:w="90" w:type="dxa"/>
-              <w:right w:w="90" w:type="dxa"/>
-            </w:tcMar>
           </w:tcPr>
           <w:p>
             <w:pPr>
-              <w:keepNext w:val="0"/>
-              <w:spacing w:before="0" w:after="60" w:line="252" w:lineRule="auto"/>
+              <w:spacing w:before="0" w:after="0" w:line="240" w:lineRule="auto"/>
             </w:pPr>
             <w:r>
               <w:rPr>
                 <w:rFonts w:ascii="Microsoft YaHei" w:hAnsi="Microsoft YaHei" w:eastAsia="Microsoft YaHei" w:cs="Microsoft YaHei"/>
                 <w:b w:val="0"/>
-                <w:color w:val="000000"/>
-                <w:sz w:val="21"/>
+                <w:sz w:val="18"/>
               </w:rPr>
               <w:t>原“通过”被确认</w:t>
             </w:r>
@@ -730,32 +571,23 @@
         </w:tc>
         <w:tc>
           <w:tcPr>
-            <w:tcW w:type="dxa" w:w="2808"/>
+            <w:tcW w:type="dxa" w:w="2340"/>
             <w:tcBorders>
               <w:top w:val="single" w:sz="4" w:space="0" w:color="BBBBBB"/>
               <w:left w:val="single" w:sz="4" w:space="0" w:color="BBBBBB"/>
               <w:bottom w:val="single" w:sz="4" w:space="0" w:color="BBBBBB"/>
               <w:right w:val="single" w:sz="4" w:space="0" w:color="BBBBBB"/>
             </w:tcBorders>
-            <w:vAlign w:val="center"/>
-            <w:tcMar>
-              <w:top w:w="90" w:type="dxa"/>
-              <w:bottom w:w="90" w:type="dxa"/>
-              <w:left w:w="90" w:type="dxa"/>
-              <w:right w:w="90" w:type="dxa"/>
-            </w:tcMar>
           </w:tcPr>
           <w:p>
             <w:pPr>
-              <w:keepNext w:val="0"/>
-              <w:spacing w:before="0" w:after="60" w:line="252" w:lineRule="auto"/>
+              <w:spacing w:before="0" w:after="0" w:line="240" w:lineRule="auto"/>
             </w:pPr>
             <w:r>
               <w:rPr>
                 <w:rFonts w:ascii="Microsoft YaHei" w:hAnsi="Microsoft YaHei" w:eastAsia="Microsoft YaHei" w:cs="Microsoft YaHei"/>
                 <w:b w:val="0"/>
-                <w:color w:val="000000"/>
-                <w:sz w:val="21"/>
+                <w:sz w:val="18"/>
               </w:rPr>
               <w:t>M02 的真实依据</w:t>
             </w:r>
@@ -763,12 +595,9 @@
         </w:tc>
       </w:tr>
       <w:tr>
-        <w:trPr>
-          <w:cantSplit/>
-        </w:trPr>
         <w:tc>
           <w:tcPr>
-            <w:tcW w:type="dxa" w:w="1872"/>
+            <w:tcW w:type="dxa" w:w="2340"/>
             <w:tcBorders>
               <w:top w:val="single" w:sz="4" w:space="0" w:color="BBBBBB"/>
               <w:left w:val="single" w:sz="4" w:space="0" w:color="BBBBBB"/>
@@ -776,25 +605,16 @@
               <w:right w:val="single" w:sz="4" w:space="0" w:color="BBBBBB"/>
             </w:tcBorders>
             <w:shd w:val="clear" w:color="auto" w:fill="F2F6FB"/>
-            <w:vAlign w:val="center"/>
-            <w:tcMar>
-              <w:top w:w="90" w:type="dxa"/>
-              <w:bottom w:w="90" w:type="dxa"/>
-              <w:left w:w="90" w:type="dxa"/>
-              <w:right w:w="90" w:type="dxa"/>
-            </w:tcMar>
           </w:tcPr>
           <w:p>
             <w:pPr>
-              <w:keepNext w:val="0"/>
-              <w:spacing w:before="0" w:after="60" w:line="252" w:lineRule="auto"/>
+              <w:spacing w:before="0" w:after="0" w:line="240" w:lineRule="auto"/>
             </w:pPr>
             <w:r>
               <w:rPr>
                 <w:rFonts w:ascii="Microsoft YaHei" w:hAnsi="Microsoft YaHei" w:eastAsia="Microsoft YaHei" w:cs="Microsoft YaHei"/>
                 <w:b w:val="0"/>
-                <w:color w:val="000000"/>
-                <w:sz w:val="21"/>
+                <w:sz w:val="18"/>
               </w:rPr>
               <w:t>EQ17 r54</w:t>
             </w:r>
@@ -802,7 +622,7 @@
         </w:tc>
         <w:tc>
           <w:tcPr>
-            <w:tcW w:type="dxa" w:w="2952"/>
+            <w:tcW w:type="dxa" w:w="2340"/>
             <w:tcBorders>
               <w:top w:val="single" w:sz="4" w:space="0" w:color="BBBBBB"/>
               <w:left w:val="single" w:sz="4" w:space="0" w:color="BBBBBB"/>
@@ -810,25 +630,16 @@
               <w:right w:val="single" w:sz="4" w:space="0" w:color="BBBBBB"/>
             </w:tcBorders>
             <w:shd w:val="clear" w:color="auto" w:fill="F2F6FB"/>
-            <w:vAlign w:val="center"/>
-            <w:tcMar>
-              <w:top w:w="90" w:type="dxa"/>
-              <w:bottom w:w="90" w:type="dxa"/>
-              <w:left w:w="90" w:type="dxa"/>
-              <w:right w:w="90" w:type="dxa"/>
-            </w:tcMar>
           </w:tcPr>
           <w:p>
             <w:pPr>
-              <w:keepNext w:val="0"/>
-              <w:spacing w:before="0" w:after="60" w:line="252" w:lineRule="auto"/>
+              <w:spacing w:before="0" w:after="0" w:line="240" w:lineRule="auto"/>
             </w:pPr>
             <w:r>
               <w:rPr>
                 <w:rFonts w:ascii="Microsoft YaHei" w:hAnsi="Microsoft YaHei" w:eastAsia="Microsoft YaHei" w:cs="Microsoft YaHei"/>
                 <w:b w:val="0"/>
-                <w:color w:val="000000"/>
-                <w:sz w:val="21"/>
+                <w:sz w:val="18"/>
               </w:rPr>
               <w:t>所属里程碑为软硬件开发设计；仅凭设计二字误配概念设计</w:t>
             </w:r>
@@ -836,7 +647,7 @@
         </w:tc>
         <w:tc>
           <w:tcPr>
-            <w:tcW w:type="dxa" w:w="2592"/>
+            <w:tcW w:type="dxa" w:w="2340"/>
             <w:tcBorders>
               <w:top w:val="single" w:sz="4" w:space="0" w:color="BBBBBB"/>
               <w:left w:val="single" w:sz="4" w:space="0" w:color="BBBBBB"/>
@@ -844,25 +655,16 @@
               <w:right w:val="single" w:sz="4" w:space="0" w:color="BBBBBB"/>
             </w:tcBorders>
             <w:shd w:val="clear" w:color="auto" w:fill="F2F6FB"/>
-            <w:vAlign w:val="center"/>
-            <w:tcMar>
-              <w:top w:w="90" w:type="dxa"/>
-              <w:bottom w:w="90" w:type="dxa"/>
-              <w:left w:w="90" w:type="dxa"/>
-              <w:right w:w="90" w:type="dxa"/>
-            </w:tcMar>
           </w:tcPr>
           <w:p>
             <w:pPr>
-              <w:keepNext w:val="0"/>
-              <w:spacing w:before="0" w:after="60" w:line="252" w:lineRule="auto"/>
+              <w:spacing w:before="0" w:after="0" w:line="240" w:lineRule="auto"/>
             </w:pPr>
             <w:r>
               <w:rPr>
                 <w:rFonts w:ascii="Microsoft YaHei" w:hAnsi="Microsoft YaHei" w:eastAsia="Microsoft YaHei" w:cs="Microsoft YaHei"/>
                 <w:b w:val="0"/>
-                <w:color w:val="000000"/>
-                <w:sz w:val="21"/>
+                <w:sz w:val="18"/>
               </w:rPr>
               <w:t>原“通过”被否定；已批 design 保持判错误</w:t>
             </w:r>
@@ -870,7 +672,7 @@
         </w:tc>
         <w:tc>
           <w:tcPr>
-            <w:tcW w:type="dxa" w:w="2808"/>
+            <w:tcW w:type="dxa" w:w="2340"/>
             <w:tcBorders>
               <w:top w:val="single" w:sz="4" w:space="0" w:color="BBBBBB"/>
               <w:left w:val="single" w:sz="4" w:space="0" w:color="BBBBBB"/>
@@ -878,25 +680,16 @@
               <w:right w:val="single" w:sz="4" w:space="0" w:color="BBBBBB"/>
             </w:tcBorders>
             <w:shd w:val="clear" w:color="auto" w:fill="F2F6FB"/>
-            <w:vAlign w:val="center"/>
-            <w:tcMar>
-              <w:top w:w="90" w:type="dxa"/>
-              <w:bottom w:w="90" w:type="dxa"/>
-              <w:left w:w="90" w:type="dxa"/>
-              <w:right w:w="90" w:type="dxa"/>
-            </w:tcMar>
           </w:tcPr>
           <w:p>
             <w:pPr>
-              <w:keepNext w:val="0"/>
-              <w:spacing w:before="0" w:after="60" w:line="252" w:lineRule="auto"/>
+              <w:spacing w:before="0" w:after="0" w:line="240" w:lineRule="auto"/>
             </w:pPr>
             <w:r>
               <w:rPr>
                 <w:rFonts w:ascii="Microsoft YaHei" w:hAnsi="Microsoft YaHei" w:eastAsia="Microsoft YaHei" w:cs="Microsoft YaHei"/>
                 <w:b w:val="0"/>
-                <w:color w:val="000000"/>
-                <w:sz w:val="21"/>
+                <w:sz w:val="18"/>
               </w:rPr>
               <w:t>防误配对照；本信不新增映射到 G2/G3</w:t>
             </w:r>
@@ -912,14 +705,13 @@
     <w:p>
       <w:pPr>
         <w:pStyle w:val="Heading2"/>
-        <w:keepNext/>
         <w:spacing w:before="260" w:after="120"/>
       </w:pPr>
       <w:r>
         <w:rPr>
           <w:rFonts w:ascii="Microsoft YaHei" w:hAnsi="Microsoft YaHei" w:eastAsia="Microsoft YaHei" w:cs="Microsoft YaHei"/>
           <w:b/>
-          <w:color w:val="000000"/>
+          <w:color w:val="1F4E79"/>
           <w:sz w:val="28"/>
         </w:rPr>
         <w:t>贯穿性豁免词表</w:t>
@@ -933,83 +725,72 @@
         <w:rPr>
           <w:rFonts w:ascii="Microsoft YaHei" w:hAnsi="Microsoft YaHei" w:eastAsia="Microsoft YaHei" w:cs="Microsoft YaHei"/>
           <w:b w:val="0"/>
-          <w:color w:val="000000"/>
-          <w:sz w:val="22"/>
+          <w:sz w:val="21"/>
         </w:rPr>
         <w:t>现状：下列 11 项均在当前草表中，结果仍带待确认说明。拟用口径：你确认的词按贯穿性值处理，豁免 C05 的阶段匹配；这项豁免不代表豁免项目风险审查。请逐词勾一个符号；不认可可只勾 ❌，也可在 ✏️ 后写改法。扩展项不冒充真实填报案例。</w:t>
       </w:r>
     </w:p>
     <w:p>
       <w:pPr>
-        <w:keepNext/>
-        <w:spacing w:after="40" w:before="0" w:line="300" w:lineRule="exact"/>
+        <w:spacing w:after="100"/>
       </w:pPr>
       <w:r>
         <w:rPr>
           <w:rFonts w:ascii="Microsoft YaHei" w:hAnsi="Microsoft YaHei" w:eastAsia="Microsoft YaHei" w:cs="Microsoft YaHei"/>
           <w:b w:val="0"/>
-          <w:color w:val="000000"/>
-          <w:sz w:val="22"/>
+          <w:sz w:val="21"/>
         </w:rPr>
         <w:t>🔑 勾选栏怎么读（三个符号的确切含义，请先看这三行再动手）：</w:t>
       </w:r>
     </w:p>
     <w:p>
       <w:pPr>
-        <w:keepNext/>
-        <w:spacing w:after="40" w:before="0" w:line="300" w:lineRule="exact"/>
+        <w:spacing w:after="100"/>
       </w:pPr>
       <w:r>
         <w:rPr>
           <w:rFonts w:ascii="Microsoft YaHei" w:hAnsi="Microsoft YaHei" w:eastAsia="Microsoft YaHei" w:cs="Microsoft YaHei"/>
           <w:b w:val="0"/>
-          <w:color w:val="000000"/>
-          <w:sz w:val="22"/>
+          <w:sz w:val="21"/>
         </w:rPr>
         <w:t>✅ ＝「拟改判定这一格填的结果是对的」—— 引擎以后就该这么判。</w:t>
       </w:r>
     </w:p>
     <w:p>
       <w:pPr>
-        <w:keepNext/>
-        <w:spacing w:after="40" w:before="0" w:line="300" w:lineRule="exact"/>
+        <w:spacing w:after="100"/>
       </w:pPr>
       <w:r>
         <w:rPr>
           <w:rFonts w:ascii="Microsoft YaHei" w:hAnsi="Microsoft YaHei" w:eastAsia="Microsoft YaHei" w:cs="Microsoft YaHei"/>
           <w:b w:val="0"/>
-          <w:color w:val="000000"/>
-          <w:sz w:val="22"/>
+          <w:sz w:val="21"/>
         </w:rPr>
         <w:t>❌ ＝「拟改判定这一格填错了」—— 引擎不该这么判，但你不必写正确答案。</w:t>
       </w:r>
     </w:p>
     <w:p>
       <w:pPr>
-        <w:keepNext/>
-        <w:spacing w:after="40" w:before="0" w:line="300" w:lineRule="exact"/>
+        <w:spacing w:after="100"/>
       </w:pPr>
       <w:r>
         <w:rPr>
           <w:rFonts w:ascii="Microsoft YaHei" w:hAnsi="Microsoft YaHei" w:eastAsia="Microsoft YaHei" w:cs="Microsoft YaHei"/>
           <w:b w:val="0"/>
-          <w:color w:val="000000"/>
-          <w:sz w:val="22"/>
+          <w:sz w:val="21"/>
         </w:rPr>
         <w:t>✏️ ＝「填错了，而且我知道该怎么判」—— 勾它并在后面写一句你认为的正确判法。</w:t>
       </w:r>
     </w:p>
     <w:p>
       <w:pPr>
-        <w:keepNext/>
-        <w:spacing w:after="40" w:before="0" w:line="300" w:lineRule="exact"/>
+        <w:spacing w:after="100"/>
       </w:pPr>
       <w:r>
         <w:rPr>
           <w:rFonts w:ascii="Microsoft YaHei" w:hAnsi="Microsoft YaHei" w:eastAsia="Microsoft YaHei" w:cs="Microsoft YaHei"/>
           <w:b w:val="0"/>
-          <w:color w:val="000000"/>
-          <w:sz w:val="22"/>
+          <w:sz w:val="21"/>
         </w:rPr>
         <w:t>⇒ 三个符号评的都是最右边那列「拟改判定」，不是评「现状判定」。每行只勾一个。</w:t>
       </w:r>
@@ -1018,52 +799,40 @@
       <w:tblPr>
         <w:tblW w:type="auto" w:w="0"/>
         <w:jc w:val="center"/>
-        <w:tblLayout w:type="fixed"/>
+        <w:tblLayout w:type="autofit"/>
         <w:tblLook w:firstColumn="1" w:firstRow="1" w:lastColumn="0" w:lastRow="0" w:noHBand="0" w:noVBand="1" w:val="04A0"/>
       </w:tblPr>
       <w:tblGrid>
-        <w:gridCol w:w="720"/>
-        <w:gridCol w:w="2592"/>
-        <w:gridCol w:w="2592"/>
-        <w:gridCol w:w="1296"/>
-        <w:gridCol w:w="1296"/>
-        <w:gridCol w:w="1728"/>
+        <w:gridCol w:w="1560"/>
+        <w:gridCol w:w="1560"/>
+        <w:gridCol w:w="1560"/>
+        <w:gridCol w:w="1560"/>
+        <w:gridCol w:w="1560"/>
+        <w:gridCol w:w="1560"/>
       </w:tblGrid>
       <w:tr>
-        <w:trPr>
-          <w:tblHeader/>
-          <w:cantSplit/>
-        </w:trPr>
         <w:tc>
           <w:tcPr>
-            <w:tcW w:type="dxa" w:w="720"/>
+            <w:tcW w:type="dxa" w:w="1560"/>
             <w:tcBorders>
               <w:top w:val="single" w:sz="4" w:space="0" w:color="BBBBBB"/>
               <w:left w:val="single" w:sz="4" w:space="0" w:color="BBBBBB"/>
               <w:bottom w:val="single" w:sz="4" w:space="0" w:color="BBBBBB"/>
               <w:right w:val="single" w:sz="4" w:space="0" w:color="BBBBBB"/>
             </w:tcBorders>
-            <w:shd w:val="clear" w:color="auto" w:fill="E8E8E8"/>
-            <w:vAlign w:val="center"/>
-            <w:tcMar>
-              <w:top w:w="90" w:type="dxa"/>
-              <w:bottom w:w="90" w:type="dxa"/>
-              <w:left w:w="90" w:type="dxa"/>
-              <w:right w:w="90" w:type="dxa"/>
-            </w:tcMar>
+            <w:shd w:val="clear" w:color="auto" w:fill="1F4E79"/>
           </w:tcPr>
           <w:p>
             <w:pPr>
-              <w:keepNext/>
-              <w:spacing w:before="0" w:after="60" w:line="252" w:lineRule="auto"/>
+              <w:spacing w:before="0" w:after="0" w:line="240" w:lineRule="auto"/>
               <w:jc w:val="center"/>
             </w:pPr>
             <w:r>
               <w:rPr>
                 <w:rFonts w:ascii="Microsoft YaHei" w:hAnsi="Microsoft YaHei" w:eastAsia="Microsoft YaHei" w:cs="Microsoft YaHei"/>
                 <w:b/>
-                <w:color w:val="000000"/>
-                <w:sz w:val="21"/>
+                <w:color w:val="FFFFFF"/>
+                <w:sz w:val="19"/>
               </w:rPr>
               <w:t>条目</w:t>
             </w:r>
@@ -1071,34 +840,26 @@
         </w:tc>
         <w:tc>
           <w:tcPr>
-            <w:tcW w:type="dxa" w:w="2592"/>
+            <w:tcW w:type="dxa" w:w="1560"/>
             <w:tcBorders>
               <w:top w:val="single" w:sz="4" w:space="0" w:color="BBBBBB"/>
               <w:left w:val="single" w:sz="4" w:space="0" w:color="BBBBBB"/>
               <w:bottom w:val="single" w:sz="4" w:space="0" w:color="BBBBBB"/>
               <w:right w:val="single" w:sz="4" w:space="0" w:color="BBBBBB"/>
             </w:tcBorders>
-            <w:shd w:val="clear" w:color="auto" w:fill="E8E8E8"/>
-            <w:vAlign w:val="center"/>
-            <w:tcMar>
-              <w:top w:w="90" w:type="dxa"/>
-              <w:bottom w:w="90" w:type="dxa"/>
-              <w:left w:w="90" w:type="dxa"/>
-              <w:right w:w="90" w:type="dxa"/>
-            </w:tcMar>
+            <w:shd w:val="clear" w:color="auto" w:fill="1F4E79"/>
           </w:tcPr>
           <w:p>
             <w:pPr>
-              <w:keepNext/>
-              <w:spacing w:before="0" w:after="60" w:line="252" w:lineRule="auto"/>
+              <w:spacing w:before="0" w:after="0" w:line="240" w:lineRule="auto"/>
               <w:jc w:val="center"/>
             </w:pPr>
             <w:r>
               <w:rPr>
                 <w:rFonts w:ascii="Microsoft YaHei" w:hAnsi="Microsoft YaHei" w:eastAsia="Microsoft YaHei" w:cs="Microsoft YaHei"/>
                 <w:b/>
-                <w:color w:val="000000"/>
-                <w:sz w:val="21"/>
+                <w:color w:val="FFFFFF"/>
+                <w:sz w:val="19"/>
               </w:rPr>
               <w:t>来源依据</w:t>
             </w:r>
@@ -1106,34 +867,26 @@
         </w:tc>
         <w:tc>
           <w:tcPr>
-            <w:tcW w:type="dxa" w:w="2592"/>
+            <w:tcW w:type="dxa" w:w="1560"/>
             <w:tcBorders>
               <w:top w:val="single" w:sz="4" w:space="0" w:color="BBBBBB"/>
               <w:left w:val="single" w:sz="4" w:space="0" w:color="BBBBBB"/>
               <w:bottom w:val="single" w:sz="4" w:space="0" w:color="BBBBBB"/>
               <w:right w:val="single" w:sz="4" w:space="0" w:color="BBBBBB"/>
             </w:tcBorders>
-            <w:shd w:val="clear" w:color="auto" w:fill="E8E8E8"/>
-            <w:vAlign w:val="center"/>
-            <w:tcMar>
-              <w:top w:w="90" w:type="dxa"/>
-              <w:bottom w:w="90" w:type="dxa"/>
-              <w:left w:w="90" w:type="dxa"/>
-              <w:right w:w="90" w:type="dxa"/>
-            </w:tcMar>
+            <w:shd w:val="clear" w:color="auto" w:fill="1F4E79"/>
           </w:tcPr>
           <w:p>
             <w:pPr>
-              <w:keepNext/>
-              <w:spacing w:before="0" w:after="60" w:line="252" w:lineRule="auto"/>
+              <w:spacing w:before="0" w:after="0" w:line="240" w:lineRule="auto"/>
               <w:jc w:val="center"/>
             </w:pPr>
             <w:r>
               <w:rPr>
                 <w:rFonts w:ascii="Microsoft YaHei" w:hAnsi="Microsoft YaHei" w:eastAsia="Microsoft YaHei" w:cs="Microsoft YaHei"/>
                 <w:b/>
-                <w:color w:val="000000"/>
-                <w:sz w:val="21"/>
+                <w:color w:val="FFFFFF"/>
+                <w:sz w:val="19"/>
               </w:rPr>
               <w:t>拟改判定</w:t>
             </w:r>
@@ -1141,34 +894,26 @@
         </w:tc>
         <w:tc>
           <w:tcPr>
-            <w:tcW w:type="dxa" w:w="1296"/>
+            <w:tcW w:type="dxa" w:w="1560"/>
             <w:tcBorders>
               <w:top w:val="single" w:sz="4" w:space="0" w:color="BBBBBB"/>
               <w:left w:val="single" w:sz="4" w:space="0" w:color="BBBBBB"/>
               <w:bottom w:val="single" w:sz="4" w:space="0" w:color="BBBBBB"/>
               <w:right w:val="single" w:sz="4" w:space="0" w:color="BBBBBB"/>
             </w:tcBorders>
-            <w:shd w:val="clear" w:color="auto" w:fill="E8E8E8"/>
-            <w:vAlign w:val="center"/>
-            <w:tcMar>
-              <w:top w:w="90" w:type="dxa"/>
-              <w:bottom w:w="90" w:type="dxa"/>
-              <w:left w:w="90" w:type="dxa"/>
-              <w:right w:w="90" w:type="dxa"/>
-            </w:tcMar>
+            <w:shd w:val="clear" w:color="auto" w:fill="1F4E79"/>
           </w:tcPr>
           <w:p>
             <w:pPr>
-              <w:keepNext/>
-              <w:spacing w:before="0" w:after="60" w:line="252" w:lineRule="auto"/>
+              <w:spacing w:before="0" w:after="0" w:line="240" w:lineRule="auto"/>
               <w:jc w:val="center"/>
             </w:pPr>
             <w:r>
               <w:rPr>
                 <w:rFonts w:ascii="Microsoft YaHei" w:hAnsi="Microsoft YaHei" w:eastAsia="Microsoft YaHei" w:cs="Microsoft YaHei"/>
                 <w:b/>
-                <w:color w:val="000000"/>
-                <w:sz w:val="21"/>
+                <w:color w:val="FFFFFF"/>
+                <w:sz w:val="19"/>
               </w:rPr>
               <w:t>✅ 这样判对</w:t>
             </w:r>
@@ -1176,34 +921,26 @@
         </w:tc>
         <w:tc>
           <w:tcPr>
-            <w:tcW w:type="dxa" w:w="1296"/>
+            <w:tcW w:type="dxa" w:w="1560"/>
             <w:tcBorders>
               <w:top w:val="single" w:sz="4" w:space="0" w:color="BBBBBB"/>
               <w:left w:val="single" w:sz="4" w:space="0" w:color="BBBBBB"/>
               <w:bottom w:val="single" w:sz="4" w:space="0" w:color="BBBBBB"/>
               <w:right w:val="single" w:sz="4" w:space="0" w:color="BBBBBB"/>
             </w:tcBorders>
-            <w:shd w:val="clear" w:color="auto" w:fill="E8E8E8"/>
-            <w:vAlign w:val="center"/>
-            <w:tcMar>
-              <w:top w:w="90" w:type="dxa"/>
-              <w:bottom w:w="90" w:type="dxa"/>
-              <w:left w:w="90" w:type="dxa"/>
-              <w:right w:w="90" w:type="dxa"/>
-            </w:tcMar>
+            <w:shd w:val="clear" w:color="auto" w:fill="1F4E79"/>
           </w:tcPr>
           <w:p>
             <w:pPr>
-              <w:keepNext/>
-              <w:spacing w:before="0" w:after="60" w:line="252" w:lineRule="auto"/>
+              <w:spacing w:before="0" w:after="0" w:line="240" w:lineRule="auto"/>
               <w:jc w:val="center"/>
             </w:pPr>
             <w:r>
               <w:rPr>
                 <w:rFonts w:ascii="Microsoft YaHei" w:hAnsi="Microsoft YaHei" w:eastAsia="Microsoft YaHei" w:cs="Microsoft YaHei"/>
                 <w:b/>
-                <w:color w:val="000000"/>
-                <w:sz w:val="21"/>
+                <w:color w:val="FFFFFF"/>
+                <w:sz w:val="19"/>
               </w:rPr>
               <w:t>❌ 这样判不对</w:t>
             </w:r>
@@ -1211,34 +948,26 @@
         </w:tc>
         <w:tc>
           <w:tcPr>
-            <w:tcW w:type="dxa" w:w="1728"/>
+            <w:tcW w:type="dxa" w:w="1560"/>
             <w:tcBorders>
               <w:top w:val="single" w:sz="4" w:space="0" w:color="BBBBBB"/>
               <w:left w:val="single" w:sz="4" w:space="0" w:color="BBBBBB"/>
               <w:bottom w:val="single" w:sz="4" w:space="0" w:color="BBBBBB"/>
               <w:right w:val="single" w:sz="4" w:space="0" w:color="BBBBBB"/>
             </w:tcBorders>
-            <w:shd w:val="clear" w:color="auto" w:fill="E8E8E8"/>
-            <w:vAlign w:val="center"/>
-            <w:tcMar>
-              <w:top w:w="90" w:type="dxa"/>
-              <w:bottom w:w="90" w:type="dxa"/>
-              <w:left w:w="90" w:type="dxa"/>
-              <w:right w:w="90" w:type="dxa"/>
-            </w:tcMar>
+            <w:shd w:val="clear" w:color="auto" w:fill="1F4E79"/>
           </w:tcPr>
           <w:p>
             <w:pPr>
-              <w:keepNext/>
-              <w:spacing w:before="0" w:after="60" w:line="252" w:lineRule="auto"/>
+              <w:spacing w:before="0" w:after="0" w:line="240" w:lineRule="auto"/>
               <w:jc w:val="center"/>
             </w:pPr>
             <w:r>
               <w:rPr>
                 <w:rFonts w:ascii="Microsoft YaHei" w:hAnsi="Microsoft YaHei" w:eastAsia="Microsoft YaHei" w:cs="Microsoft YaHei"/>
                 <w:b/>
-                <w:color w:val="000000"/>
-                <w:sz w:val="21"/>
+                <w:color w:val="FFFFFF"/>
+                <w:sz w:val="19"/>
               </w:rPr>
               <w:t>✏️ 应改判为</w:t>
             </w:r>
@@ -1246,37 +975,25 @@
         </w:tc>
       </w:tr>
       <w:tr>
-        <w:trPr>
-          <w:cantSplit/>
-        </w:trPr>
         <w:tc>
           <w:tcPr>
-            <w:tcW w:type="dxa" w:w="720"/>
+            <w:tcW w:type="dxa" w:w="1560"/>
             <w:tcBorders>
               <w:top w:val="single" w:sz="4" w:space="0" w:color="BBBBBB"/>
               <w:left w:val="single" w:sz="4" w:space="0" w:color="BBBBBB"/>
               <w:bottom w:val="single" w:sz="4" w:space="0" w:color="BBBBBB"/>
               <w:right w:val="single" w:sz="4" w:space="0" w:color="BBBBBB"/>
             </w:tcBorders>
-            <w:vAlign w:val="center"/>
-            <w:tcMar>
-              <w:top w:w="90" w:type="dxa"/>
-              <w:bottom w:w="90" w:type="dxa"/>
-              <w:left w:w="90" w:type="dxa"/>
-              <w:right w:w="90" w:type="dxa"/>
-            </w:tcMar>
           </w:tcPr>
           <w:p>
             <w:pPr>
-              <w:keepNext w:val="0"/>
-              <w:spacing w:before="0" w:after="60" w:line="252" w:lineRule="auto"/>
+              <w:spacing w:before="0" w:after="0" w:line="240" w:lineRule="auto"/>
             </w:pPr>
             <w:r>
               <w:rPr>
                 <w:rFonts w:ascii="Microsoft YaHei" w:hAnsi="Microsoft YaHei" w:eastAsia="Microsoft YaHei" w:cs="Microsoft YaHei"/>
                 <w:b w:val="0"/>
-                <w:color w:val="000000"/>
-                <w:sz w:val="21"/>
+                <w:sz w:val="18"/>
               </w:rPr>
               <w:t>E01</w:t>
             </w:r>
@@ -1284,32 +1001,23 @@
         </w:tc>
         <w:tc>
           <w:tcPr>
-            <w:tcW w:type="dxa" w:w="2592"/>
+            <w:tcW w:type="dxa" w:w="1560"/>
             <w:tcBorders>
               <w:top w:val="single" w:sz="4" w:space="0" w:color="BBBBBB"/>
               <w:left w:val="single" w:sz="4" w:space="0" w:color="BBBBBB"/>
               <w:bottom w:val="single" w:sz="4" w:space="0" w:color="BBBBBB"/>
               <w:right w:val="single" w:sz="4" w:space="0" w:color="BBBBBB"/>
             </w:tcBorders>
-            <w:vAlign w:val="center"/>
-            <w:tcMar>
-              <w:top w:w="90" w:type="dxa"/>
-              <w:bottom w:w="90" w:type="dxa"/>
-              <w:left w:w="90" w:type="dxa"/>
-              <w:right w:w="90" w:type="dxa"/>
-            </w:tcMar>
           </w:tcPr>
           <w:p>
             <w:pPr>
-              <w:keepNext w:val="0"/>
-              <w:spacing w:before="0" w:after="60" w:line="252" w:lineRule="auto"/>
+              <w:spacing w:before="0" w:after="0" w:line="240" w:lineRule="auto"/>
             </w:pPr>
             <w:r>
               <w:rPr>
                 <w:rFonts w:ascii="Microsoft YaHei" w:hAnsi="Microsoft YaHei" w:eastAsia="Microsoft YaHei" w:cs="Microsoft YaHei"/>
                 <w:b w:val="0"/>
-                <w:color w:val="000000"/>
-                <w:sz w:val="21"/>
+                <w:sz w:val="18"/>
               </w:rPr>
               <w:t>EQ17 r55及原回件举例</w:t>
             </w:r>
@@ -1317,32 +1025,23 @@
         </w:tc>
         <w:tc>
           <w:tcPr>
-            <w:tcW w:type="dxa" w:w="2592"/>
+            <w:tcW w:type="dxa" w:w="1560"/>
             <w:tcBorders>
               <w:top w:val="single" w:sz="4" w:space="0" w:color="BBBBBB"/>
               <w:left w:val="single" w:sz="4" w:space="0" w:color="BBBBBB"/>
               <w:bottom w:val="single" w:sz="4" w:space="0" w:color="BBBBBB"/>
               <w:right w:val="single" w:sz="4" w:space="0" w:color="BBBBBB"/>
             </w:tcBorders>
-            <w:vAlign w:val="center"/>
-            <w:tcMar>
-              <w:top w:w="90" w:type="dxa"/>
-              <w:bottom w:w="90" w:type="dxa"/>
-              <w:left w:w="90" w:type="dxa"/>
-              <w:right w:w="90" w:type="dxa"/>
-            </w:tcMar>
           </w:tcPr>
           <w:p>
             <w:pPr>
-              <w:keepNext w:val="0"/>
-              <w:spacing w:before="0" w:after="60" w:line="252" w:lineRule="auto"/>
+              <w:spacing w:before="0" w:after="0" w:line="240" w:lineRule="auto"/>
             </w:pPr>
             <w:r>
               <w:rPr>
                 <w:rFonts w:ascii="Microsoft YaHei" w:hAnsi="Microsoft YaHei" w:eastAsia="Microsoft YaHei" w:cs="Microsoft YaHei"/>
                 <w:b w:val="0"/>
-                <w:color w:val="000000"/>
-                <w:sz w:val="21"/>
+                <w:sz w:val="18"/>
               </w:rPr>
               <w:t>全项目周期：豁免阶段匹配</w:t>
             </w:r>
@@ -1350,25 +1049,17 @@
         </w:tc>
         <w:tc>
           <w:tcPr>
-            <w:tcW w:type="dxa" w:w="1296"/>
+            <w:tcW w:type="dxa" w:w="1560"/>
             <w:tcBorders>
               <w:top w:val="single" w:sz="4" w:space="0" w:color="BBBBBB"/>
               <w:left w:val="single" w:sz="4" w:space="0" w:color="BBBBBB"/>
               <w:bottom w:val="single" w:sz="4" w:space="0" w:color="BBBBBB"/>
               <w:right w:val="single" w:sz="4" w:space="0" w:color="BBBBBB"/>
             </w:tcBorders>
-            <w:vAlign w:val="center"/>
-            <w:tcMar>
-              <w:top w:w="90" w:type="dxa"/>
-              <w:bottom w:w="90" w:type="dxa"/>
-              <w:left w:w="90" w:type="dxa"/>
-              <w:right w:w="90" w:type="dxa"/>
-            </w:tcMar>
           </w:tcPr>
           <w:p>
             <w:pPr>
-              <w:keepNext w:val="0"/>
-              <w:spacing w:before="0" w:after="60" w:line="252" w:lineRule="auto"/>
+              <w:spacing w:before="0" w:after="0" w:line="240" w:lineRule="auto"/>
             </w:pPr>
             <w:sdt>
               <w:sdtPr>
@@ -1398,25 +1089,17 @@
         </w:tc>
         <w:tc>
           <w:tcPr>
-            <w:tcW w:type="dxa" w:w="1296"/>
+            <w:tcW w:type="dxa" w:w="1560"/>
             <w:tcBorders>
               <w:top w:val="single" w:sz="4" w:space="0" w:color="BBBBBB"/>
               <w:left w:val="single" w:sz="4" w:space="0" w:color="BBBBBB"/>
               <w:bottom w:val="single" w:sz="4" w:space="0" w:color="BBBBBB"/>
               <w:right w:val="single" w:sz="4" w:space="0" w:color="BBBBBB"/>
             </w:tcBorders>
-            <w:vAlign w:val="center"/>
-            <w:tcMar>
-              <w:top w:w="90" w:type="dxa"/>
-              <w:bottom w:w="90" w:type="dxa"/>
-              <w:left w:w="90" w:type="dxa"/>
-              <w:right w:w="90" w:type="dxa"/>
-            </w:tcMar>
           </w:tcPr>
           <w:p>
             <w:pPr>
-              <w:keepNext w:val="0"/>
-              <w:spacing w:before="0" w:after="60" w:line="252" w:lineRule="auto"/>
+              <w:spacing w:before="0" w:after="0" w:line="240" w:lineRule="auto"/>
             </w:pPr>
             <w:sdt>
               <w:sdtPr>
@@ -1446,25 +1129,17 @@
         </w:tc>
         <w:tc>
           <w:tcPr>
-            <w:tcW w:type="dxa" w:w="1728"/>
+            <w:tcW w:type="dxa" w:w="1560"/>
             <w:tcBorders>
               <w:top w:val="single" w:sz="4" w:space="0" w:color="BBBBBB"/>
               <w:left w:val="single" w:sz="4" w:space="0" w:color="BBBBBB"/>
               <w:bottom w:val="single" w:sz="4" w:space="0" w:color="BBBBBB"/>
               <w:right w:val="single" w:sz="4" w:space="0" w:color="BBBBBB"/>
             </w:tcBorders>
-            <w:vAlign w:val="center"/>
-            <w:tcMar>
-              <w:top w:w="90" w:type="dxa"/>
-              <w:bottom w:w="90" w:type="dxa"/>
-              <w:left w:w="90" w:type="dxa"/>
-              <w:right w:w="90" w:type="dxa"/>
-            </w:tcMar>
           </w:tcPr>
           <w:p>
             <w:pPr>
-              <w:keepNext w:val="0"/>
-              <w:spacing w:before="0" w:after="60" w:line="252" w:lineRule="auto"/>
+              <w:spacing w:before="0" w:after="0" w:line="240" w:lineRule="auto"/>
             </w:pPr>
             <w:sdt>
               <w:sdtPr>
@@ -1494,8 +1169,7 @@
               <w:rPr>
                 <w:rFonts w:ascii="Microsoft YaHei" w:hAnsi="Microsoft YaHei" w:eastAsia="Microsoft YaHei" w:cs="Microsoft YaHei"/>
                 <w:b w:val="0"/>
-                <w:color w:val="000000"/>
-                <w:sz w:val="21"/>
+                <w:sz w:val="18"/>
               </w:rPr>
               <w:t xml:space="preserve"> ______</w:t>
             </w:r>
@@ -1503,12 +1177,9 @@
         </w:tc>
       </w:tr>
       <w:tr>
-        <w:trPr>
-          <w:cantSplit/>
-        </w:trPr>
         <w:tc>
           <w:tcPr>
-            <w:tcW w:type="dxa" w:w="720"/>
+            <w:tcW w:type="dxa" w:w="1560"/>
             <w:tcBorders>
               <w:top w:val="single" w:sz="4" w:space="0" w:color="BBBBBB"/>
               <w:left w:val="single" w:sz="4" w:space="0" w:color="BBBBBB"/>
@@ -1516,25 +1187,16 @@
               <w:right w:val="single" w:sz="4" w:space="0" w:color="BBBBBB"/>
             </w:tcBorders>
             <w:shd w:val="clear" w:color="auto" w:fill="F2F6FB"/>
-            <w:vAlign w:val="center"/>
-            <w:tcMar>
-              <w:top w:w="90" w:type="dxa"/>
-              <w:bottom w:w="90" w:type="dxa"/>
-              <w:left w:w="90" w:type="dxa"/>
-              <w:right w:w="90" w:type="dxa"/>
-            </w:tcMar>
           </w:tcPr>
           <w:p>
             <w:pPr>
-              <w:keepNext w:val="0"/>
-              <w:spacing w:before="0" w:after="60" w:line="252" w:lineRule="auto"/>
+              <w:spacing w:before="0" w:after="0" w:line="240" w:lineRule="auto"/>
             </w:pPr>
             <w:r>
               <w:rPr>
                 <w:rFonts w:ascii="Microsoft YaHei" w:hAnsi="Microsoft YaHei" w:eastAsia="Microsoft YaHei" w:cs="Microsoft YaHei"/>
                 <w:b w:val="0"/>
-                <w:color w:val="000000"/>
-                <w:sz w:val="21"/>
+                <w:sz w:val="18"/>
               </w:rPr>
               <w:t>E02</w:t>
             </w:r>
@@ -1542,7 +1204,7 @@
         </w:tc>
         <w:tc>
           <w:tcPr>
-            <w:tcW w:type="dxa" w:w="2592"/>
+            <w:tcW w:type="dxa" w:w="1560"/>
             <w:tcBorders>
               <w:top w:val="single" w:sz="4" w:space="0" w:color="BBBBBB"/>
               <w:left w:val="single" w:sz="4" w:space="0" w:color="BBBBBB"/>
@@ -1550,25 +1212,16 @@
               <w:right w:val="single" w:sz="4" w:space="0" w:color="BBBBBB"/>
             </w:tcBorders>
             <w:shd w:val="clear" w:color="auto" w:fill="F2F6FB"/>
-            <w:vAlign w:val="center"/>
-            <w:tcMar>
-              <w:top w:w="90" w:type="dxa"/>
-              <w:bottom w:w="90" w:type="dxa"/>
-              <w:left w:w="90" w:type="dxa"/>
-              <w:right w:w="90" w:type="dxa"/>
-            </w:tcMar>
           </w:tcPr>
           <w:p>
             <w:pPr>
-              <w:keepNext w:val="0"/>
-              <w:spacing w:before="0" w:after="60" w:line="252" w:lineRule="auto"/>
+              <w:spacing w:before="0" w:after="0" w:line="240" w:lineRule="auto"/>
             </w:pPr>
             <w:r>
               <w:rPr>
                 <w:rFonts w:ascii="Microsoft YaHei" w:hAnsi="Microsoft YaHei" w:eastAsia="Microsoft YaHei" w:cs="Microsoft YaHei"/>
                 <w:b w:val="0"/>
-                <w:color w:val="000000"/>
-                <w:sz w:val="21"/>
+                <w:sz w:val="18"/>
               </w:rPr>
               <w:t>由贯穿性类扩展；无真实填报例</w:t>
             </w:r>
@@ -1576,7 +1229,7 @@
         </w:tc>
         <w:tc>
           <w:tcPr>
-            <w:tcW w:type="dxa" w:w="2592"/>
+            <w:tcW w:type="dxa" w:w="1560"/>
             <w:tcBorders>
               <w:top w:val="single" w:sz="4" w:space="0" w:color="BBBBBB"/>
               <w:left w:val="single" w:sz="4" w:space="0" w:color="BBBBBB"/>
@@ -1584,25 +1237,16 @@
               <w:right w:val="single" w:sz="4" w:space="0" w:color="BBBBBB"/>
             </w:tcBorders>
             <w:shd w:val="clear" w:color="auto" w:fill="F2F6FB"/>
-            <w:vAlign w:val="center"/>
-            <w:tcMar>
-              <w:top w:w="90" w:type="dxa"/>
-              <w:bottom w:w="90" w:type="dxa"/>
-              <w:left w:w="90" w:type="dxa"/>
-              <w:right w:w="90" w:type="dxa"/>
-            </w:tcMar>
           </w:tcPr>
           <w:p>
             <w:pPr>
-              <w:keepNext w:val="0"/>
-              <w:spacing w:before="0" w:after="60" w:line="252" w:lineRule="auto"/>
+              <w:spacing w:before="0" w:after="0" w:line="240" w:lineRule="auto"/>
             </w:pPr>
             <w:r>
               <w:rPr>
                 <w:rFonts w:ascii="Microsoft YaHei" w:hAnsi="Microsoft YaHei" w:eastAsia="Microsoft YaHei" w:cs="Microsoft YaHei"/>
                 <w:b w:val="0"/>
-                <w:color w:val="000000"/>
-                <w:sz w:val="21"/>
+                <w:sz w:val="18"/>
               </w:rPr>
               <w:t>项目全周期：豁免阶段匹配</w:t>
             </w:r>
@@ -1610,7 +1254,7 @@
         </w:tc>
         <w:tc>
           <w:tcPr>
-            <w:tcW w:type="dxa" w:w="1296"/>
+            <w:tcW w:type="dxa" w:w="1560"/>
             <w:tcBorders>
               <w:top w:val="single" w:sz="4" w:space="0" w:color="BBBBBB"/>
               <w:left w:val="single" w:sz="4" w:space="0" w:color="BBBBBB"/>
@@ -1618,18 +1262,10 @@
               <w:right w:val="single" w:sz="4" w:space="0" w:color="BBBBBB"/>
             </w:tcBorders>
             <w:shd w:val="clear" w:color="auto" w:fill="F2F6FB"/>
-            <w:vAlign w:val="center"/>
-            <w:tcMar>
-              <w:top w:w="90" w:type="dxa"/>
-              <w:bottom w:w="90" w:type="dxa"/>
-              <w:left w:w="90" w:type="dxa"/>
-              <w:right w:w="90" w:type="dxa"/>
-            </w:tcMar>
           </w:tcPr>
           <w:p>
             <w:pPr>
-              <w:keepNext w:val="0"/>
-              <w:spacing w:before="0" w:after="60" w:line="252" w:lineRule="auto"/>
+              <w:spacing w:before="0" w:after="0" w:line="240" w:lineRule="auto"/>
             </w:pPr>
             <w:sdt>
               <w:sdtPr>
@@ -1659,7 +1295,7 @@
         </w:tc>
         <w:tc>
           <w:tcPr>
-            <w:tcW w:type="dxa" w:w="1296"/>
+            <w:tcW w:type="dxa" w:w="1560"/>
             <w:tcBorders>
               <w:top w:val="single" w:sz="4" w:space="0" w:color="BBBBBB"/>
               <w:left w:val="single" w:sz="4" w:space="0" w:color="BBBBBB"/>
@@ -1667,18 +1303,10 @@
               <w:right w:val="single" w:sz="4" w:space="0" w:color="BBBBBB"/>
             </w:tcBorders>
             <w:shd w:val="clear" w:color="auto" w:fill="F2F6FB"/>
-            <w:vAlign w:val="center"/>
-            <w:tcMar>
-              <w:top w:w="90" w:type="dxa"/>
-              <w:bottom w:w="90" w:type="dxa"/>
-              <w:left w:w="90" w:type="dxa"/>
-              <w:right w:w="90" w:type="dxa"/>
-            </w:tcMar>
           </w:tcPr>
           <w:p>
             <w:pPr>
-              <w:keepNext w:val="0"/>
-              <w:spacing w:before="0" w:after="60" w:line="252" w:lineRule="auto"/>
+              <w:spacing w:before="0" w:after="0" w:line="240" w:lineRule="auto"/>
             </w:pPr>
             <w:sdt>
               <w:sdtPr>
@@ -1708,7 +1336,7 @@
         </w:tc>
         <w:tc>
           <w:tcPr>
-            <w:tcW w:type="dxa" w:w="1728"/>
+            <w:tcW w:type="dxa" w:w="1560"/>
             <w:tcBorders>
               <w:top w:val="single" w:sz="4" w:space="0" w:color="BBBBBB"/>
               <w:left w:val="single" w:sz="4" w:space="0" w:color="BBBBBB"/>
@@ -1716,18 +1344,10 @@
               <w:right w:val="single" w:sz="4" w:space="0" w:color="BBBBBB"/>
             </w:tcBorders>
             <w:shd w:val="clear" w:color="auto" w:fill="F2F6FB"/>
-            <w:vAlign w:val="center"/>
-            <w:tcMar>
-              <w:top w:w="90" w:type="dxa"/>
-              <w:bottom w:w="90" w:type="dxa"/>
-              <w:left w:w="90" w:type="dxa"/>
-              <w:right w:w="90" w:type="dxa"/>
-            </w:tcMar>
           </w:tcPr>
           <w:p>
             <w:pPr>
-              <w:keepNext w:val="0"/>
-              <w:spacing w:before="0" w:after="60" w:line="252" w:lineRule="auto"/>
+              <w:spacing w:before="0" w:after="0" w:line="240" w:lineRule="auto"/>
             </w:pPr>
             <w:sdt>
               <w:sdtPr>
@@ -1757,8 +1377,7 @@
               <w:rPr>
                 <w:rFonts w:ascii="Microsoft YaHei" w:hAnsi="Microsoft YaHei" w:eastAsia="Microsoft YaHei" w:cs="Microsoft YaHei"/>
                 <w:b w:val="0"/>
-                <w:color w:val="000000"/>
-                <w:sz w:val="21"/>
+                <w:sz w:val="18"/>
               </w:rPr>
               <w:t xml:space="preserve"> ______</w:t>
             </w:r>
@@ -1766,37 +1385,25 @@
         </w:tc>
       </w:tr>
       <w:tr>
-        <w:trPr>
-          <w:cantSplit/>
-        </w:trPr>
         <w:tc>
           <w:tcPr>
-            <w:tcW w:type="dxa" w:w="720"/>
+            <w:tcW w:type="dxa" w:w="1560"/>
             <w:tcBorders>
               <w:top w:val="single" w:sz="4" w:space="0" w:color="BBBBBB"/>
               <w:left w:val="single" w:sz="4" w:space="0" w:color="BBBBBB"/>
               <w:bottom w:val="single" w:sz="4" w:space="0" w:color="BBBBBB"/>
               <w:right w:val="single" w:sz="4" w:space="0" w:color="BBBBBB"/>
             </w:tcBorders>
-            <w:vAlign w:val="center"/>
-            <w:tcMar>
-              <w:top w:w="90" w:type="dxa"/>
-              <w:bottom w:w="90" w:type="dxa"/>
-              <w:left w:w="90" w:type="dxa"/>
-              <w:right w:w="90" w:type="dxa"/>
-            </w:tcMar>
           </w:tcPr>
           <w:p>
             <w:pPr>
-              <w:keepNext w:val="0"/>
-              <w:spacing w:before="0" w:after="60" w:line="252" w:lineRule="auto"/>
+              <w:spacing w:before="0" w:after="0" w:line="240" w:lineRule="auto"/>
             </w:pPr>
             <w:r>
               <w:rPr>
                 <w:rFonts w:ascii="Microsoft YaHei" w:hAnsi="Microsoft YaHei" w:eastAsia="Microsoft YaHei" w:cs="Microsoft YaHei"/>
                 <w:b w:val="0"/>
-                <w:color w:val="000000"/>
-                <w:sz w:val="21"/>
+                <w:sz w:val="18"/>
               </w:rPr>
               <w:t>E03</w:t>
             </w:r>
@@ -1804,32 +1411,23 @@
         </w:tc>
         <w:tc>
           <w:tcPr>
-            <w:tcW w:type="dxa" w:w="2592"/>
+            <w:tcW w:type="dxa" w:w="1560"/>
             <w:tcBorders>
               <w:top w:val="single" w:sz="4" w:space="0" w:color="BBBBBB"/>
               <w:left w:val="single" w:sz="4" w:space="0" w:color="BBBBBB"/>
               <w:bottom w:val="single" w:sz="4" w:space="0" w:color="BBBBBB"/>
               <w:right w:val="single" w:sz="4" w:space="0" w:color="BBBBBB"/>
             </w:tcBorders>
-            <w:vAlign w:val="center"/>
-            <w:tcMar>
-              <w:top w:w="90" w:type="dxa"/>
-              <w:bottom w:w="90" w:type="dxa"/>
-              <w:left w:w="90" w:type="dxa"/>
-              <w:right w:w="90" w:type="dxa"/>
-            </w:tcMar>
           </w:tcPr>
           <w:p>
             <w:pPr>
-              <w:keepNext w:val="0"/>
-              <w:spacing w:before="0" w:after="60" w:line="252" w:lineRule="auto"/>
+              <w:spacing w:before="0" w:after="0" w:line="240" w:lineRule="auto"/>
             </w:pPr>
             <w:r>
               <w:rPr>
                 <w:rFonts w:ascii="Microsoft YaHei" w:hAnsi="Microsoft YaHei" w:eastAsia="Microsoft YaHei" w:cs="Microsoft YaHei"/>
                 <w:b w:val="0"/>
-                <w:color w:val="000000"/>
-                <w:sz w:val="21"/>
+                <w:sz w:val="18"/>
               </w:rPr>
               <w:t>由贯穿性类扩展；无真实填报例</w:t>
             </w:r>
@@ -1837,32 +1435,23 @@
         </w:tc>
         <w:tc>
           <w:tcPr>
-            <w:tcW w:type="dxa" w:w="2592"/>
+            <w:tcW w:type="dxa" w:w="1560"/>
             <w:tcBorders>
               <w:top w:val="single" w:sz="4" w:space="0" w:color="BBBBBB"/>
               <w:left w:val="single" w:sz="4" w:space="0" w:color="BBBBBB"/>
               <w:bottom w:val="single" w:sz="4" w:space="0" w:color="BBBBBB"/>
               <w:right w:val="single" w:sz="4" w:space="0" w:color="BBBBBB"/>
             </w:tcBorders>
-            <w:vAlign w:val="center"/>
-            <w:tcMar>
-              <w:top w:w="90" w:type="dxa"/>
-              <w:bottom w:w="90" w:type="dxa"/>
-              <w:left w:w="90" w:type="dxa"/>
-              <w:right w:w="90" w:type="dxa"/>
-            </w:tcMar>
           </w:tcPr>
           <w:p>
             <w:pPr>
-              <w:keepNext w:val="0"/>
-              <w:spacing w:before="0" w:after="60" w:line="252" w:lineRule="auto"/>
+              <w:spacing w:before="0" w:after="0" w:line="240" w:lineRule="auto"/>
             </w:pPr>
             <w:r>
               <w:rPr>
                 <w:rFonts w:ascii="Microsoft YaHei" w:hAnsi="Microsoft YaHei" w:eastAsia="Microsoft YaHei" w:cs="Microsoft YaHei"/>
                 <w:b w:val="0"/>
-                <w:color w:val="000000"/>
-                <w:sz w:val="21"/>
+                <w:sz w:val="18"/>
               </w:rPr>
               <w:t>全周期：豁免阶段匹配</w:t>
             </w:r>
@@ -1870,25 +1459,17 @@
         </w:tc>
         <w:tc>
           <w:tcPr>
-            <w:tcW w:type="dxa" w:w="1296"/>
+            <w:tcW w:type="dxa" w:w="1560"/>
             <w:tcBorders>
               <w:top w:val="single" w:sz="4" w:space="0" w:color="BBBBBB"/>
               <w:left w:val="single" w:sz="4" w:space="0" w:color="BBBBBB"/>
               <w:bottom w:val="single" w:sz="4" w:space="0" w:color="BBBBBB"/>
               <w:right w:val="single" w:sz="4" w:space="0" w:color="BBBBBB"/>
             </w:tcBorders>
-            <w:vAlign w:val="center"/>
-            <w:tcMar>
-              <w:top w:w="90" w:type="dxa"/>
-              <w:bottom w:w="90" w:type="dxa"/>
-              <w:left w:w="90" w:type="dxa"/>
-              <w:right w:w="90" w:type="dxa"/>
-            </w:tcMar>
           </w:tcPr>
           <w:p>
             <w:pPr>
-              <w:keepNext w:val="0"/>
-              <w:spacing w:before="0" w:after="60" w:line="252" w:lineRule="auto"/>
+              <w:spacing w:before="0" w:after="0" w:line="240" w:lineRule="auto"/>
             </w:pPr>
             <w:sdt>
               <w:sdtPr>
@@ -1918,25 +1499,17 @@
         </w:tc>
         <w:tc>
           <w:tcPr>
-            <w:tcW w:type="dxa" w:w="1296"/>
+            <w:tcW w:type="dxa" w:w="1560"/>
             <w:tcBorders>
               <w:top w:val="single" w:sz="4" w:space="0" w:color="BBBBBB"/>
               <w:left w:val="single" w:sz="4" w:space="0" w:color="BBBBBB"/>
               <w:bottom w:val="single" w:sz="4" w:space="0" w:color="BBBBBB"/>
               <w:right w:val="single" w:sz="4" w:space="0" w:color="BBBBBB"/>
             </w:tcBorders>
-            <w:vAlign w:val="center"/>
-            <w:tcMar>
-              <w:top w:w="90" w:type="dxa"/>
-              <w:bottom w:w="90" w:type="dxa"/>
-              <w:left w:w="90" w:type="dxa"/>
-              <w:right w:w="90" w:type="dxa"/>
-            </w:tcMar>
           </w:tcPr>
           <w:p>
             <w:pPr>
-              <w:keepNext w:val="0"/>
-              <w:spacing w:before="0" w:after="60" w:line="252" w:lineRule="auto"/>
+              <w:spacing w:before="0" w:after="0" w:line="240" w:lineRule="auto"/>
             </w:pPr>
             <w:sdt>
               <w:sdtPr>
@@ -1966,25 +1539,17 @@
         </w:tc>
         <w:tc>
           <w:tcPr>
-            <w:tcW w:type="dxa" w:w="1728"/>
+            <w:tcW w:type="dxa" w:w="1560"/>
             <w:tcBorders>
               <w:top w:val="single" w:sz="4" w:space="0" w:color="BBBBBB"/>
               <w:left w:val="single" w:sz="4" w:space="0" w:color="BBBBBB"/>
               <w:bottom w:val="single" w:sz="4" w:space="0" w:color="BBBBBB"/>
               <w:right w:val="single" w:sz="4" w:space="0" w:color="BBBBBB"/>
             </w:tcBorders>
-            <w:vAlign w:val="center"/>
-            <w:tcMar>
-              <w:top w:w="90" w:type="dxa"/>
-              <w:bottom w:w="90" w:type="dxa"/>
-              <w:left w:w="90" w:type="dxa"/>
-              <w:right w:w="90" w:type="dxa"/>
-            </w:tcMar>
           </w:tcPr>
           <w:p>
             <w:pPr>
-              <w:keepNext w:val="0"/>
-              <w:spacing w:before="0" w:after="60" w:line="252" w:lineRule="auto"/>
+              <w:spacing w:before="0" w:after="0" w:line="240" w:lineRule="auto"/>
             </w:pPr>
             <w:sdt>
               <w:sdtPr>
@@ -2014,8 +1579,7 @@
               <w:rPr>
                 <w:rFonts w:ascii="Microsoft YaHei" w:hAnsi="Microsoft YaHei" w:eastAsia="Microsoft YaHei" w:cs="Microsoft YaHei"/>
                 <w:b w:val="0"/>
-                <w:color w:val="000000"/>
-                <w:sz w:val="21"/>
+                <w:sz w:val="18"/>
               </w:rPr>
               <w:t xml:space="preserve"> ______</w:t>
             </w:r>
@@ -2023,12 +1587,9 @@
         </w:tc>
       </w:tr>
       <w:tr>
-        <w:trPr>
-          <w:cantSplit/>
-        </w:trPr>
         <w:tc>
           <w:tcPr>
-            <w:tcW w:type="dxa" w:w="720"/>
+            <w:tcW w:type="dxa" w:w="1560"/>
             <w:tcBorders>
               <w:top w:val="single" w:sz="4" w:space="0" w:color="BBBBBB"/>
               <w:left w:val="single" w:sz="4" w:space="0" w:color="BBBBBB"/>
@@ -2036,25 +1597,16 @@
               <w:right w:val="single" w:sz="4" w:space="0" w:color="BBBBBB"/>
             </w:tcBorders>
             <w:shd w:val="clear" w:color="auto" w:fill="F2F6FB"/>
-            <w:vAlign w:val="center"/>
-            <w:tcMar>
-              <w:top w:w="90" w:type="dxa"/>
-              <w:bottom w:w="90" w:type="dxa"/>
-              <w:left w:w="90" w:type="dxa"/>
-              <w:right w:w="90" w:type="dxa"/>
-            </w:tcMar>
           </w:tcPr>
           <w:p>
             <w:pPr>
-              <w:keepNext w:val="0"/>
-              <w:spacing w:before="0" w:after="60" w:line="252" w:lineRule="auto"/>
+              <w:spacing w:before="0" w:after="0" w:line="240" w:lineRule="auto"/>
             </w:pPr>
             <w:r>
               <w:rPr>
                 <w:rFonts w:ascii="Microsoft YaHei" w:hAnsi="Microsoft YaHei" w:eastAsia="Microsoft YaHei" w:cs="Microsoft YaHei"/>
                 <w:b w:val="0"/>
-                <w:color w:val="000000"/>
-                <w:sz w:val="21"/>
+                <w:sz w:val="18"/>
               </w:rPr>
               <w:t>E04</w:t>
             </w:r>
@@ -2062,7 +1614,7 @@
         </w:tc>
         <w:tc>
           <w:tcPr>
-            <w:tcW w:type="dxa" w:w="2592"/>
+            <w:tcW w:type="dxa" w:w="1560"/>
             <w:tcBorders>
               <w:top w:val="single" w:sz="4" w:space="0" w:color="BBBBBB"/>
               <w:left w:val="single" w:sz="4" w:space="0" w:color="BBBBBB"/>
@@ -2070,25 +1622,16 @@
               <w:right w:val="single" w:sz="4" w:space="0" w:color="BBBBBB"/>
             </w:tcBorders>
             <w:shd w:val="clear" w:color="auto" w:fill="F2F6FB"/>
-            <w:vAlign w:val="center"/>
-            <w:tcMar>
-              <w:top w:w="90" w:type="dxa"/>
-              <w:bottom w:w="90" w:type="dxa"/>
-              <w:left w:w="90" w:type="dxa"/>
-              <w:right w:w="90" w:type="dxa"/>
-            </w:tcMar>
           </w:tcPr>
           <w:p>
             <w:pPr>
-              <w:keepNext w:val="0"/>
-              <w:spacing w:before="0" w:after="60" w:line="252" w:lineRule="auto"/>
+              <w:spacing w:before="0" w:after="0" w:line="240" w:lineRule="auto"/>
             </w:pPr>
             <w:r>
               <w:rPr>
                 <w:rFonts w:ascii="Microsoft YaHei" w:hAnsi="Microsoft YaHei" w:eastAsia="Microsoft YaHei" w:cs="Microsoft YaHei"/>
                 <w:b w:val="0"/>
-                <w:color w:val="000000"/>
-                <w:sz w:val="21"/>
+                <w:sz w:val="18"/>
               </w:rPr>
               <w:t>由贯穿性类扩展；无真实填报例</w:t>
             </w:r>
@@ -2096,7 +1639,7 @@
         </w:tc>
         <w:tc>
           <w:tcPr>
-            <w:tcW w:type="dxa" w:w="2592"/>
+            <w:tcW w:type="dxa" w:w="1560"/>
             <w:tcBorders>
               <w:top w:val="single" w:sz="4" w:space="0" w:color="BBBBBB"/>
               <w:left w:val="single" w:sz="4" w:space="0" w:color="BBBBBB"/>
@@ -2104,25 +1647,16 @@
               <w:right w:val="single" w:sz="4" w:space="0" w:color="BBBBBB"/>
             </w:tcBorders>
             <w:shd w:val="clear" w:color="auto" w:fill="F2F6FB"/>
-            <w:vAlign w:val="center"/>
-            <w:tcMar>
-              <w:top w:w="90" w:type="dxa"/>
-              <w:bottom w:w="90" w:type="dxa"/>
-              <w:left w:w="90" w:type="dxa"/>
-              <w:right w:w="90" w:type="dxa"/>
-            </w:tcMar>
           </w:tcPr>
           <w:p>
             <w:pPr>
-              <w:keepNext w:val="0"/>
-              <w:spacing w:before="0" w:after="60" w:line="252" w:lineRule="auto"/>
+              <w:spacing w:before="0" w:after="0" w:line="240" w:lineRule="auto"/>
             </w:pPr>
             <w:r>
               <w:rPr>
                 <w:rFonts w:ascii="Microsoft YaHei" w:hAnsi="Microsoft YaHei" w:eastAsia="Microsoft YaHei" w:cs="Microsoft YaHei"/>
                 <w:b w:val="0"/>
-                <w:color w:val="000000"/>
-                <w:sz w:val="21"/>
+                <w:sz w:val="18"/>
               </w:rPr>
               <w:t>全生命周期：豁免阶段匹配</w:t>
             </w:r>
@@ -2130,7 +1664,7 @@
         </w:tc>
         <w:tc>
           <w:tcPr>
-            <w:tcW w:type="dxa" w:w="1296"/>
+            <w:tcW w:type="dxa" w:w="1560"/>
             <w:tcBorders>
               <w:top w:val="single" w:sz="4" w:space="0" w:color="BBBBBB"/>
               <w:left w:val="single" w:sz="4" w:space="0" w:color="BBBBBB"/>
@@ -2138,18 +1672,10 @@
               <w:right w:val="single" w:sz="4" w:space="0" w:color="BBBBBB"/>
             </w:tcBorders>
             <w:shd w:val="clear" w:color="auto" w:fill="F2F6FB"/>
-            <w:vAlign w:val="center"/>
-            <w:tcMar>
-              <w:top w:w="90" w:type="dxa"/>
-              <w:bottom w:w="90" w:type="dxa"/>
-              <w:left w:w="90" w:type="dxa"/>
-              <w:right w:w="90" w:type="dxa"/>
-            </w:tcMar>
           </w:tcPr>
           <w:p>
             <w:pPr>
-              <w:keepNext w:val="0"/>
-              <w:spacing w:before="0" w:after="60" w:line="252" w:lineRule="auto"/>
+              <w:spacing w:before="0" w:after="0" w:line="240" w:lineRule="auto"/>
             </w:pPr>
             <w:sdt>
               <w:sdtPr>
@@ -2179,7 +1705,7 @@
         </w:tc>
         <w:tc>
           <w:tcPr>
-            <w:tcW w:type="dxa" w:w="1296"/>
+            <w:tcW w:type="dxa" w:w="1560"/>
             <w:tcBorders>
               <w:top w:val="single" w:sz="4" w:space="0" w:color="BBBBBB"/>
               <w:left w:val="single" w:sz="4" w:space="0" w:color="BBBBBB"/>
@@ -2187,18 +1713,10 @@
               <w:right w:val="single" w:sz="4" w:space="0" w:color="BBBBBB"/>
             </w:tcBorders>
             <w:shd w:val="clear" w:color="auto" w:fill="F2F6FB"/>
-            <w:vAlign w:val="center"/>
-            <w:tcMar>
-              <w:top w:w="90" w:type="dxa"/>
-              <w:bottom w:w="90" w:type="dxa"/>
-              <w:left w:w="90" w:type="dxa"/>
-              <w:right w:w="90" w:type="dxa"/>
-            </w:tcMar>
           </w:tcPr>
           <w:p>
             <w:pPr>
-              <w:keepNext w:val="0"/>
-              <w:spacing w:before="0" w:after="60" w:line="252" w:lineRule="auto"/>
+              <w:spacing w:before="0" w:after="0" w:line="240" w:lineRule="auto"/>
             </w:pPr>
             <w:sdt>
               <w:sdtPr>
@@ -2228,7 +1746,7 @@
         </w:tc>
         <w:tc>
           <w:tcPr>
-            <w:tcW w:type="dxa" w:w="1728"/>
+            <w:tcW w:type="dxa" w:w="1560"/>
             <w:tcBorders>
               <w:top w:val="single" w:sz="4" w:space="0" w:color="BBBBBB"/>
               <w:left w:val="single" w:sz="4" w:space="0" w:color="BBBBBB"/>
@@ -2236,18 +1754,10 @@
               <w:right w:val="single" w:sz="4" w:space="0" w:color="BBBBBB"/>
             </w:tcBorders>
             <w:shd w:val="clear" w:color="auto" w:fill="F2F6FB"/>
-            <w:vAlign w:val="center"/>
-            <w:tcMar>
-              <w:top w:w="90" w:type="dxa"/>
-              <w:bottom w:w="90" w:type="dxa"/>
-              <w:left w:w="90" w:type="dxa"/>
-              <w:right w:w="90" w:type="dxa"/>
-            </w:tcMar>
           </w:tcPr>
           <w:p>
             <w:pPr>
-              <w:keepNext w:val="0"/>
-              <w:spacing w:before="0" w:after="60" w:line="252" w:lineRule="auto"/>
+              <w:spacing w:before="0" w:after="0" w:line="240" w:lineRule="auto"/>
             </w:pPr>
             <w:sdt>
               <w:sdtPr>
@@ -2277,8 +1787,7 @@
               <w:rPr>
                 <w:rFonts w:ascii="Microsoft YaHei" w:hAnsi="Microsoft YaHei" w:eastAsia="Microsoft YaHei" w:cs="Microsoft YaHei"/>
                 <w:b w:val="0"/>
-                <w:color w:val="000000"/>
-                <w:sz w:val="21"/>
+                <w:sz w:val="18"/>
               </w:rPr>
               <w:t xml:space="preserve"> ______</w:t>
             </w:r>
@@ -2286,37 +1795,25 @@
         </w:tc>
       </w:tr>
       <w:tr>
-        <w:trPr>
-          <w:cantSplit/>
-        </w:trPr>
         <w:tc>
           <w:tcPr>
-            <w:tcW w:type="dxa" w:w="720"/>
+            <w:tcW w:type="dxa" w:w="1560"/>
             <w:tcBorders>
               <w:top w:val="single" w:sz="4" w:space="0" w:color="BBBBBB"/>
               <w:left w:val="single" w:sz="4" w:space="0" w:color="BBBBBB"/>
               <w:bottom w:val="single" w:sz="4" w:space="0" w:color="BBBBBB"/>
               <w:right w:val="single" w:sz="4" w:space="0" w:color="BBBBBB"/>
             </w:tcBorders>
-            <w:vAlign w:val="center"/>
-            <w:tcMar>
-              <w:top w:w="90" w:type="dxa"/>
-              <w:bottom w:w="90" w:type="dxa"/>
-              <w:left w:w="90" w:type="dxa"/>
-              <w:right w:w="90" w:type="dxa"/>
-            </w:tcMar>
           </w:tcPr>
           <w:p>
             <w:pPr>
-              <w:keepNext w:val="0"/>
-              <w:spacing w:before="0" w:after="60" w:line="252" w:lineRule="auto"/>
+              <w:spacing w:before="0" w:after="0" w:line="240" w:lineRule="auto"/>
             </w:pPr>
             <w:r>
               <w:rPr>
                 <w:rFonts w:ascii="Microsoft YaHei" w:hAnsi="Microsoft YaHei" w:eastAsia="Microsoft YaHei" w:cs="Microsoft YaHei"/>
                 <w:b w:val="0"/>
-                <w:color w:val="000000"/>
-                <w:sz w:val="21"/>
+                <w:sz w:val="18"/>
               </w:rPr>
               <w:t>E05</w:t>
             </w:r>
@@ -2324,32 +1821,23 @@
         </w:tc>
         <w:tc>
           <w:tcPr>
-            <w:tcW w:type="dxa" w:w="2592"/>
+            <w:tcW w:type="dxa" w:w="1560"/>
             <w:tcBorders>
               <w:top w:val="single" w:sz="4" w:space="0" w:color="BBBBBB"/>
               <w:left w:val="single" w:sz="4" w:space="0" w:color="BBBBBB"/>
               <w:bottom w:val="single" w:sz="4" w:space="0" w:color="BBBBBB"/>
               <w:right w:val="single" w:sz="4" w:space="0" w:color="BBBBBB"/>
             </w:tcBorders>
-            <w:vAlign w:val="center"/>
-            <w:tcMar>
-              <w:top w:w="90" w:type="dxa"/>
-              <w:bottom w:w="90" w:type="dxa"/>
-              <w:left w:w="90" w:type="dxa"/>
-              <w:right w:w="90" w:type="dxa"/>
-            </w:tcMar>
           </w:tcPr>
           <w:p>
             <w:pPr>
-              <w:keepNext w:val="0"/>
-              <w:spacing w:before="0" w:after="60" w:line="252" w:lineRule="auto"/>
+              <w:spacing w:before="0" w:after="0" w:line="240" w:lineRule="auto"/>
             </w:pPr>
             <w:r>
               <w:rPr>
                 <w:rFonts w:ascii="Microsoft YaHei" w:hAnsi="Microsoft YaHei" w:eastAsia="Microsoft YaHei" w:cs="Microsoft YaHei"/>
                 <w:b w:val="0"/>
-                <w:color w:val="000000"/>
-                <w:sz w:val="21"/>
+                <w:sz w:val="18"/>
               </w:rPr>
               <w:t>由贯穿性类扩展；无真实填报例</w:t>
             </w:r>
@@ -2357,32 +1845,23 @@
         </w:tc>
         <w:tc>
           <w:tcPr>
-            <w:tcW w:type="dxa" w:w="2592"/>
+            <w:tcW w:type="dxa" w:w="1560"/>
             <w:tcBorders>
               <w:top w:val="single" w:sz="4" w:space="0" w:color="BBBBBB"/>
               <w:left w:val="single" w:sz="4" w:space="0" w:color="BBBBBB"/>
               <w:bottom w:val="single" w:sz="4" w:space="0" w:color="BBBBBB"/>
               <w:right w:val="single" w:sz="4" w:space="0" w:color="BBBBBB"/>
             </w:tcBorders>
-            <w:vAlign w:val="center"/>
-            <w:tcMar>
-              <w:top w:w="90" w:type="dxa"/>
-              <w:bottom w:w="90" w:type="dxa"/>
-              <w:left w:w="90" w:type="dxa"/>
-              <w:right w:w="90" w:type="dxa"/>
-            </w:tcMar>
           </w:tcPr>
           <w:p>
             <w:pPr>
-              <w:keepNext w:val="0"/>
-              <w:spacing w:before="0" w:after="60" w:line="252" w:lineRule="auto"/>
+              <w:spacing w:before="0" w:after="0" w:line="240" w:lineRule="auto"/>
             </w:pPr>
             <w:r>
               <w:rPr>
                 <w:rFonts w:ascii="Microsoft YaHei" w:hAnsi="Microsoft YaHei" w:eastAsia="Microsoft YaHei" w:cs="Microsoft YaHei"/>
                 <w:b w:val="0"/>
-                <w:color w:val="000000"/>
-                <w:sz w:val="21"/>
+                <w:sz w:val="18"/>
               </w:rPr>
               <w:t>项目全生命周期：豁免阶段匹配</w:t>
             </w:r>
@@ -2390,25 +1869,17 @@
         </w:tc>
         <w:tc>
           <w:tcPr>
-            <w:tcW w:type="dxa" w:w="1296"/>
+            <w:tcW w:type="dxa" w:w="1560"/>
             <w:tcBorders>
               <w:top w:val="single" w:sz="4" w:space="0" w:color="BBBBBB"/>
               <w:left w:val="single" w:sz="4" w:space="0" w:color="BBBBBB"/>
               <w:bottom w:val="single" w:sz="4" w:space="0" w:color="BBBBBB"/>
               <w:right w:val="single" w:sz="4" w:space="0" w:color="BBBBBB"/>
             </w:tcBorders>
-            <w:vAlign w:val="center"/>
-            <w:tcMar>
-              <w:top w:w="90" w:type="dxa"/>
-              <w:bottom w:w="90" w:type="dxa"/>
-              <w:left w:w="90" w:type="dxa"/>
-              <w:right w:w="90" w:type="dxa"/>
-            </w:tcMar>
           </w:tcPr>
           <w:p>
             <w:pPr>
-              <w:keepNext w:val="0"/>
-              <w:spacing w:before="0" w:after="60" w:line="252" w:lineRule="auto"/>
+              <w:spacing w:before="0" w:after="0" w:line="240" w:lineRule="auto"/>
             </w:pPr>
             <w:sdt>
               <w:sdtPr>
@@ -2438,25 +1909,17 @@
         </w:tc>
         <w:tc>
           <w:tcPr>
-            <w:tcW w:type="dxa" w:w="1296"/>
+            <w:tcW w:type="dxa" w:w="1560"/>
             <w:tcBorders>
               <w:top w:val="single" w:sz="4" w:space="0" w:color="BBBBBB"/>
               <w:left w:val="single" w:sz="4" w:space="0" w:color="BBBBBB"/>
               <w:bottom w:val="single" w:sz="4" w:space="0" w:color="BBBBBB"/>
               <w:right w:val="single" w:sz="4" w:space="0" w:color="BBBBBB"/>
             </w:tcBorders>
-            <w:vAlign w:val="center"/>
-            <w:tcMar>
-              <w:top w:w="90" w:type="dxa"/>
-              <w:bottom w:w="90" w:type="dxa"/>
-              <w:left w:w="90" w:type="dxa"/>
-              <w:right w:w="90" w:type="dxa"/>
-            </w:tcMar>
           </w:tcPr>
           <w:p>
             <w:pPr>
-              <w:keepNext w:val="0"/>
-              <w:spacing w:before="0" w:after="60" w:line="252" w:lineRule="auto"/>
+              <w:spacing w:before="0" w:after="0" w:line="240" w:lineRule="auto"/>
             </w:pPr>
             <w:sdt>
               <w:sdtPr>
@@ -2486,25 +1949,17 @@
         </w:tc>
         <w:tc>
           <w:tcPr>
-            <w:tcW w:type="dxa" w:w="1728"/>
+            <w:tcW w:type="dxa" w:w="1560"/>
             <w:tcBorders>
               <w:top w:val="single" w:sz="4" w:space="0" w:color="BBBBBB"/>
               <w:left w:val="single" w:sz="4" w:space="0" w:color="BBBBBB"/>
               <w:bottom w:val="single" w:sz="4" w:space="0" w:color="BBBBBB"/>
               <w:right w:val="single" w:sz="4" w:space="0" w:color="BBBBBB"/>
             </w:tcBorders>
-            <w:vAlign w:val="center"/>
-            <w:tcMar>
-              <w:top w:w="90" w:type="dxa"/>
-              <w:bottom w:w="90" w:type="dxa"/>
-              <w:left w:w="90" w:type="dxa"/>
-              <w:right w:w="90" w:type="dxa"/>
-            </w:tcMar>
           </w:tcPr>
           <w:p>
             <w:pPr>
-              <w:keepNext w:val="0"/>
-              <w:spacing w:before="0" w:after="60" w:line="252" w:lineRule="auto"/>
+              <w:spacing w:before="0" w:after="0" w:line="240" w:lineRule="auto"/>
             </w:pPr>
             <w:sdt>
               <w:sdtPr>
@@ -2534,8 +1989,7 @@
               <w:rPr>
                 <w:rFonts w:ascii="Microsoft YaHei" w:hAnsi="Microsoft YaHei" w:eastAsia="Microsoft YaHei" w:cs="Microsoft YaHei"/>
                 <w:b w:val="0"/>
-                <w:color w:val="000000"/>
-                <w:sz w:val="21"/>
+                <w:sz w:val="18"/>
               </w:rPr>
               <w:t xml:space="preserve"> ______</w:t>
             </w:r>
@@ -2543,12 +1997,9 @@
         </w:tc>
       </w:tr>
       <w:tr>
-        <w:trPr>
-          <w:cantSplit/>
-        </w:trPr>
         <w:tc>
           <w:tcPr>
-            <w:tcW w:type="dxa" w:w="720"/>
+            <w:tcW w:type="dxa" w:w="1560"/>
             <w:tcBorders>
               <w:top w:val="single" w:sz="4" w:space="0" w:color="BBBBBB"/>
               <w:left w:val="single" w:sz="4" w:space="0" w:color="BBBBBB"/>
@@ -2556,25 +2007,16 @@
               <w:right w:val="single" w:sz="4" w:space="0" w:color="BBBBBB"/>
             </w:tcBorders>
             <w:shd w:val="clear" w:color="auto" w:fill="F2F6FB"/>
-            <w:vAlign w:val="center"/>
-            <w:tcMar>
-              <w:top w:w="90" w:type="dxa"/>
-              <w:bottom w:w="90" w:type="dxa"/>
-              <w:left w:w="90" w:type="dxa"/>
-              <w:right w:w="90" w:type="dxa"/>
-            </w:tcMar>
           </w:tcPr>
           <w:p>
             <w:pPr>
-              <w:keepNext w:val="0"/>
-              <w:spacing w:before="0" w:after="60" w:line="252" w:lineRule="auto"/>
+              <w:spacing w:before="0" w:after="0" w:line="240" w:lineRule="auto"/>
             </w:pPr>
             <w:r>
               <w:rPr>
                 <w:rFonts w:ascii="Microsoft YaHei" w:hAnsi="Microsoft YaHei" w:eastAsia="Microsoft YaHei" w:cs="Microsoft YaHei"/>
                 <w:b w:val="0"/>
-                <w:color w:val="000000"/>
-                <w:sz w:val="21"/>
+                <w:sz w:val="18"/>
               </w:rPr>
               <w:t>E06</w:t>
             </w:r>
@@ -2582,7 +2024,7 @@
         </w:tc>
         <w:tc>
           <w:tcPr>
-            <w:tcW w:type="dxa" w:w="2592"/>
+            <w:tcW w:type="dxa" w:w="1560"/>
             <w:tcBorders>
               <w:top w:val="single" w:sz="4" w:space="0" w:color="BBBBBB"/>
               <w:left w:val="single" w:sz="4" w:space="0" w:color="BBBBBB"/>
@@ -2590,25 +2032,16 @@
               <w:right w:val="single" w:sz="4" w:space="0" w:color="BBBBBB"/>
             </w:tcBorders>
             <w:shd w:val="clear" w:color="auto" w:fill="F2F6FB"/>
-            <w:vAlign w:val="center"/>
-            <w:tcMar>
-              <w:top w:w="90" w:type="dxa"/>
-              <w:bottom w:w="90" w:type="dxa"/>
-              <w:left w:w="90" w:type="dxa"/>
-              <w:right w:w="90" w:type="dxa"/>
-            </w:tcMar>
           </w:tcPr>
           <w:p>
             <w:pPr>
-              <w:keepNext w:val="0"/>
-              <w:spacing w:before="0" w:after="60" w:line="252" w:lineRule="auto"/>
+              <w:spacing w:before="0" w:after="0" w:line="240" w:lineRule="auto"/>
             </w:pPr>
             <w:r>
               <w:rPr>
                 <w:rFonts w:ascii="Microsoft YaHei" w:hAnsi="Microsoft YaHei" w:eastAsia="Microsoft YaHei" w:cs="Microsoft YaHei"/>
                 <w:b w:val="0"/>
-                <w:color w:val="000000"/>
-                <w:sz w:val="21"/>
+                <w:sz w:val="18"/>
               </w:rPr>
               <w:t>原回件举例；无新增填报例</w:t>
             </w:r>
@@ -2616,7 +2049,7 @@
         </w:tc>
         <w:tc>
           <w:tcPr>
-            <w:tcW w:type="dxa" w:w="2592"/>
+            <w:tcW w:type="dxa" w:w="1560"/>
             <w:tcBorders>
               <w:top w:val="single" w:sz="4" w:space="0" w:color="BBBBBB"/>
               <w:left w:val="single" w:sz="4" w:space="0" w:color="BBBBBB"/>
@@ -2624,25 +2057,16 @@
               <w:right w:val="single" w:sz="4" w:space="0" w:color="BBBBBB"/>
             </w:tcBorders>
             <w:shd w:val="clear" w:color="auto" w:fill="F2F6FB"/>
-            <w:vAlign w:val="center"/>
-            <w:tcMar>
-              <w:top w:w="90" w:type="dxa"/>
-              <w:bottom w:w="90" w:type="dxa"/>
-              <w:left w:w="90" w:type="dxa"/>
-              <w:right w:w="90" w:type="dxa"/>
-            </w:tcMar>
           </w:tcPr>
           <w:p>
             <w:pPr>
-              <w:keepNext w:val="0"/>
-              <w:spacing w:before="0" w:after="60" w:line="252" w:lineRule="auto"/>
+              <w:spacing w:before="0" w:after="0" w:line="240" w:lineRule="auto"/>
             </w:pPr>
             <w:r>
               <w:rPr>
                 <w:rFonts w:ascii="Microsoft YaHei" w:hAnsi="Microsoft YaHei" w:eastAsia="Microsoft YaHei" w:cs="Microsoft YaHei"/>
                 <w:b w:val="0"/>
-                <w:color w:val="000000"/>
-                <w:sz w:val="21"/>
+                <w:sz w:val="18"/>
               </w:rPr>
               <w:t>贯穿全程：豁免阶段匹配</w:t>
             </w:r>
@@ -2650,7 +2074,7 @@
         </w:tc>
         <w:tc>
           <w:tcPr>
-            <w:tcW w:type="dxa" w:w="1296"/>
+            <w:tcW w:type="dxa" w:w="1560"/>
             <w:tcBorders>
               <w:top w:val="single" w:sz="4" w:space="0" w:color="BBBBBB"/>
               <w:left w:val="single" w:sz="4" w:space="0" w:color="BBBBBB"/>
@@ -2658,18 +2082,10 @@
               <w:right w:val="single" w:sz="4" w:space="0" w:color="BBBBBB"/>
             </w:tcBorders>
             <w:shd w:val="clear" w:color="auto" w:fill="F2F6FB"/>
-            <w:vAlign w:val="center"/>
-            <w:tcMar>
-              <w:top w:w="90" w:type="dxa"/>
-              <w:bottom w:w="90" w:type="dxa"/>
-              <w:left w:w="90" w:type="dxa"/>
-              <w:right w:w="90" w:type="dxa"/>
-            </w:tcMar>
           </w:tcPr>
           <w:p>
             <w:pPr>
-              <w:keepNext w:val="0"/>
-              <w:spacing w:before="0" w:after="60" w:line="252" w:lineRule="auto"/>
+              <w:spacing w:before="0" w:after="0" w:line="240" w:lineRule="auto"/>
             </w:pPr>
             <w:sdt>
               <w:sdtPr>
@@ -2699,7 +2115,7 @@
         </w:tc>
         <w:tc>
           <w:tcPr>
-            <w:tcW w:type="dxa" w:w="1296"/>
+            <w:tcW w:type="dxa" w:w="1560"/>
             <w:tcBorders>
               <w:top w:val="single" w:sz="4" w:space="0" w:color="BBBBBB"/>
               <w:left w:val="single" w:sz="4" w:space="0" w:color="BBBBBB"/>
@@ -2707,18 +2123,10 @@
               <w:right w:val="single" w:sz="4" w:space="0" w:color="BBBBBB"/>
             </w:tcBorders>
             <w:shd w:val="clear" w:color="auto" w:fill="F2F6FB"/>
-            <w:vAlign w:val="center"/>
-            <w:tcMar>
-              <w:top w:w="90" w:type="dxa"/>
-              <w:bottom w:w="90" w:type="dxa"/>
-              <w:left w:w="90" w:type="dxa"/>
-              <w:right w:w="90" w:type="dxa"/>
-            </w:tcMar>
           </w:tcPr>
           <w:p>
             <w:pPr>
-              <w:keepNext w:val="0"/>
-              <w:spacing w:before="0" w:after="60" w:line="252" w:lineRule="auto"/>
+              <w:spacing w:before="0" w:after="0" w:line="240" w:lineRule="auto"/>
             </w:pPr>
             <w:sdt>
               <w:sdtPr>
@@ -2748,7 +2156,7 @@
         </w:tc>
         <w:tc>
           <w:tcPr>
-            <w:tcW w:type="dxa" w:w="1728"/>
+            <w:tcW w:type="dxa" w:w="1560"/>
             <w:tcBorders>
               <w:top w:val="single" w:sz="4" w:space="0" w:color="BBBBBB"/>
               <w:left w:val="single" w:sz="4" w:space="0" w:color="BBBBBB"/>
@@ -2756,18 +2164,10 @@
               <w:right w:val="single" w:sz="4" w:space="0" w:color="BBBBBB"/>
             </w:tcBorders>
             <w:shd w:val="clear" w:color="auto" w:fill="F2F6FB"/>
-            <w:vAlign w:val="center"/>
-            <w:tcMar>
-              <w:top w:w="90" w:type="dxa"/>
-              <w:bottom w:w="90" w:type="dxa"/>
-              <w:left w:w="90" w:type="dxa"/>
-              <w:right w:w="90" w:type="dxa"/>
-            </w:tcMar>
           </w:tcPr>
           <w:p>
             <w:pPr>
-              <w:keepNext w:val="0"/>
-              <w:spacing w:before="0" w:after="60" w:line="252" w:lineRule="auto"/>
+              <w:spacing w:before="0" w:after="0" w:line="240" w:lineRule="auto"/>
             </w:pPr>
             <w:sdt>
               <w:sdtPr>
@@ -2797,8 +2197,7 @@
               <w:rPr>
                 <w:rFonts w:ascii="Microsoft YaHei" w:hAnsi="Microsoft YaHei" w:eastAsia="Microsoft YaHei" w:cs="Microsoft YaHei"/>
                 <w:b w:val="0"/>
-                <w:color w:val="000000"/>
-                <w:sz w:val="21"/>
+                <w:sz w:val="18"/>
               </w:rPr>
               <w:t xml:space="preserve"> ______</w:t>
             </w:r>
@@ -2806,37 +2205,25 @@
         </w:tc>
       </w:tr>
       <w:tr>
-        <w:trPr>
-          <w:cantSplit/>
-        </w:trPr>
         <w:tc>
           <w:tcPr>
-            <w:tcW w:type="dxa" w:w="720"/>
+            <w:tcW w:type="dxa" w:w="1560"/>
             <w:tcBorders>
               <w:top w:val="single" w:sz="4" w:space="0" w:color="BBBBBB"/>
               <w:left w:val="single" w:sz="4" w:space="0" w:color="BBBBBB"/>
               <w:bottom w:val="single" w:sz="4" w:space="0" w:color="BBBBBB"/>
               <w:right w:val="single" w:sz="4" w:space="0" w:color="BBBBBB"/>
             </w:tcBorders>
-            <w:vAlign w:val="center"/>
-            <w:tcMar>
-              <w:top w:w="90" w:type="dxa"/>
-              <w:bottom w:w="90" w:type="dxa"/>
-              <w:left w:w="90" w:type="dxa"/>
-              <w:right w:w="90" w:type="dxa"/>
-            </w:tcMar>
           </w:tcPr>
           <w:p>
             <w:pPr>
-              <w:keepNext w:val="0"/>
-              <w:spacing w:before="0" w:after="60" w:line="252" w:lineRule="auto"/>
+              <w:spacing w:before="0" w:after="0" w:line="240" w:lineRule="auto"/>
             </w:pPr>
             <w:r>
               <w:rPr>
                 <w:rFonts w:ascii="Microsoft YaHei" w:hAnsi="Microsoft YaHei" w:eastAsia="Microsoft YaHei" w:cs="Microsoft YaHei"/>
                 <w:b w:val="0"/>
-                <w:color w:val="000000"/>
-                <w:sz w:val="21"/>
+                <w:sz w:val="18"/>
               </w:rPr>
               <w:t>E07</w:t>
             </w:r>
@@ -2844,32 +2231,23 @@
         </w:tc>
         <w:tc>
           <w:tcPr>
-            <w:tcW w:type="dxa" w:w="2592"/>
+            <w:tcW w:type="dxa" w:w="1560"/>
             <w:tcBorders>
               <w:top w:val="single" w:sz="4" w:space="0" w:color="BBBBBB"/>
               <w:left w:val="single" w:sz="4" w:space="0" w:color="BBBBBB"/>
               <w:bottom w:val="single" w:sz="4" w:space="0" w:color="BBBBBB"/>
               <w:right w:val="single" w:sz="4" w:space="0" w:color="BBBBBB"/>
             </w:tcBorders>
-            <w:vAlign w:val="center"/>
-            <w:tcMar>
-              <w:top w:w="90" w:type="dxa"/>
-              <w:bottom w:w="90" w:type="dxa"/>
-              <w:left w:w="90" w:type="dxa"/>
-              <w:right w:w="90" w:type="dxa"/>
-            </w:tcMar>
           </w:tcPr>
           <w:p>
             <w:pPr>
-              <w:keepNext w:val="0"/>
-              <w:spacing w:before="0" w:after="60" w:line="252" w:lineRule="auto"/>
+              <w:spacing w:before="0" w:after="0" w:line="240" w:lineRule="auto"/>
             </w:pPr>
             <w:r>
               <w:rPr>
                 <w:rFonts w:ascii="Microsoft YaHei" w:hAnsi="Microsoft YaHei" w:eastAsia="Microsoft YaHei" w:cs="Microsoft YaHei"/>
                 <w:b w:val="0"/>
-                <w:color w:val="000000"/>
-                <w:sz w:val="21"/>
+                <w:sz w:val="18"/>
               </w:rPr>
               <w:t>由贯穿性类扩展；无真实填报例</w:t>
             </w:r>
@@ -2877,32 +2255,23 @@
         </w:tc>
         <w:tc>
           <w:tcPr>
-            <w:tcW w:type="dxa" w:w="2592"/>
+            <w:tcW w:type="dxa" w:w="1560"/>
             <w:tcBorders>
               <w:top w:val="single" w:sz="4" w:space="0" w:color="BBBBBB"/>
               <w:left w:val="single" w:sz="4" w:space="0" w:color="BBBBBB"/>
               <w:bottom w:val="single" w:sz="4" w:space="0" w:color="BBBBBB"/>
               <w:right w:val="single" w:sz="4" w:space="0" w:color="BBBBBB"/>
             </w:tcBorders>
-            <w:vAlign w:val="center"/>
-            <w:tcMar>
-              <w:top w:w="90" w:type="dxa"/>
-              <w:bottom w:w="90" w:type="dxa"/>
-              <w:left w:w="90" w:type="dxa"/>
-              <w:right w:w="90" w:type="dxa"/>
-            </w:tcMar>
           </w:tcPr>
           <w:p>
             <w:pPr>
-              <w:keepNext w:val="0"/>
-              <w:spacing w:before="0" w:after="60" w:line="252" w:lineRule="auto"/>
+              <w:spacing w:before="0" w:after="0" w:line="240" w:lineRule="auto"/>
             </w:pPr>
             <w:r>
               <w:rPr>
                 <w:rFonts w:ascii="Microsoft YaHei" w:hAnsi="Microsoft YaHei" w:eastAsia="Microsoft YaHei" w:cs="Microsoft YaHei"/>
                 <w:b w:val="0"/>
-                <w:color w:val="000000"/>
-                <w:sz w:val="21"/>
+                <w:sz w:val="18"/>
               </w:rPr>
               <w:t>贯穿项目全程：豁免阶段匹配</w:t>
             </w:r>
@@ -2910,25 +2279,17 @@
         </w:tc>
         <w:tc>
           <w:tcPr>
-            <w:tcW w:type="dxa" w:w="1296"/>
+            <w:tcW w:type="dxa" w:w="1560"/>
             <w:tcBorders>
               <w:top w:val="single" w:sz="4" w:space="0" w:color="BBBBBB"/>
               <w:left w:val="single" w:sz="4" w:space="0" w:color="BBBBBB"/>
               <w:bottom w:val="single" w:sz="4" w:space="0" w:color="BBBBBB"/>
               <w:right w:val="single" w:sz="4" w:space="0" w:color="BBBBBB"/>
             </w:tcBorders>
-            <w:vAlign w:val="center"/>
-            <w:tcMar>
-              <w:top w:w="90" w:type="dxa"/>
-              <w:bottom w:w="90" w:type="dxa"/>
-              <w:left w:w="90" w:type="dxa"/>
-              <w:right w:w="90" w:type="dxa"/>
-            </w:tcMar>
           </w:tcPr>
           <w:p>
             <w:pPr>
-              <w:keepNext w:val="0"/>
-              <w:spacing w:before="0" w:after="60" w:line="252" w:lineRule="auto"/>
+              <w:spacing w:before="0" w:after="0" w:line="240" w:lineRule="auto"/>
             </w:pPr>
             <w:sdt>
               <w:sdtPr>
@@ -2958,25 +2319,17 @@
         </w:tc>
         <w:tc>
           <w:tcPr>
-            <w:tcW w:type="dxa" w:w="1296"/>
+            <w:tcW w:type="dxa" w:w="1560"/>
             <w:tcBorders>
               <w:top w:val="single" w:sz="4" w:space="0" w:color="BBBBBB"/>
               <w:left w:val="single" w:sz="4" w:space="0" w:color="BBBBBB"/>
               <w:bottom w:val="single" w:sz="4" w:space="0" w:color="BBBBBB"/>
               <w:right w:val="single" w:sz="4" w:space="0" w:color="BBBBBB"/>
             </w:tcBorders>
-            <w:vAlign w:val="center"/>
-            <w:tcMar>
-              <w:top w:w="90" w:type="dxa"/>
-              <w:bottom w:w="90" w:type="dxa"/>
-              <w:left w:w="90" w:type="dxa"/>
-              <w:right w:w="90" w:type="dxa"/>
-            </w:tcMar>
           </w:tcPr>
           <w:p>
             <w:pPr>
-              <w:keepNext w:val="0"/>
-              <w:spacing w:before="0" w:after="60" w:line="252" w:lineRule="auto"/>
+              <w:spacing w:before="0" w:after="0" w:line="240" w:lineRule="auto"/>
             </w:pPr>
             <w:sdt>
               <w:sdtPr>
@@ -3006,25 +2359,17 @@
         </w:tc>
         <w:tc>
           <w:tcPr>
-            <w:tcW w:type="dxa" w:w="1728"/>
+            <w:tcW w:type="dxa" w:w="1560"/>
             <w:tcBorders>
               <w:top w:val="single" w:sz="4" w:space="0" w:color="BBBBBB"/>
               <w:left w:val="single" w:sz="4" w:space="0" w:color="BBBBBB"/>
               <w:bottom w:val="single" w:sz="4" w:space="0" w:color="BBBBBB"/>
               <w:right w:val="single" w:sz="4" w:space="0" w:color="BBBBBB"/>
             </w:tcBorders>
-            <w:vAlign w:val="center"/>
-            <w:tcMar>
-              <w:top w:w="90" w:type="dxa"/>
-              <w:bottom w:w="90" w:type="dxa"/>
-              <w:left w:w="90" w:type="dxa"/>
-              <w:right w:w="90" w:type="dxa"/>
-            </w:tcMar>
           </w:tcPr>
           <w:p>
             <w:pPr>
-              <w:keepNext w:val="0"/>
-              <w:spacing w:before="0" w:after="60" w:line="252" w:lineRule="auto"/>
+              <w:spacing w:before="0" w:after="0" w:line="240" w:lineRule="auto"/>
             </w:pPr>
             <w:sdt>
               <w:sdtPr>
@@ -3054,8 +2399,7 @@
               <w:rPr>
                 <w:rFonts w:ascii="Microsoft YaHei" w:hAnsi="Microsoft YaHei" w:eastAsia="Microsoft YaHei" w:cs="Microsoft YaHei"/>
                 <w:b w:val="0"/>
-                <w:color w:val="000000"/>
-                <w:sz w:val="21"/>
+                <w:sz w:val="18"/>
               </w:rPr>
               <w:t xml:space="preserve"> ______</w:t>
             </w:r>
@@ -3063,12 +2407,9 @@
         </w:tc>
       </w:tr>
       <w:tr>
-        <w:trPr>
-          <w:cantSplit/>
-        </w:trPr>
         <w:tc>
           <w:tcPr>
-            <w:tcW w:type="dxa" w:w="720"/>
+            <w:tcW w:type="dxa" w:w="1560"/>
             <w:tcBorders>
               <w:top w:val="single" w:sz="4" w:space="0" w:color="BBBBBB"/>
               <w:left w:val="single" w:sz="4" w:space="0" w:color="BBBBBB"/>
@@ -3076,25 +2417,16 @@
               <w:right w:val="single" w:sz="4" w:space="0" w:color="BBBBBB"/>
             </w:tcBorders>
             <w:shd w:val="clear" w:color="auto" w:fill="F2F6FB"/>
-            <w:vAlign w:val="center"/>
-            <w:tcMar>
-              <w:top w:w="90" w:type="dxa"/>
-              <w:bottom w:w="90" w:type="dxa"/>
-              <w:left w:w="90" w:type="dxa"/>
-              <w:right w:w="90" w:type="dxa"/>
-            </w:tcMar>
           </w:tcPr>
           <w:p>
             <w:pPr>
-              <w:keepNext w:val="0"/>
-              <w:spacing w:before="0" w:after="60" w:line="252" w:lineRule="auto"/>
+              <w:spacing w:before="0" w:after="0" w:line="240" w:lineRule="auto"/>
             </w:pPr>
             <w:r>
               <w:rPr>
                 <w:rFonts w:ascii="Microsoft YaHei" w:hAnsi="Microsoft YaHei" w:eastAsia="Microsoft YaHei" w:cs="Microsoft YaHei"/>
                 <w:b w:val="0"/>
-                <w:color w:val="000000"/>
-                <w:sz w:val="21"/>
+                <w:sz w:val="18"/>
               </w:rPr>
               <w:t>E08</w:t>
             </w:r>
@@ -3102,7 +2434,7 @@
         </w:tc>
         <w:tc>
           <w:tcPr>
-            <w:tcW w:type="dxa" w:w="2592"/>
+            <w:tcW w:type="dxa" w:w="1560"/>
             <w:tcBorders>
               <w:top w:val="single" w:sz="4" w:space="0" w:color="BBBBBB"/>
               <w:left w:val="single" w:sz="4" w:space="0" w:color="BBBBBB"/>
@@ -3110,25 +2442,16 @@
               <w:right w:val="single" w:sz="4" w:space="0" w:color="BBBBBB"/>
             </w:tcBorders>
             <w:shd w:val="clear" w:color="auto" w:fill="F2F6FB"/>
-            <w:vAlign w:val="center"/>
-            <w:tcMar>
-              <w:top w:w="90" w:type="dxa"/>
-              <w:bottom w:w="90" w:type="dxa"/>
-              <w:left w:w="90" w:type="dxa"/>
-              <w:right w:w="90" w:type="dxa"/>
-            </w:tcMar>
           </w:tcPr>
           <w:p>
             <w:pPr>
-              <w:keepNext w:val="0"/>
-              <w:spacing w:before="0" w:after="60" w:line="252" w:lineRule="auto"/>
+              <w:spacing w:before="0" w:after="0" w:line="240" w:lineRule="auto"/>
             </w:pPr>
             <w:r>
               <w:rPr>
                 <w:rFonts w:ascii="Microsoft YaHei" w:hAnsi="Microsoft YaHei" w:eastAsia="Microsoft YaHei" w:cs="Microsoft YaHei"/>
                 <w:b w:val="0"/>
-                <w:color w:val="000000"/>
-                <w:sz w:val="21"/>
+                <w:sz w:val="18"/>
               </w:rPr>
               <w:t>由贯穿性类扩展；无真实填报例</w:t>
             </w:r>
@@ -3136,7 +2459,7 @@
         </w:tc>
         <w:tc>
           <w:tcPr>
-            <w:tcW w:type="dxa" w:w="2592"/>
+            <w:tcW w:type="dxa" w:w="1560"/>
             <w:tcBorders>
               <w:top w:val="single" w:sz="4" w:space="0" w:color="BBBBBB"/>
               <w:left w:val="single" w:sz="4" w:space="0" w:color="BBBBBB"/>
@@ -3144,25 +2467,16 @@
               <w:right w:val="single" w:sz="4" w:space="0" w:color="BBBBBB"/>
             </w:tcBorders>
             <w:shd w:val="clear" w:color="auto" w:fill="F2F6FB"/>
-            <w:vAlign w:val="center"/>
-            <w:tcMar>
-              <w:top w:w="90" w:type="dxa"/>
-              <w:bottom w:w="90" w:type="dxa"/>
-              <w:left w:w="90" w:type="dxa"/>
-              <w:right w:w="90" w:type="dxa"/>
-            </w:tcMar>
           </w:tcPr>
           <w:p>
             <w:pPr>
-              <w:keepNext w:val="0"/>
-              <w:spacing w:before="0" w:after="60" w:line="252" w:lineRule="auto"/>
+              <w:spacing w:before="0" w:after="0" w:line="240" w:lineRule="auto"/>
             </w:pPr>
             <w:r>
               <w:rPr>
                 <w:rFonts w:ascii="Microsoft YaHei" w:hAnsi="Microsoft YaHei" w:eastAsia="Microsoft YaHei" w:cs="Microsoft YaHei"/>
                 <w:b w:val="0"/>
-                <w:color w:val="000000"/>
-                <w:sz w:val="21"/>
+                <w:sz w:val="18"/>
               </w:rPr>
               <w:t>贯穿始终：豁免阶段匹配</w:t>
             </w:r>
@@ -3170,7 +2484,7 @@
         </w:tc>
         <w:tc>
           <w:tcPr>
-            <w:tcW w:type="dxa" w:w="1296"/>
+            <w:tcW w:type="dxa" w:w="1560"/>
             <w:tcBorders>
               <w:top w:val="single" w:sz="4" w:space="0" w:color="BBBBBB"/>
               <w:left w:val="single" w:sz="4" w:space="0" w:color="BBBBBB"/>
@@ -3178,18 +2492,10 @@
               <w:right w:val="single" w:sz="4" w:space="0" w:color="BBBBBB"/>
             </w:tcBorders>
             <w:shd w:val="clear" w:color="auto" w:fill="F2F6FB"/>
-            <w:vAlign w:val="center"/>
-            <w:tcMar>
-              <w:top w:w="90" w:type="dxa"/>
-              <w:bottom w:w="90" w:type="dxa"/>
-              <w:left w:w="90" w:type="dxa"/>
-              <w:right w:w="90" w:type="dxa"/>
-            </w:tcMar>
           </w:tcPr>
           <w:p>
             <w:pPr>
-              <w:keepNext w:val="0"/>
-              <w:spacing w:before="0" w:after="60" w:line="252" w:lineRule="auto"/>
+              <w:spacing w:before="0" w:after="0" w:line="240" w:lineRule="auto"/>
             </w:pPr>
             <w:sdt>
               <w:sdtPr>
@@ -3219,7 +2525,7 @@
         </w:tc>
         <w:tc>
           <w:tcPr>
-            <w:tcW w:type="dxa" w:w="1296"/>
+            <w:tcW w:type="dxa" w:w="1560"/>
             <w:tcBorders>
               <w:top w:val="single" w:sz="4" w:space="0" w:color="BBBBBB"/>
               <w:left w:val="single" w:sz="4" w:space="0" w:color="BBBBBB"/>
@@ -3227,18 +2533,10 @@
               <w:right w:val="single" w:sz="4" w:space="0" w:color="BBBBBB"/>
             </w:tcBorders>
             <w:shd w:val="clear" w:color="auto" w:fill="F2F6FB"/>
-            <w:vAlign w:val="center"/>
-            <w:tcMar>
-              <w:top w:w="90" w:type="dxa"/>
-              <w:bottom w:w="90" w:type="dxa"/>
-              <w:left w:w="90" w:type="dxa"/>
-              <w:right w:w="90" w:type="dxa"/>
-            </w:tcMar>
           </w:tcPr>
           <w:p>
             <w:pPr>
-              <w:keepNext w:val="0"/>
-              <w:spacing w:before="0" w:after="60" w:line="252" w:lineRule="auto"/>
+              <w:spacing w:before="0" w:after="0" w:line="240" w:lineRule="auto"/>
             </w:pPr>
             <w:sdt>
               <w:sdtPr>
@@ -3268,7 +2566,7 @@
         </w:tc>
         <w:tc>
           <w:tcPr>
-            <w:tcW w:type="dxa" w:w="1728"/>
+            <w:tcW w:type="dxa" w:w="1560"/>
             <w:tcBorders>
               <w:top w:val="single" w:sz="4" w:space="0" w:color="BBBBBB"/>
               <w:left w:val="single" w:sz="4" w:space="0" w:color="BBBBBB"/>
@@ -3276,18 +2574,10 @@
               <w:right w:val="single" w:sz="4" w:space="0" w:color="BBBBBB"/>
             </w:tcBorders>
             <w:shd w:val="clear" w:color="auto" w:fill="F2F6FB"/>
-            <w:vAlign w:val="center"/>
-            <w:tcMar>
-              <w:top w:w="90" w:type="dxa"/>
-              <w:bottom w:w="90" w:type="dxa"/>
-              <w:left w:w="90" w:type="dxa"/>
-              <w:right w:w="90" w:type="dxa"/>
-            </w:tcMar>
           </w:tcPr>
           <w:p>
             <w:pPr>
-              <w:keepNext w:val="0"/>
-              <w:spacing w:before="0" w:after="60" w:line="252" w:lineRule="auto"/>
+              <w:spacing w:before="0" w:after="0" w:line="240" w:lineRule="auto"/>
             </w:pPr>
             <w:sdt>
               <w:sdtPr>
@@ -3317,8 +2607,7 @@
               <w:rPr>
                 <w:rFonts w:ascii="Microsoft YaHei" w:hAnsi="Microsoft YaHei" w:eastAsia="Microsoft YaHei" w:cs="Microsoft YaHei"/>
                 <w:b w:val="0"/>
-                <w:color w:val="000000"/>
-                <w:sz w:val="21"/>
+                <w:sz w:val="18"/>
               </w:rPr>
               <w:t xml:space="preserve"> ______</w:t>
             </w:r>
@@ -3326,37 +2615,25 @@
         </w:tc>
       </w:tr>
       <w:tr>
-        <w:trPr>
-          <w:cantSplit/>
-        </w:trPr>
         <w:tc>
           <w:tcPr>
-            <w:tcW w:type="dxa" w:w="720"/>
+            <w:tcW w:type="dxa" w:w="1560"/>
             <w:tcBorders>
               <w:top w:val="single" w:sz="4" w:space="0" w:color="BBBBBB"/>
               <w:left w:val="single" w:sz="4" w:space="0" w:color="BBBBBB"/>
               <w:bottom w:val="single" w:sz="4" w:space="0" w:color="BBBBBB"/>
               <w:right w:val="single" w:sz="4" w:space="0" w:color="BBBBBB"/>
             </w:tcBorders>
-            <w:vAlign w:val="center"/>
-            <w:tcMar>
-              <w:top w:w="90" w:type="dxa"/>
-              <w:bottom w:w="90" w:type="dxa"/>
-              <w:left w:w="90" w:type="dxa"/>
-              <w:right w:w="90" w:type="dxa"/>
-            </w:tcMar>
           </w:tcPr>
           <w:p>
             <w:pPr>
-              <w:keepNext w:val="0"/>
-              <w:spacing w:before="0" w:after="60" w:line="252" w:lineRule="auto"/>
+              <w:spacing w:before="0" w:after="0" w:line="240" w:lineRule="auto"/>
             </w:pPr>
             <w:r>
               <w:rPr>
                 <w:rFonts w:ascii="Microsoft YaHei" w:hAnsi="Microsoft YaHei" w:eastAsia="Microsoft YaHei" w:cs="Microsoft YaHei"/>
                 <w:b w:val="0"/>
-                <w:color w:val="000000"/>
-                <w:sz w:val="21"/>
+                <w:sz w:val="18"/>
               </w:rPr>
               <w:t>E09</w:t>
             </w:r>
@@ -3364,32 +2641,23 @@
         </w:tc>
         <w:tc>
           <w:tcPr>
-            <w:tcW w:type="dxa" w:w="2592"/>
+            <w:tcW w:type="dxa" w:w="1560"/>
             <w:tcBorders>
               <w:top w:val="single" w:sz="4" w:space="0" w:color="BBBBBB"/>
               <w:left w:val="single" w:sz="4" w:space="0" w:color="BBBBBB"/>
               <w:bottom w:val="single" w:sz="4" w:space="0" w:color="BBBBBB"/>
               <w:right w:val="single" w:sz="4" w:space="0" w:color="BBBBBB"/>
             </w:tcBorders>
-            <w:vAlign w:val="center"/>
-            <w:tcMar>
-              <w:top w:w="90" w:type="dxa"/>
-              <w:bottom w:w="90" w:type="dxa"/>
-              <w:left w:w="90" w:type="dxa"/>
-              <w:right w:w="90" w:type="dxa"/>
-            </w:tcMar>
           </w:tcPr>
           <w:p>
             <w:pPr>
-              <w:keepNext w:val="0"/>
-              <w:spacing w:before="0" w:after="60" w:line="252" w:lineRule="auto"/>
+              <w:spacing w:before="0" w:after="0" w:line="240" w:lineRule="auto"/>
             </w:pPr>
             <w:r>
               <w:rPr>
                 <w:rFonts w:ascii="Microsoft YaHei" w:hAnsi="Microsoft YaHei" w:eastAsia="Microsoft YaHei" w:cs="Microsoft YaHei"/>
                 <w:b w:val="0"/>
-                <w:color w:val="000000"/>
-                <w:sz w:val="21"/>
+                <w:sz w:val="18"/>
               </w:rPr>
               <w:t>由贯穿性类扩展；无真实填报例</w:t>
             </w:r>
@@ -3397,32 +2665,23 @@
         </w:tc>
         <w:tc>
           <w:tcPr>
-            <w:tcW w:type="dxa" w:w="2592"/>
+            <w:tcW w:type="dxa" w:w="1560"/>
             <w:tcBorders>
               <w:top w:val="single" w:sz="4" w:space="0" w:color="BBBBBB"/>
               <w:left w:val="single" w:sz="4" w:space="0" w:color="BBBBBB"/>
               <w:bottom w:val="single" w:sz="4" w:space="0" w:color="BBBBBB"/>
               <w:right w:val="single" w:sz="4" w:space="0" w:color="BBBBBB"/>
             </w:tcBorders>
-            <w:vAlign w:val="center"/>
-            <w:tcMar>
-              <w:top w:w="90" w:type="dxa"/>
-              <w:bottom w:w="90" w:type="dxa"/>
-              <w:left w:w="90" w:type="dxa"/>
-              <w:right w:w="90" w:type="dxa"/>
-            </w:tcMar>
           </w:tcPr>
           <w:p>
             <w:pPr>
-              <w:keepNext w:val="0"/>
-              <w:spacing w:before="0" w:after="60" w:line="252" w:lineRule="auto"/>
+              <w:spacing w:before="0" w:after="0" w:line="240" w:lineRule="auto"/>
             </w:pPr>
             <w:r>
               <w:rPr>
                 <w:rFonts w:ascii="Microsoft YaHei" w:hAnsi="Microsoft YaHei" w:eastAsia="Microsoft YaHei" w:cs="Microsoft YaHei"/>
                 <w:b w:val="0"/>
-                <w:color w:val="000000"/>
-                <w:sz w:val="21"/>
+                <w:sz w:val="18"/>
               </w:rPr>
               <w:t>全过程：豁免阶段匹配</w:t>
             </w:r>
@@ -3430,25 +2689,17 @@
         </w:tc>
         <w:tc>
           <w:tcPr>
-            <w:tcW w:type="dxa" w:w="1296"/>
+            <w:tcW w:type="dxa" w:w="1560"/>
             <w:tcBorders>
               <w:top w:val="single" w:sz="4" w:space="0" w:color="BBBBBB"/>
               <w:left w:val="single" w:sz="4" w:space="0" w:color="BBBBBB"/>
               <w:bottom w:val="single" w:sz="4" w:space="0" w:color="BBBBBB"/>
               <w:right w:val="single" w:sz="4" w:space="0" w:color="BBBBBB"/>
             </w:tcBorders>
-            <w:vAlign w:val="center"/>
-            <w:tcMar>
-              <w:top w:w="90" w:type="dxa"/>
-              <w:bottom w:w="90" w:type="dxa"/>
-              <w:left w:w="90" w:type="dxa"/>
-              <w:right w:w="90" w:type="dxa"/>
-            </w:tcMar>
           </w:tcPr>
           <w:p>
             <w:pPr>
-              <w:keepNext w:val="0"/>
-              <w:spacing w:before="0" w:after="60" w:line="252" w:lineRule="auto"/>
+              <w:spacing w:before="0" w:after="0" w:line="240" w:lineRule="auto"/>
             </w:pPr>
             <w:sdt>
               <w:sdtPr>
@@ -3478,25 +2729,17 @@
         </w:tc>
         <w:tc>
           <w:tcPr>
-            <w:tcW w:type="dxa" w:w="1296"/>
+            <w:tcW w:type="dxa" w:w="1560"/>
             <w:tcBorders>
               <w:top w:val="single" w:sz="4" w:space="0" w:color="BBBBBB"/>
               <w:left w:val="single" w:sz="4" w:space="0" w:color="BBBBBB"/>
               <w:bottom w:val="single" w:sz="4" w:space="0" w:color="BBBBBB"/>
               <w:right w:val="single" w:sz="4" w:space="0" w:color="BBBBBB"/>
             </w:tcBorders>
-            <w:vAlign w:val="center"/>
-            <w:tcMar>
-              <w:top w:w="90" w:type="dxa"/>
-              <w:bottom w:w="90" w:type="dxa"/>
-              <w:left w:w="90" w:type="dxa"/>
-              <w:right w:w="90" w:type="dxa"/>
-            </w:tcMar>
           </w:tcPr>
           <w:p>
             <w:pPr>
-              <w:keepNext w:val="0"/>
-              <w:spacing w:before="0" w:after="60" w:line="252" w:lineRule="auto"/>
+              <w:spacing w:before="0" w:after="0" w:line="240" w:lineRule="auto"/>
             </w:pPr>
             <w:sdt>
               <w:sdtPr>
@@ -3526,25 +2769,17 @@
         </w:tc>
         <w:tc>
           <w:tcPr>
-            <w:tcW w:type="dxa" w:w="1728"/>
+            <w:tcW w:type="dxa" w:w="1560"/>
             <w:tcBorders>
               <w:top w:val="single" w:sz="4" w:space="0" w:color="BBBBBB"/>
               <w:left w:val="single" w:sz="4" w:space="0" w:color="BBBBBB"/>
               <w:bottom w:val="single" w:sz="4" w:space="0" w:color="BBBBBB"/>
               <w:right w:val="single" w:sz="4" w:space="0" w:color="BBBBBB"/>
             </w:tcBorders>
-            <w:vAlign w:val="center"/>
-            <w:tcMar>
-              <w:top w:w="90" w:type="dxa"/>
-              <w:bottom w:w="90" w:type="dxa"/>
-              <w:left w:w="90" w:type="dxa"/>
-              <w:right w:w="90" w:type="dxa"/>
-            </w:tcMar>
           </w:tcPr>
           <w:p>
             <w:pPr>
-              <w:keepNext w:val="0"/>
-              <w:spacing w:before="0" w:after="60" w:line="252" w:lineRule="auto"/>
+              <w:spacing w:before="0" w:after="0" w:line="240" w:lineRule="auto"/>
             </w:pPr>
             <w:sdt>
               <w:sdtPr>
@@ -3574,8 +2809,7 @@
               <w:rPr>
                 <w:rFonts w:ascii="Microsoft YaHei" w:hAnsi="Microsoft YaHei" w:eastAsia="Microsoft YaHei" w:cs="Microsoft YaHei"/>
                 <w:b w:val="0"/>
-                <w:color w:val="000000"/>
-                <w:sz w:val="21"/>
+                <w:sz w:val="18"/>
               </w:rPr>
               <w:t xml:space="preserve"> ______</w:t>
             </w:r>
@@ -3583,12 +2817,9 @@
         </w:tc>
       </w:tr>
       <w:tr>
-        <w:trPr>
-          <w:cantSplit/>
-        </w:trPr>
         <w:tc>
           <w:tcPr>
-            <w:tcW w:type="dxa" w:w="720"/>
+            <w:tcW w:type="dxa" w:w="1560"/>
             <w:tcBorders>
               <w:top w:val="single" w:sz="4" w:space="0" w:color="BBBBBB"/>
               <w:left w:val="single" w:sz="4" w:space="0" w:color="BBBBBB"/>
@@ -3596,25 +2827,16 @@
               <w:right w:val="single" w:sz="4" w:space="0" w:color="BBBBBB"/>
             </w:tcBorders>
             <w:shd w:val="clear" w:color="auto" w:fill="F2F6FB"/>
-            <w:vAlign w:val="center"/>
-            <w:tcMar>
-              <w:top w:w="90" w:type="dxa"/>
-              <w:bottom w:w="90" w:type="dxa"/>
-              <w:left w:w="90" w:type="dxa"/>
-              <w:right w:w="90" w:type="dxa"/>
-            </w:tcMar>
           </w:tcPr>
           <w:p>
             <w:pPr>
-              <w:keepNext w:val="0"/>
-              <w:spacing w:before="0" w:after="60" w:line="252" w:lineRule="auto"/>
+              <w:spacing w:before="0" w:after="0" w:line="240" w:lineRule="auto"/>
             </w:pPr>
             <w:r>
               <w:rPr>
                 <w:rFonts w:ascii="Microsoft YaHei" w:hAnsi="Microsoft YaHei" w:eastAsia="Microsoft YaHei" w:cs="Microsoft YaHei"/>
                 <w:b w:val="0"/>
-                <w:color w:val="000000"/>
-                <w:sz w:val="21"/>
+                <w:sz w:val="18"/>
               </w:rPr>
               <w:t>E10</w:t>
             </w:r>
@@ -3622,7 +2844,7 @@
         </w:tc>
         <w:tc>
           <w:tcPr>
-            <w:tcW w:type="dxa" w:w="2592"/>
+            <w:tcW w:type="dxa" w:w="1560"/>
             <w:tcBorders>
               <w:top w:val="single" w:sz="4" w:space="0" w:color="BBBBBB"/>
               <w:left w:val="single" w:sz="4" w:space="0" w:color="BBBBBB"/>
@@ -3630,25 +2852,16 @@
               <w:right w:val="single" w:sz="4" w:space="0" w:color="BBBBBB"/>
             </w:tcBorders>
             <w:shd w:val="clear" w:color="auto" w:fill="F2F6FB"/>
-            <w:vAlign w:val="center"/>
-            <w:tcMar>
-              <w:top w:w="90" w:type="dxa"/>
-              <w:bottom w:w="90" w:type="dxa"/>
-              <w:left w:w="90" w:type="dxa"/>
-              <w:right w:w="90" w:type="dxa"/>
-            </w:tcMar>
           </w:tcPr>
           <w:p>
             <w:pPr>
-              <w:keepNext w:val="0"/>
-              <w:spacing w:before="0" w:after="60" w:line="252" w:lineRule="auto"/>
+              <w:spacing w:before="0" w:after="0" w:line="240" w:lineRule="auto"/>
             </w:pPr>
             <w:r>
               <w:rPr>
                 <w:rFonts w:ascii="Microsoft YaHei" w:hAnsi="Microsoft YaHei" w:eastAsia="Microsoft YaHei" w:cs="Microsoft YaHei"/>
                 <w:b w:val="0"/>
-                <w:color w:val="000000"/>
-                <w:sz w:val="21"/>
+                <w:sz w:val="18"/>
               </w:rPr>
               <w:t>由贯穿性类扩展；无真实填报例</w:t>
             </w:r>
@@ -3656,7 +2869,7 @@
         </w:tc>
         <w:tc>
           <w:tcPr>
-            <w:tcW w:type="dxa" w:w="2592"/>
+            <w:tcW w:type="dxa" w:w="1560"/>
             <w:tcBorders>
               <w:top w:val="single" w:sz="4" w:space="0" w:color="BBBBBB"/>
               <w:left w:val="single" w:sz="4" w:space="0" w:color="BBBBBB"/>
@@ -3664,25 +2877,16 @@
               <w:right w:val="single" w:sz="4" w:space="0" w:color="BBBBBB"/>
             </w:tcBorders>
             <w:shd w:val="clear" w:color="auto" w:fill="F2F6FB"/>
-            <w:vAlign w:val="center"/>
-            <w:tcMar>
-              <w:top w:w="90" w:type="dxa"/>
-              <w:bottom w:w="90" w:type="dxa"/>
-              <w:left w:w="90" w:type="dxa"/>
-              <w:right w:w="90" w:type="dxa"/>
-            </w:tcMar>
           </w:tcPr>
           <w:p>
             <w:pPr>
-              <w:keepNext w:val="0"/>
-              <w:spacing w:before="0" w:after="60" w:line="252" w:lineRule="auto"/>
+              <w:spacing w:before="0" w:after="0" w:line="240" w:lineRule="auto"/>
             </w:pPr>
             <w:r>
               <w:rPr>
                 <w:rFonts w:ascii="Microsoft YaHei" w:hAnsi="Microsoft YaHei" w:eastAsia="Microsoft YaHei" w:cs="Microsoft YaHei"/>
                 <w:b w:val="0"/>
-                <w:color w:val="000000"/>
-                <w:sz w:val="21"/>
+                <w:sz w:val="18"/>
               </w:rPr>
               <w:t>项目全过程：豁免阶段匹配</w:t>
             </w:r>
@@ -3690,7 +2894,7 @@
         </w:tc>
         <w:tc>
           <w:tcPr>
-            <w:tcW w:type="dxa" w:w="1296"/>
+            <w:tcW w:type="dxa" w:w="1560"/>
             <w:tcBorders>
               <w:top w:val="single" w:sz="4" w:space="0" w:color="BBBBBB"/>
               <w:left w:val="single" w:sz="4" w:space="0" w:color="BBBBBB"/>
@@ -3698,18 +2902,10 @@
               <w:right w:val="single" w:sz="4" w:space="0" w:color="BBBBBB"/>
             </w:tcBorders>
             <w:shd w:val="clear" w:color="auto" w:fill="F2F6FB"/>
-            <w:vAlign w:val="center"/>
-            <w:tcMar>
-              <w:top w:w="90" w:type="dxa"/>
-              <w:bottom w:w="90" w:type="dxa"/>
-              <w:left w:w="90" w:type="dxa"/>
-              <w:right w:w="90" w:type="dxa"/>
-            </w:tcMar>
           </w:tcPr>
           <w:p>
             <w:pPr>
-              <w:keepNext w:val="0"/>
-              <w:spacing w:before="0" w:after="60" w:line="252" w:lineRule="auto"/>
+              <w:spacing w:before="0" w:after="0" w:line="240" w:lineRule="auto"/>
             </w:pPr>
             <w:sdt>
               <w:sdtPr>
@@ -3739,7 +2935,7 @@
         </w:tc>
         <w:tc>
           <w:tcPr>
-            <w:tcW w:type="dxa" w:w="1296"/>
+            <w:tcW w:type="dxa" w:w="1560"/>
             <w:tcBorders>
               <w:top w:val="single" w:sz="4" w:space="0" w:color="BBBBBB"/>
               <w:left w:val="single" w:sz="4" w:space="0" w:color="BBBBBB"/>
@@ -3747,18 +2943,10 @@
               <w:right w:val="single" w:sz="4" w:space="0" w:color="BBBBBB"/>
             </w:tcBorders>
             <w:shd w:val="clear" w:color="auto" w:fill="F2F6FB"/>
-            <w:vAlign w:val="center"/>
-            <w:tcMar>
-              <w:top w:w="90" w:type="dxa"/>
-              <w:bottom w:w="90" w:type="dxa"/>
-              <w:left w:w="90" w:type="dxa"/>
-              <w:right w:w="90" w:type="dxa"/>
-            </w:tcMar>
           </w:tcPr>
           <w:p>
             <w:pPr>
-              <w:keepNext w:val="0"/>
-              <w:spacing w:before="0" w:after="60" w:line="252" w:lineRule="auto"/>
+              <w:spacing w:before="0" w:after="0" w:line="240" w:lineRule="auto"/>
             </w:pPr>
             <w:sdt>
               <w:sdtPr>
@@ -3788,7 +2976,7 @@
         </w:tc>
         <w:tc>
           <w:tcPr>
-            <w:tcW w:type="dxa" w:w="1728"/>
+            <w:tcW w:type="dxa" w:w="1560"/>
             <w:tcBorders>
               <w:top w:val="single" w:sz="4" w:space="0" w:color="BBBBBB"/>
               <w:left w:val="single" w:sz="4" w:space="0" w:color="BBBBBB"/>
@@ -3796,18 +2984,10 @@
               <w:right w:val="single" w:sz="4" w:space="0" w:color="BBBBBB"/>
             </w:tcBorders>
             <w:shd w:val="clear" w:color="auto" w:fill="F2F6FB"/>
-            <w:vAlign w:val="center"/>
-            <w:tcMar>
-              <w:top w:w="90" w:type="dxa"/>
-              <w:bottom w:w="90" w:type="dxa"/>
-              <w:left w:w="90" w:type="dxa"/>
-              <w:right w:w="90" w:type="dxa"/>
-            </w:tcMar>
           </w:tcPr>
           <w:p>
             <w:pPr>
-              <w:keepNext w:val="0"/>
-              <w:spacing w:before="0" w:after="60" w:line="252" w:lineRule="auto"/>
+              <w:spacing w:before="0" w:after="0" w:line="240" w:lineRule="auto"/>
             </w:pPr>
             <w:sdt>
               <w:sdtPr>
@@ -3837,8 +3017,7 @@
               <w:rPr>
                 <w:rFonts w:ascii="Microsoft YaHei" w:hAnsi="Microsoft YaHei" w:eastAsia="Microsoft YaHei" w:cs="Microsoft YaHei"/>
                 <w:b w:val="0"/>
-                <w:color w:val="000000"/>
-                <w:sz w:val="21"/>
+                <w:sz w:val="18"/>
               </w:rPr>
               <w:t xml:space="preserve"> ______</w:t>
             </w:r>
@@ -3846,37 +3025,25 @@
         </w:tc>
       </w:tr>
       <w:tr>
-        <w:trPr>
-          <w:cantSplit/>
-        </w:trPr>
         <w:tc>
           <w:tcPr>
-            <w:tcW w:type="dxa" w:w="720"/>
+            <w:tcW w:type="dxa" w:w="1560"/>
             <w:tcBorders>
               <w:top w:val="single" w:sz="4" w:space="0" w:color="BBBBBB"/>
               <w:left w:val="single" w:sz="4" w:space="0" w:color="BBBBBB"/>
               <w:bottom w:val="single" w:sz="4" w:space="0" w:color="BBBBBB"/>
               <w:right w:val="single" w:sz="4" w:space="0" w:color="BBBBBB"/>
             </w:tcBorders>
-            <w:vAlign w:val="center"/>
-            <w:tcMar>
-              <w:top w:w="90" w:type="dxa"/>
-              <w:bottom w:w="90" w:type="dxa"/>
-              <w:left w:w="90" w:type="dxa"/>
-              <w:right w:w="90" w:type="dxa"/>
-            </w:tcMar>
           </w:tcPr>
           <w:p>
             <w:pPr>
-              <w:keepNext w:val="0"/>
-              <w:spacing w:before="0" w:after="60" w:line="252" w:lineRule="auto"/>
+              <w:spacing w:before="0" w:after="0" w:line="240" w:lineRule="auto"/>
             </w:pPr>
             <w:r>
               <w:rPr>
                 <w:rFonts w:ascii="Microsoft YaHei" w:hAnsi="Microsoft YaHei" w:eastAsia="Microsoft YaHei" w:cs="Microsoft YaHei"/>
                 <w:b w:val="0"/>
-                <w:color w:val="000000"/>
-                <w:sz w:val="21"/>
+                <w:sz w:val="18"/>
               </w:rPr>
               <w:t>E11</w:t>
             </w:r>
@@ -3884,32 +3051,23 @@
         </w:tc>
         <w:tc>
           <w:tcPr>
-            <w:tcW w:type="dxa" w:w="2592"/>
+            <w:tcW w:type="dxa" w:w="1560"/>
             <w:tcBorders>
               <w:top w:val="single" w:sz="4" w:space="0" w:color="BBBBBB"/>
               <w:left w:val="single" w:sz="4" w:space="0" w:color="BBBBBB"/>
               <w:bottom w:val="single" w:sz="4" w:space="0" w:color="BBBBBB"/>
               <w:right w:val="single" w:sz="4" w:space="0" w:color="BBBBBB"/>
             </w:tcBorders>
-            <w:vAlign w:val="center"/>
-            <w:tcMar>
-              <w:top w:w="90" w:type="dxa"/>
-              <w:bottom w:w="90" w:type="dxa"/>
-              <w:left w:w="90" w:type="dxa"/>
-              <w:right w:w="90" w:type="dxa"/>
-            </w:tcMar>
           </w:tcPr>
           <w:p>
             <w:pPr>
-              <w:keepNext w:val="0"/>
-              <w:spacing w:before="0" w:after="60" w:line="252" w:lineRule="auto"/>
+              <w:spacing w:before="0" w:after="0" w:line="240" w:lineRule="auto"/>
             </w:pPr>
             <w:r>
               <w:rPr>
                 <w:rFonts w:ascii="Microsoft YaHei" w:hAnsi="Microsoft YaHei" w:eastAsia="Microsoft YaHei" w:cs="Microsoft YaHei"/>
                 <w:b w:val="0"/>
-                <w:color w:val="000000"/>
-                <w:sz w:val="21"/>
+                <w:sz w:val="18"/>
               </w:rPr>
               <w:t>由贯穿性类扩展；无真实填报例</w:t>
             </w:r>
@@ -3917,32 +3075,23 @@
         </w:tc>
         <w:tc>
           <w:tcPr>
-            <w:tcW w:type="dxa" w:w="2592"/>
+            <w:tcW w:type="dxa" w:w="1560"/>
             <w:tcBorders>
               <w:top w:val="single" w:sz="4" w:space="0" w:color="BBBBBB"/>
               <w:left w:val="single" w:sz="4" w:space="0" w:color="BBBBBB"/>
               <w:bottom w:val="single" w:sz="4" w:space="0" w:color="BBBBBB"/>
               <w:right w:val="single" w:sz="4" w:space="0" w:color="BBBBBB"/>
             </w:tcBorders>
-            <w:vAlign w:val="center"/>
-            <w:tcMar>
-              <w:top w:w="90" w:type="dxa"/>
-              <w:bottom w:w="90" w:type="dxa"/>
-              <w:left w:w="90" w:type="dxa"/>
-              <w:right w:w="90" w:type="dxa"/>
-            </w:tcMar>
           </w:tcPr>
           <w:p>
             <w:pPr>
-              <w:keepNext w:val="0"/>
-              <w:spacing w:before="0" w:after="60" w:line="252" w:lineRule="auto"/>
+              <w:spacing w:before="0" w:after="0" w:line="240" w:lineRule="auto"/>
             </w:pPr>
             <w:r>
               <w:rPr>
                 <w:rFonts w:ascii="Microsoft YaHei" w:hAnsi="Microsoft YaHei" w:eastAsia="Microsoft YaHei" w:cs="Microsoft YaHei"/>
                 <w:b w:val="0"/>
-                <w:color w:val="000000"/>
-                <w:sz w:val="21"/>
+                <w:sz w:val="18"/>
               </w:rPr>
               <w:t>全阶段：豁免阶段匹配</w:t>
             </w:r>
@@ -3950,25 +3099,17 @@
         </w:tc>
         <w:tc>
           <w:tcPr>
-            <w:tcW w:type="dxa" w:w="1296"/>
+            <w:tcW w:type="dxa" w:w="1560"/>
             <w:tcBorders>
               <w:top w:val="single" w:sz="4" w:space="0" w:color="BBBBBB"/>
               <w:left w:val="single" w:sz="4" w:space="0" w:color="BBBBBB"/>
               <w:bottom w:val="single" w:sz="4" w:space="0" w:color="BBBBBB"/>
               <w:right w:val="single" w:sz="4" w:space="0" w:color="BBBBBB"/>
             </w:tcBorders>
-            <w:vAlign w:val="center"/>
-            <w:tcMar>
-              <w:top w:w="90" w:type="dxa"/>
-              <w:bottom w:w="90" w:type="dxa"/>
-              <w:left w:w="90" w:type="dxa"/>
-              <w:right w:w="90" w:type="dxa"/>
-            </w:tcMar>
           </w:tcPr>
           <w:p>
             <w:pPr>
-              <w:keepNext w:val="0"/>
-              <w:spacing w:before="0" w:after="60" w:line="252" w:lineRule="auto"/>
+              <w:spacing w:before="0" w:after="0" w:line="240" w:lineRule="auto"/>
             </w:pPr>
             <w:sdt>
               <w:sdtPr>
@@ -3998,25 +3139,17 @@
         </w:tc>
         <w:tc>
           <w:tcPr>
-            <w:tcW w:type="dxa" w:w="1296"/>
+            <w:tcW w:type="dxa" w:w="1560"/>
             <w:tcBorders>
               <w:top w:val="single" w:sz="4" w:space="0" w:color="BBBBBB"/>
               <w:left w:val="single" w:sz="4" w:space="0" w:color="BBBBBB"/>
               <w:bottom w:val="single" w:sz="4" w:space="0" w:color="BBBBBB"/>
               <w:right w:val="single" w:sz="4" w:space="0" w:color="BBBBBB"/>
             </w:tcBorders>
-            <w:vAlign w:val="center"/>
-            <w:tcMar>
-              <w:top w:w="90" w:type="dxa"/>
-              <w:bottom w:w="90" w:type="dxa"/>
-              <w:left w:w="90" w:type="dxa"/>
-              <w:right w:w="90" w:type="dxa"/>
-            </w:tcMar>
           </w:tcPr>
           <w:p>
             <w:pPr>
-              <w:keepNext w:val="0"/>
-              <w:spacing w:before="0" w:after="60" w:line="252" w:lineRule="auto"/>
+              <w:spacing w:before="0" w:after="0" w:line="240" w:lineRule="auto"/>
             </w:pPr>
             <w:sdt>
               <w:sdtPr>
@@ -4046,25 +3179,17 @@
         </w:tc>
         <w:tc>
           <w:tcPr>
-            <w:tcW w:type="dxa" w:w="1728"/>
+            <w:tcW w:type="dxa" w:w="1560"/>
             <w:tcBorders>
               <w:top w:val="single" w:sz="4" w:space="0" w:color="BBBBBB"/>
               <w:left w:val="single" w:sz="4" w:space="0" w:color="BBBBBB"/>
               <w:bottom w:val="single" w:sz="4" w:space="0" w:color="BBBBBB"/>
               <w:right w:val="single" w:sz="4" w:space="0" w:color="BBBBBB"/>
             </w:tcBorders>
-            <w:vAlign w:val="center"/>
-            <w:tcMar>
-              <w:top w:w="90" w:type="dxa"/>
-              <w:bottom w:w="90" w:type="dxa"/>
-              <w:left w:w="90" w:type="dxa"/>
-              <w:right w:w="90" w:type="dxa"/>
-            </w:tcMar>
           </w:tcPr>
           <w:p>
             <w:pPr>
-              <w:keepNext w:val="0"/>
-              <w:spacing w:before="0" w:after="60" w:line="252" w:lineRule="auto"/>
+              <w:spacing w:before="0" w:after="0" w:line="240" w:lineRule="auto"/>
             </w:pPr>
             <w:sdt>
               <w:sdtPr>
@@ -4094,8 +3219,7 @@
               <w:rPr>
                 <w:rFonts w:ascii="Microsoft YaHei" w:hAnsi="Microsoft YaHei" w:eastAsia="Microsoft YaHei" w:cs="Microsoft YaHei"/>
                 <w:b w:val="0"/>
-                <w:color w:val="000000"/>
-                <w:sz w:val="21"/>
+                <w:sz w:val="18"/>
               </w:rPr>
               <w:t xml:space="preserve"> ______</w:t>
             </w:r>
@@ -4111,14 +3235,13 @@
     <w:p>
       <w:pPr>
         <w:pStyle w:val="Heading2"/>
-        <w:keepNext/>
         <w:spacing w:before="260" w:after="120"/>
       </w:pPr>
       <w:r>
         <w:rPr>
           <w:rFonts w:ascii="Microsoft YaHei" w:hAnsi="Microsoft YaHei" w:eastAsia="Microsoft YaHei" w:cs="Microsoft YaHei"/>
           <w:b/>
-          <w:color w:val="000000"/>
+          <w:color w:val="1F4E79"/>
           <w:sz w:val="28"/>
         </w:rPr>
         <w:t>里程碑与阶段映射表</w:t>
@@ -4132,8 +3255,7 @@
         <w:rPr>
           <w:rFonts w:ascii="Microsoft YaHei" w:hAnsi="Microsoft YaHei" w:eastAsia="Microsoft YaHei" w:cs="Microsoft YaHei"/>
           <w:b w:val="0"/>
-          <w:color w:val="000000"/>
-          <w:sz w:val="22"/>
+          <w:sz w:val="21"/>
         </w:rPr>
         <w:t>现状：四项在草表中，完整枚举仍待签认。拟用口径：只把左侧里程碑匹配至右侧阶段；目标阶段必须确实已填。M03/M04 是我们按立项条目对称拟出的建议，</w:t>
       </w:r>
@@ -4141,8 +3263,7 @@
         <w:rPr>
           <w:rFonts w:ascii="Microsoft YaHei" w:hAnsi="Microsoft YaHei" w:eastAsia="Microsoft YaHei" w:cs="Microsoft YaHei"/>
           <w:b/>
-          <w:color w:val="000000"/>
-          <w:sz w:val="22"/>
+          <w:sz w:val="21"/>
         </w:rPr>
         <w:t>没有原真实判例</w:t>
       </w:r>
@@ -4150,83 +3271,72 @@
         <w:rPr>
           <w:rFonts w:ascii="Microsoft YaHei" w:hAnsi="Microsoft YaHei" w:eastAsia="Microsoft YaHei" w:cs="Microsoft YaHei"/>
           <w:b w:val="0"/>
-          <w:color w:val="000000"/>
-          <w:sz w:val="22"/>
+          <w:sz w:val="21"/>
         </w:rPr>
         <w:t>，请据你的专业口径确认或否定。没有把软硬件开发设计映射至 G2/G3。</w:t>
       </w:r>
     </w:p>
     <w:p>
       <w:pPr>
-        <w:keepNext/>
-        <w:spacing w:after="40" w:before="0" w:line="300" w:lineRule="exact"/>
+        <w:spacing w:after="100"/>
       </w:pPr>
       <w:r>
         <w:rPr>
           <w:rFonts w:ascii="Microsoft YaHei" w:hAnsi="Microsoft YaHei" w:eastAsia="Microsoft YaHei" w:cs="Microsoft YaHei"/>
           <w:b w:val="0"/>
-          <w:color w:val="000000"/>
-          <w:sz w:val="22"/>
+          <w:sz w:val="21"/>
         </w:rPr>
         <w:t>🔑 勾选栏怎么读（三个符号的确切含义，请先看这三行再动手）：</w:t>
       </w:r>
     </w:p>
     <w:p>
       <w:pPr>
-        <w:keepNext/>
-        <w:spacing w:after="40" w:before="0" w:line="300" w:lineRule="exact"/>
+        <w:spacing w:after="100"/>
       </w:pPr>
       <w:r>
         <w:rPr>
           <w:rFonts w:ascii="Microsoft YaHei" w:hAnsi="Microsoft YaHei" w:eastAsia="Microsoft YaHei" w:cs="Microsoft YaHei"/>
           <w:b w:val="0"/>
-          <w:color w:val="000000"/>
-          <w:sz w:val="22"/>
+          <w:sz w:val="21"/>
         </w:rPr>
         <w:t>✅ ＝「拟改判定这一格填的结果是对的」—— 引擎以后就该这么判。</w:t>
       </w:r>
     </w:p>
     <w:p>
       <w:pPr>
-        <w:keepNext/>
-        <w:spacing w:after="40" w:before="0" w:line="300" w:lineRule="exact"/>
+        <w:spacing w:after="100"/>
       </w:pPr>
       <w:r>
         <w:rPr>
           <w:rFonts w:ascii="Microsoft YaHei" w:hAnsi="Microsoft YaHei" w:eastAsia="Microsoft YaHei" w:cs="Microsoft YaHei"/>
           <w:b w:val="0"/>
-          <w:color w:val="000000"/>
-          <w:sz w:val="22"/>
+          <w:sz w:val="21"/>
         </w:rPr>
         <w:t>❌ ＝「拟改判定这一格填错了」—— 引擎不该这么判，但你不必写正确答案。</w:t>
       </w:r>
     </w:p>
     <w:p>
       <w:pPr>
-        <w:keepNext/>
-        <w:spacing w:after="40" w:before="0" w:line="300" w:lineRule="exact"/>
+        <w:spacing w:after="100"/>
       </w:pPr>
       <w:r>
         <w:rPr>
           <w:rFonts w:ascii="Microsoft YaHei" w:hAnsi="Microsoft YaHei" w:eastAsia="Microsoft YaHei" w:cs="Microsoft YaHei"/>
           <w:b w:val="0"/>
-          <w:color w:val="000000"/>
-          <w:sz w:val="22"/>
+          <w:sz w:val="21"/>
         </w:rPr>
         <w:t>✏️ ＝「填错了，而且我知道该怎么判」—— 勾它并在后面写一句你认为的正确判法。</w:t>
       </w:r>
     </w:p>
     <w:p>
       <w:pPr>
-        <w:keepNext/>
-        <w:spacing w:after="40" w:before="0" w:line="300" w:lineRule="exact"/>
+        <w:spacing w:after="100"/>
       </w:pPr>
       <w:r>
         <w:rPr>
           <w:rFonts w:ascii="Microsoft YaHei" w:hAnsi="Microsoft YaHei" w:eastAsia="Microsoft YaHei" w:cs="Microsoft YaHei"/>
           <w:b w:val="0"/>
-          <w:color w:val="000000"/>
-          <w:sz w:val="22"/>
+          <w:sz w:val="21"/>
         </w:rPr>
         <w:t>⇒ 三个符号评的都是最右边那列「拟改判定」，不是评「现状判定」。每行只勾一个。</w:t>
       </w:r>
@@ -4235,52 +3345,40 @@
       <w:tblPr>
         <w:tblW w:type="auto" w:w="0"/>
         <w:jc w:val="center"/>
-        <w:tblLayout w:type="fixed"/>
+        <w:tblLayout w:type="autofit"/>
         <w:tblLook w:firstColumn="1" w:firstRow="1" w:lastColumn="0" w:lastRow="0" w:noHBand="0" w:noVBand="1" w:val="04A0"/>
       </w:tblPr>
       <w:tblGrid>
-        <w:gridCol w:w="720"/>
-        <w:gridCol w:w="2592"/>
-        <w:gridCol w:w="2592"/>
-        <w:gridCol w:w="1296"/>
-        <w:gridCol w:w="1296"/>
-        <w:gridCol w:w="1728"/>
+        <w:gridCol w:w="1560"/>
+        <w:gridCol w:w="1560"/>
+        <w:gridCol w:w="1560"/>
+        <w:gridCol w:w="1560"/>
+        <w:gridCol w:w="1560"/>
+        <w:gridCol w:w="1560"/>
       </w:tblGrid>
       <w:tr>
-        <w:trPr>
-          <w:tblHeader/>
-          <w:cantSplit/>
-        </w:trPr>
         <w:tc>
           <w:tcPr>
-            <w:tcW w:type="dxa" w:w="720"/>
+            <w:tcW w:type="dxa" w:w="1560"/>
             <w:tcBorders>
               <w:top w:val="single" w:sz="4" w:space="0" w:color="BBBBBB"/>
               <w:left w:val="single" w:sz="4" w:space="0" w:color="BBBBBB"/>
               <w:bottom w:val="single" w:sz="4" w:space="0" w:color="BBBBBB"/>
               <w:right w:val="single" w:sz="4" w:space="0" w:color="BBBBBB"/>
             </w:tcBorders>
-            <w:shd w:val="clear" w:color="auto" w:fill="E8E8E8"/>
-            <w:vAlign w:val="center"/>
-            <w:tcMar>
-              <w:top w:w="90" w:type="dxa"/>
-              <w:bottom w:w="90" w:type="dxa"/>
-              <w:left w:w="90" w:type="dxa"/>
-              <w:right w:w="90" w:type="dxa"/>
-            </w:tcMar>
+            <w:shd w:val="clear" w:color="auto" w:fill="1F4E79"/>
           </w:tcPr>
           <w:p>
             <w:pPr>
-              <w:keepNext/>
-              <w:spacing w:before="0" w:after="60" w:line="252" w:lineRule="auto"/>
+              <w:spacing w:before="0" w:after="0" w:line="240" w:lineRule="auto"/>
               <w:jc w:val="center"/>
             </w:pPr>
             <w:r>
               <w:rPr>
                 <w:rFonts w:ascii="Microsoft YaHei" w:hAnsi="Microsoft YaHei" w:eastAsia="Microsoft YaHei" w:cs="Microsoft YaHei"/>
                 <w:b/>
-                <w:color w:val="000000"/>
-                <w:sz w:val="21"/>
+                <w:color w:val="FFFFFF"/>
+                <w:sz w:val="19"/>
               </w:rPr>
               <w:t>条目</w:t>
             </w:r>
@@ -4288,34 +3386,26 @@
         </w:tc>
         <w:tc>
           <w:tcPr>
-            <w:tcW w:type="dxa" w:w="2592"/>
+            <w:tcW w:type="dxa" w:w="1560"/>
             <w:tcBorders>
               <w:top w:val="single" w:sz="4" w:space="0" w:color="BBBBBB"/>
               <w:left w:val="single" w:sz="4" w:space="0" w:color="BBBBBB"/>
               <w:bottom w:val="single" w:sz="4" w:space="0" w:color="BBBBBB"/>
               <w:right w:val="single" w:sz="4" w:space="0" w:color="BBBBBB"/>
             </w:tcBorders>
-            <w:shd w:val="clear" w:color="auto" w:fill="E8E8E8"/>
-            <w:vAlign w:val="center"/>
-            <w:tcMar>
-              <w:top w:w="90" w:type="dxa"/>
-              <w:bottom w:w="90" w:type="dxa"/>
-              <w:left w:w="90" w:type="dxa"/>
-              <w:right w:w="90" w:type="dxa"/>
-            </w:tcMar>
+            <w:shd w:val="clear" w:color="auto" w:fill="1F4E79"/>
           </w:tcPr>
           <w:p>
             <w:pPr>
-              <w:keepNext/>
-              <w:spacing w:before="0" w:after="60" w:line="252" w:lineRule="auto"/>
+              <w:spacing w:before="0" w:after="0" w:line="240" w:lineRule="auto"/>
               <w:jc w:val="center"/>
             </w:pPr>
             <w:r>
               <w:rPr>
                 <w:rFonts w:ascii="Microsoft YaHei" w:hAnsi="Microsoft YaHei" w:eastAsia="Microsoft YaHei" w:cs="Microsoft YaHei"/>
                 <w:b/>
-                <w:color w:val="000000"/>
-                <w:sz w:val="21"/>
+                <w:color w:val="FFFFFF"/>
+                <w:sz w:val="19"/>
               </w:rPr>
               <w:t>来源依据</w:t>
             </w:r>
@@ -4323,34 +3413,26 @@
         </w:tc>
         <w:tc>
           <w:tcPr>
-            <w:tcW w:type="dxa" w:w="2592"/>
+            <w:tcW w:type="dxa" w:w="1560"/>
             <w:tcBorders>
               <w:top w:val="single" w:sz="4" w:space="0" w:color="BBBBBB"/>
               <w:left w:val="single" w:sz="4" w:space="0" w:color="BBBBBB"/>
               <w:bottom w:val="single" w:sz="4" w:space="0" w:color="BBBBBB"/>
               <w:right w:val="single" w:sz="4" w:space="0" w:color="BBBBBB"/>
             </w:tcBorders>
-            <w:shd w:val="clear" w:color="auto" w:fill="E8E8E8"/>
-            <w:vAlign w:val="center"/>
-            <w:tcMar>
-              <w:top w:w="90" w:type="dxa"/>
-              <w:bottom w:w="90" w:type="dxa"/>
-              <w:left w:w="90" w:type="dxa"/>
-              <w:right w:w="90" w:type="dxa"/>
-            </w:tcMar>
+            <w:shd w:val="clear" w:color="auto" w:fill="1F4E79"/>
           </w:tcPr>
           <w:p>
             <w:pPr>
-              <w:keepNext/>
-              <w:spacing w:before="0" w:after="60" w:line="252" w:lineRule="auto"/>
+              <w:spacing w:before="0" w:after="0" w:line="240" w:lineRule="auto"/>
               <w:jc w:val="center"/>
             </w:pPr>
             <w:r>
               <w:rPr>
                 <w:rFonts w:ascii="Microsoft YaHei" w:hAnsi="Microsoft YaHei" w:eastAsia="Microsoft YaHei" w:cs="Microsoft YaHei"/>
                 <w:b/>
-                <w:color w:val="000000"/>
-                <w:sz w:val="21"/>
+                <w:color w:val="FFFFFF"/>
+                <w:sz w:val="19"/>
               </w:rPr>
               <w:t>拟改判定</w:t>
             </w:r>
@@ -4358,34 +3440,26 @@
         </w:tc>
         <w:tc>
           <w:tcPr>
-            <w:tcW w:type="dxa" w:w="1296"/>
+            <w:tcW w:type="dxa" w:w="1560"/>
             <w:tcBorders>
               <w:top w:val="single" w:sz="4" w:space="0" w:color="BBBBBB"/>
               <w:left w:val="single" w:sz="4" w:space="0" w:color="BBBBBB"/>
               <w:bottom w:val="single" w:sz="4" w:space="0" w:color="BBBBBB"/>
               <w:right w:val="single" w:sz="4" w:space="0" w:color="BBBBBB"/>
             </w:tcBorders>
-            <w:shd w:val="clear" w:color="auto" w:fill="E8E8E8"/>
-            <w:vAlign w:val="center"/>
-            <w:tcMar>
-              <w:top w:w="90" w:type="dxa"/>
-              <w:bottom w:w="90" w:type="dxa"/>
-              <w:left w:w="90" w:type="dxa"/>
-              <w:right w:w="90" w:type="dxa"/>
-            </w:tcMar>
+            <w:shd w:val="clear" w:color="auto" w:fill="1F4E79"/>
           </w:tcPr>
           <w:p>
             <w:pPr>
-              <w:keepNext/>
-              <w:spacing w:before="0" w:after="60" w:line="252" w:lineRule="auto"/>
+              <w:spacing w:before="0" w:after="0" w:line="240" w:lineRule="auto"/>
               <w:jc w:val="center"/>
             </w:pPr>
             <w:r>
               <w:rPr>
                 <w:rFonts w:ascii="Microsoft YaHei" w:hAnsi="Microsoft YaHei" w:eastAsia="Microsoft YaHei" w:cs="Microsoft YaHei"/>
                 <w:b/>
-                <w:color w:val="000000"/>
-                <w:sz w:val="21"/>
+                <w:color w:val="FFFFFF"/>
+                <w:sz w:val="19"/>
               </w:rPr>
               <w:t>✅ 这样判对</w:t>
             </w:r>
@@ -4393,34 +3467,26 @@
         </w:tc>
         <w:tc>
           <w:tcPr>
-            <w:tcW w:type="dxa" w:w="1296"/>
+            <w:tcW w:type="dxa" w:w="1560"/>
             <w:tcBorders>
               <w:top w:val="single" w:sz="4" w:space="0" w:color="BBBBBB"/>
               <w:left w:val="single" w:sz="4" w:space="0" w:color="BBBBBB"/>
               <w:bottom w:val="single" w:sz="4" w:space="0" w:color="BBBBBB"/>
               <w:right w:val="single" w:sz="4" w:space="0" w:color="BBBBBB"/>
             </w:tcBorders>
-            <w:shd w:val="clear" w:color="auto" w:fill="E8E8E8"/>
-            <w:vAlign w:val="center"/>
-            <w:tcMar>
-              <w:top w:w="90" w:type="dxa"/>
-              <w:bottom w:w="90" w:type="dxa"/>
-              <w:left w:w="90" w:type="dxa"/>
-              <w:right w:w="90" w:type="dxa"/>
-            </w:tcMar>
+            <w:shd w:val="clear" w:color="auto" w:fill="1F4E79"/>
           </w:tcPr>
           <w:p>
             <w:pPr>
-              <w:keepNext/>
-              <w:spacing w:before="0" w:after="60" w:line="252" w:lineRule="auto"/>
+              <w:spacing w:before="0" w:after="0" w:line="240" w:lineRule="auto"/>
               <w:jc w:val="center"/>
             </w:pPr>
             <w:r>
               <w:rPr>
                 <w:rFonts w:ascii="Microsoft YaHei" w:hAnsi="Microsoft YaHei" w:eastAsia="Microsoft YaHei" w:cs="Microsoft YaHei"/>
                 <w:b/>
-                <w:color w:val="000000"/>
-                <w:sz w:val="21"/>
+                <w:color w:val="FFFFFF"/>
+                <w:sz w:val="19"/>
               </w:rPr>
               <w:t>❌ 这样判不对</w:t>
             </w:r>
@@ -4428,34 +3494,26 @@
         </w:tc>
         <w:tc>
           <w:tcPr>
-            <w:tcW w:type="dxa" w:w="1728"/>
+            <w:tcW w:type="dxa" w:w="1560"/>
             <w:tcBorders>
               <w:top w:val="single" w:sz="4" w:space="0" w:color="BBBBBB"/>
               <w:left w:val="single" w:sz="4" w:space="0" w:color="BBBBBB"/>
               <w:bottom w:val="single" w:sz="4" w:space="0" w:color="BBBBBB"/>
               <w:right w:val="single" w:sz="4" w:space="0" w:color="BBBBBB"/>
             </w:tcBorders>
-            <w:shd w:val="clear" w:color="auto" w:fill="E8E8E8"/>
-            <w:vAlign w:val="center"/>
-            <w:tcMar>
-              <w:top w:w="90" w:type="dxa"/>
-              <w:bottom w:w="90" w:type="dxa"/>
-              <w:left w:w="90" w:type="dxa"/>
-              <w:right w:w="90" w:type="dxa"/>
-            </w:tcMar>
+            <w:shd w:val="clear" w:color="auto" w:fill="1F4E79"/>
           </w:tcPr>
           <w:p>
             <w:pPr>
-              <w:keepNext/>
-              <w:spacing w:before="0" w:after="60" w:line="252" w:lineRule="auto"/>
+              <w:spacing w:before="0" w:after="0" w:line="240" w:lineRule="auto"/>
               <w:jc w:val="center"/>
             </w:pPr>
             <w:r>
               <w:rPr>
                 <w:rFonts w:ascii="Microsoft YaHei" w:hAnsi="Microsoft YaHei" w:eastAsia="Microsoft YaHei" w:cs="Microsoft YaHei"/>
                 <w:b/>
-                <w:color w:val="000000"/>
-                <w:sz w:val="21"/>
+                <w:color w:val="FFFFFF"/>
+                <w:sz w:val="19"/>
               </w:rPr>
               <w:t>✏️ 应改判为</w:t>
             </w:r>
@@ -4463,37 +3521,25 @@
         </w:tc>
       </w:tr>
       <w:tr>
-        <w:trPr>
-          <w:cantSplit/>
-        </w:trPr>
         <w:tc>
           <w:tcPr>
-            <w:tcW w:type="dxa" w:w="720"/>
+            <w:tcW w:type="dxa" w:w="1560"/>
             <w:tcBorders>
               <w:top w:val="single" w:sz="4" w:space="0" w:color="BBBBBB"/>
               <w:left w:val="single" w:sz="4" w:space="0" w:color="BBBBBB"/>
               <w:bottom w:val="single" w:sz="4" w:space="0" w:color="BBBBBB"/>
               <w:right w:val="single" w:sz="4" w:space="0" w:color="BBBBBB"/>
             </w:tcBorders>
-            <w:vAlign w:val="center"/>
-            <w:tcMar>
-              <w:top w:w="90" w:type="dxa"/>
-              <w:bottom w:w="90" w:type="dxa"/>
-              <w:left w:w="90" w:type="dxa"/>
-              <w:right w:w="90" w:type="dxa"/>
-            </w:tcMar>
           </w:tcPr>
           <w:p>
             <w:pPr>
-              <w:keepNext w:val="0"/>
-              <w:spacing w:before="0" w:after="60" w:line="252" w:lineRule="auto"/>
+              <w:spacing w:before="0" w:after="0" w:line="240" w:lineRule="auto"/>
             </w:pPr>
             <w:r>
               <w:rPr>
                 <w:rFonts w:ascii="Microsoft YaHei" w:hAnsi="Microsoft YaHei" w:eastAsia="Microsoft YaHei" w:cs="Microsoft YaHei"/>
                 <w:b w:val="0"/>
-                <w:color w:val="000000"/>
-                <w:sz w:val="21"/>
+                <w:sz w:val="18"/>
               </w:rPr>
               <w:t>M01</w:t>
             </w:r>
@@ -4501,32 +3547,23 @@
         </w:tc>
         <w:tc>
           <w:tcPr>
-            <w:tcW w:type="dxa" w:w="2592"/>
+            <w:tcW w:type="dxa" w:w="1560"/>
             <w:tcBorders>
               <w:top w:val="single" w:sz="4" w:space="0" w:color="BBBBBB"/>
               <w:left w:val="single" w:sz="4" w:space="0" w:color="BBBBBB"/>
               <w:bottom w:val="single" w:sz="4" w:space="0" w:color="BBBBBB"/>
               <w:right w:val="single" w:sz="4" w:space="0" w:color="BBBBBB"/>
             </w:tcBorders>
-            <w:vAlign w:val="center"/>
-            <w:tcMar>
-              <w:top w:w="90" w:type="dxa"/>
-              <w:bottom w:w="90" w:type="dxa"/>
-              <w:left w:w="90" w:type="dxa"/>
-              <w:right w:w="90" w:type="dxa"/>
-            </w:tcMar>
           </w:tcPr>
           <w:p>
             <w:pPr>
-              <w:keepNext w:val="0"/>
-              <w:spacing w:before="0" w:after="60" w:line="252" w:lineRule="auto"/>
+              <w:spacing w:before="0" w:after="0" w:line="240" w:lineRule="auto"/>
             </w:pPr>
             <w:r>
               <w:rPr>
                 <w:rFonts w:ascii="Microsoft YaHei" w:hAnsi="Microsoft YaHei" w:eastAsia="Microsoft YaHei" w:cs="Microsoft YaHei"/>
                 <w:b w:val="0"/>
-                <w:color w:val="000000"/>
-                <w:sz w:val="21"/>
+                <w:sz w:val="18"/>
               </w:rPr>
               <w:t>华丰 r56至r58</w:t>
             </w:r>
@@ -4534,32 +3571,23 @@
         </w:tc>
         <w:tc>
           <w:tcPr>
-            <w:tcW w:type="dxa" w:w="2592"/>
+            <w:tcW w:type="dxa" w:w="1560"/>
             <w:tcBorders>
               <w:top w:val="single" w:sz="4" w:space="0" w:color="BBBBBB"/>
               <w:left w:val="single" w:sz="4" w:space="0" w:color="BBBBBB"/>
               <w:bottom w:val="single" w:sz="4" w:space="0" w:color="BBBBBB"/>
               <w:right w:val="single" w:sz="4" w:space="0" w:color="BBBBBB"/>
             </w:tcBorders>
-            <w:vAlign w:val="center"/>
-            <w:tcMar>
-              <w:top w:w="90" w:type="dxa"/>
-              <w:bottom w:w="90" w:type="dxa"/>
-              <w:left w:w="90" w:type="dxa"/>
-              <w:right w:w="90" w:type="dxa"/>
-            </w:tcMar>
           </w:tcPr>
           <w:p>
             <w:pPr>
-              <w:keepNext w:val="0"/>
-              <w:spacing w:before="0" w:after="60" w:line="252" w:lineRule="auto"/>
+              <w:spacing w:before="0" w:after="0" w:line="240" w:lineRule="auto"/>
             </w:pPr>
             <w:r>
               <w:rPr>
                 <w:rFonts w:ascii="Microsoft YaHei" w:hAnsi="Microsoft YaHei" w:eastAsia="Microsoft YaHei" w:cs="Microsoft YaHei"/>
                 <w:b w:val="0"/>
-                <w:color w:val="000000"/>
-                <w:sz w:val="21"/>
+                <w:sz w:val="18"/>
               </w:rPr>
               <w:t>项目立项 → 立项评审</w:t>
             </w:r>
@@ -4567,25 +3595,17 @@
         </w:tc>
         <w:tc>
           <w:tcPr>
-            <w:tcW w:type="dxa" w:w="1296"/>
+            <w:tcW w:type="dxa" w:w="1560"/>
             <w:tcBorders>
               <w:top w:val="single" w:sz="4" w:space="0" w:color="BBBBBB"/>
               <w:left w:val="single" w:sz="4" w:space="0" w:color="BBBBBB"/>
               <w:bottom w:val="single" w:sz="4" w:space="0" w:color="BBBBBB"/>
               <w:right w:val="single" w:sz="4" w:space="0" w:color="BBBBBB"/>
             </w:tcBorders>
-            <w:vAlign w:val="center"/>
-            <w:tcMar>
-              <w:top w:w="90" w:type="dxa"/>
-              <w:bottom w:w="90" w:type="dxa"/>
-              <w:left w:w="90" w:type="dxa"/>
-              <w:right w:w="90" w:type="dxa"/>
-            </w:tcMar>
           </w:tcPr>
           <w:p>
             <w:pPr>
-              <w:keepNext w:val="0"/>
-              <w:spacing w:before="0" w:after="60" w:line="252" w:lineRule="auto"/>
+              <w:spacing w:before="0" w:after="0" w:line="240" w:lineRule="auto"/>
             </w:pPr>
             <w:sdt>
               <w:sdtPr>
@@ -4615,25 +3635,17 @@
         </w:tc>
         <w:tc>
           <w:tcPr>
-            <w:tcW w:type="dxa" w:w="1296"/>
+            <w:tcW w:type="dxa" w:w="1560"/>
             <w:tcBorders>
               <w:top w:val="single" w:sz="4" w:space="0" w:color="BBBBBB"/>
               <w:left w:val="single" w:sz="4" w:space="0" w:color="BBBBBB"/>
               <w:bottom w:val="single" w:sz="4" w:space="0" w:color="BBBBBB"/>
               <w:right w:val="single" w:sz="4" w:space="0" w:color="BBBBBB"/>
             </w:tcBorders>
-            <w:vAlign w:val="center"/>
-            <w:tcMar>
-              <w:top w:w="90" w:type="dxa"/>
-              <w:bottom w:w="90" w:type="dxa"/>
-              <w:left w:w="90" w:type="dxa"/>
-              <w:right w:w="90" w:type="dxa"/>
-            </w:tcMar>
           </w:tcPr>
           <w:p>
             <w:pPr>
-              <w:keepNext w:val="0"/>
-              <w:spacing w:before="0" w:after="60" w:line="252" w:lineRule="auto"/>
+              <w:spacing w:before="0" w:after="0" w:line="240" w:lineRule="auto"/>
             </w:pPr>
             <w:sdt>
               <w:sdtPr>
@@ -4663,25 +3675,17 @@
         </w:tc>
         <w:tc>
           <w:tcPr>
-            <w:tcW w:type="dxa" w:w="1728"/>
+            <w:tcW w:type="dxa" w:w="1560"/>
             <w:tcBorders>
               <w:top w:val="single" w:sz="4" w:space="0" w:color="BBBBBB"/>
               <w:left w:val="single" w:sz="4" w:space="0" w:color="BBBBBB"/>
               <w:bottom w:val="single" w:sz="4" w:space="0" w:color="BBBBBB"/>
               <w:right w:val="single" w:sz="4" w:space="0" w:color="BBBBBB"/>
             </w:tcBorders>
-            <w:vAlign w:val="center"/>
-            <w:tcMar>
-              <w:top w:w="90" w:type="dxa"/>
-              <w:bottom w:w="90" w:type="dxa"/>
-              <w:left w:w="90" w:type="dxa"/>
-              <w:right w:w="90" w:type="dxa"/>
-            </w:tcMar>
           </w:tcPr>
           <w:p>
             <w:pPr>
-              <w:keepNext w:val="0"/>
-              <w:spacing w:before="0" w:after="60" w:line="252" w:lineRule="auto"/>
+              <w:spacing w:before="0" w:after="0" w:line="240" w:lineRule="auto"/>
             </w:pPr>
             <w:sdt>
               <w:sdtPr>
@@ -4711,8 +3715,7 @@
               <w:rPr>
                 <w:rFonts w:ascii="Microsoft YaHei" w:hAnsi="Microsoft YaHei" w:eastAsia="Microsoft YaHei" w:cs="Microsoft YaHei"/>
                 <w:b w:val="0"/>
-                <w:color w:val="000000"/>
-                <w:sz w:val="21"/>
+                <w:sz w:val="18"/>
               </w:rPr>
               <w:t xml:space="preserve"> ______</w:t>
             </w:r>
@@ -4720,12 +3723,9 @@
         </w:tc>
       </w:tr>
       <w:tr>
-        <w:trPr>
-          <w:cantSplit/>
-        </w:trPr>
         <w:tc>
           <w:tcPr>
-            <w:tcW w:type="dxa" w:w="720"/>
+            <w:tcW w:type="dxa" w:w="1560"/>
             <w:tcBorders>
               <w:top w:val="single" w:sz="4" w:space="0" w:color="BBBBBB"/>
               <w:left w:val="single" w:sz="4" w:space="0" w:color="BBBBBB"/>
@@ -4733,25 +3733,16 @@
               <w:right w:val="single" w:sz="4" w:space="0" w:color="BBBBBB"/>
             </w:tcBorders>
             <w:shd w:val="clear" w:color="auto" w:fill="F2F6FB"/>
-            <w:vAlign w:val="center"/>
-            <w:tcMar>
-              <w:top w:w="90" w:type="dxa"/>
-              <w:bottom w:w="90" w:type="dxa"/>
-              <w:left w:w="90" w:type="dxa"/>
-              <w:right w:w="90" w:type="dxa"/>
-            </w:tcMar>
           </w:tcPr>
           <w:p>
             <w:pPr>
-              <w:keepNext w:val="0"/>
-              <w:spacing w:before="0" w:after="60" w:line="252" w:lineRule="auto"/>
+              <w:spacing w:before="0" w:after="0" w:line="240" w:lineRule="auto"/>
             </w:pPr>
             <w:r>
               <w:rPr>
                 <w:rFonts w:ascii="Microsoft YaHei" w:hAnsi="Microsoft YaHei" w:eastAsia="Microsoft YaHei" w:cs="Microsoft YaHei"/>
                 <w:b w:val="0"/>
-                <w:color w:val="000000"/>
-                <w:sz w:val="21"/>
+                <w:sz w:val="18"/>
               </w:rPr>
               <w:t>M02</w:t>
             </w:r>
@@ -4759,7 +3750,7 @@
         </w:tc>
         <w:tc>
           <w:tcPr>
-            <w:tcW w:type="dxa" w:w="2592"/>
+            <w:tcW w:type="dxa" w:w="1560"/>
             <w:tcBorders>
               <w:top w:val="single" w:sz="4" w:space="0" w:color="BBBBBB"/>
               <w:left w:val="single" w:sz="4" w:space="0" w:color="BBBBBB"/>
@@ -4767,25 +3758,16 @@
               <w:right w:val="single" w:sz="4" w:space="0" w:color="BBBBBB"/>
             </w:tcBorders>
             <w:shd w:val="clear" w:color="auto" w:fill="F2F6FB"/>
-            <w:vAlign w:val="center"/>
-            <w:tcMar>
-              <w:top w:w="90" w:type="dxa"/>
-              <w:bottom w:w="90" w:type="dxa"/>
-              <w:left w:w="90" w:type="dxa"/>
-              <w:right w:w="90" w:type="dxa"/>
-            </w:tcMar>
           </w:tcPr>
           <w:p>
             <w:pPr>
-              <w:keepNext w:val="0"/>
-              <w:spacing w:before="0" w:after="60" w:line="252" w:lineRule="auto"/>
+              <w:spacing w:before="0" w:after="0" w:line="240" w:lineRule="auto"/>
             </w:pPr>
             <w:r>
               <w:rPr>
                 <w:rFonts w:ascii="Microsoft YaHei" w:hAnsi="Microsoft YaHei" w:eastAsia="Microsoft YaHei" w:cs="Microsoft YaHei"/>
                 <w:b w:val="0"/>
-                <w:color w:val="000000"/>
-                <w:sz w:val="21"/>
+                <w:sz w:val="18"/>
               </w:rPr>
               <w:t>邦奇 r53至r55</w:t>
             </w:r>
@@ -4793,7 +3775,7 @@
         </w:tc>
         <w:tc>
           <w:tcPr>
-            <w:tcW w:type="dxa" w:w="2592"/>
+            <w:tcW w:type="dxa" w:w="1560"/>
             <w:tcBorders>
               <w:top w:val="single" w:sz="4" w:space="0" w:color="BBBBBB"/>
               <w:left w:val="single" w:sz="4" w:space="0" w:color="BBBBBB"/>
@@ -4801,25 +3783,16 @@
               <w:right w:val="single" w:sz="4" w:space="0" w:color="BBBBBB"/>
             </w:tcBorders>
             <w:shd w:val="clear" w:color="auto" w:fill="F2F6FB"/>
-            <w:vAlign w:val="center"/>
-            <w:tcMar>
-              <w:top w:w="90" w:type="dxa"/>
-              <w:bottom w:w="90" w:type="dxa"/>
-              <w:left w:w="90" w:type="dxa"/>
-              <w:right w:w="90" w:type="dxa"/>
-            </w:tcMar>
           </w:tcPr>
           <w:p>
             <w:pPr>
-              <w:keepNext w:val="0"/>
-              <w:spacing w:before="0" w:after="60" w:line="252" w:lineRule="auto"/>
+              <w:spacing w:before="0" w:after="0" w:line="240" w:lineRule="auto"/>
             </w:pPr>
             <w:r>
               <w:rPr>
                 <w:rFonts w:ascii="Microsoft YaHei" w:hAnsi="Microsoft YaHei" w:eastAsia="Microsoft YaHei" w:cs="Microsoft YaHei"/>
                 <w:b w:val="0"/>
-                <w:color w:val="000000"/>
-                <w:sz w:val="21"/>
+                <w:sz w:val="18"/>
               </w:rPr>
               <w:t>立项 → 立项评审</w:t>
             </w:r>
@@ -4827,7 +3800,7 @@
         </w:tc>
         <w:tc>
           <w:tcPr>
-            <w:tcW w:type="dxa" w:w="1296"/>
+            <w:tcW w:type="dxa" w:w="1560"/>
             <w:tcBorders>
               <w:top w:val="single" w:sz="4" w:space="0" w:color="BBBBBB"/>
               <w:left w:val="single" w:sz="4" w:space="0" w:color="BBBBBB"/>
@@ -4835,18 +3808,10 @@
               <w:right w:val="single" w:sz="4" w:space="0" w:color="BBBBBB"/>
             </w:tcBorders>
             <w:shd w:val="clear" w:color="auto" w:fill="F2F6FB"/>
-            <w:vAlign w:val="center"/>
-            <w:tcMar>
-              <w:top w:w="90" w:type="dxa"/>
-              <w:bottom w:w="90" w:type="dxa"/>
-              <w:left w:w="90" w:type="dxa"/>
-              <w:right w:w="90" w:type="dxa"/>
-            </w:tcMar>
           </w:tcPr>
           <w:p>
             <w:pPr>
-              <w:keepNext w:val="0"/>
-              <w:spacing w:before="0" w:after="60" w:line="252" w:lineRule="auto"/>
+              <w:spacing w:before="0" w:after="0" w:line="240" w:lineRule="auto"/>
             </w:pPr>
             <w:sdt>
               <w:sdtPr>
@@ -4876,7 +3841,7 @@
         </w:tc>
         <w:tc>
           <w:tcPr>
-            <w:tcW w:type="dxa" w:w="1296"/>
+            <w:tcW w:type="dxa" w:w="1560"/>
             <w:tcBorders>
               <w:top w:val="single" w:sz="4" w:space="0" w:color="BBBBBB"/>
               <w:left w:val="single" w:sz="4" w:space="0" w:color="BBBBBB"/>
@@ -4884,18 +3849,10 @@
               <w:right w:val="single" w:sz="4" w:space="0" w:color="BBBBBB"/>
             </w:tcBorders>
             <w:shd w:val="clear" w:color="auto" w:fill="F2F6FB"/>
-            <w:vAlign w:val="center"/>
-            <w:tcMar>
-              <w:top w:w="90" w:type="dxa"/>
-              <w:bottom w:w="90" w:type="dxa"/>
-              <w:left w:w="90" w:type="dxa"/>
-              <w:right w:w="90" w:type="dxa"/>
-            </w:tcMar>
           </w:tcPr>
           <w:p>
             <w:pPr>
-              <w:keepNext w:val="0"/>
-              <w:spacing w:before="0" w:after="60" w:line="252" w:lineRule="auto"/>
+              <w:spacing w:before="0" w:after="0" w:line="240" w:lineRule="auto"/>
             </w:pPr>
             <w:sdt>
               <w:sdtPr>
@@ -4925,7 +3882,7 @@
         </w:tc>
         <w:tc>
           <w:tcPr>
-            <w:tcW w:type="dxa" w:w="1728"/>
+            <w:tcW w:type="dxa" w:w="1560"/>
             <w:tcBorders>
               <w:top w:val="single" w:sz="4" w:space="0" w:color="BBBBBB"/>
               <w:left w:val="single" w:sz="4" w:space="0" w:color="BBBBBB"/>
@@ -4933,18 +3890,10 @@
               <w:right w:val="single" w:sz="4" w:space="0" w:color="BBBBBB"/>
             </w:tcBorders>
             <w:shd w:val="clear" w:color="auto" w:fill="F2F6FB"/>
-            <w:vAlign w:val="center"/>
-            <w:tcMar>
-              <w:top w:w="90" w:type="dxa"/>
-              <w:bottom w:w="90" w:type="dxa"/>
-              <w:left w:w="90" w:type="dxa"/>
-              <w:right w:w="90" w:type="dxa"/>
-            </w:tcMar>
           </w:tcPr>
           <w:p>
             <w:pPr>
-              <w:keepNext w:val="0"/>
-              <w:spacing w:before="0" w:after="60" w:line="252" w:lineRule="auto"/>
+              <w:spacing w:before="0" w:after="0" w:line="240" w:lineRule="auto"/>
             </w:pPr>
             <w:sdt>
               <w:sdtPr>
@@ -4974,8 +3923,7 @@
               <w:rPr>
                 <w:rFonts w:ascii="Microsoft YaHei" w:hAnsi="Microsoft YaHei" w:eastAsia="Microsoft YaHei" w:cs="Microsoft YaHei"/>
                 <w:b w:val="0"/>
-                <w:color w:val="000000"/>
-                <w:sz w:val="21"/>
+                <w:sz w:val="18"/>
               </w:rPr>
               <w:t xml:space="preserve"> ______</w:t>
             </w:r>
@@ -4983,37 +3931,25 @@
         </w:tc>
       </w:tr>
       <w:tr>
-        <w:trPr>
-          <w:cantSplit/>
-        </w:trPr>
         <w:tc>
           <w:tcPr>
-            <w:tcW w:type="dxa" w:w="720"/>
+            <w:tcW w:type="dxa" w:w="1560"/>
             <w:tcBorders>
               <w:top w:val="single" w:sz="4" w:space="0" w:color="BBBBBB"/>
               <w:left w:val="single" w:sz="4" w:space="0" w:color="BBBBBB"/>
               <w:bottom w:val="single" w:sz="4" w:space="0" w:color="BBBBBB"/>
               <w:right w:val="single" w:sz="4" w:space="0" w:color="BBBBBB"/>
             </w:tcBorders>
-            <w:vAlign w:val="center"/>
-            <w:tcMar>
-              <w:top w:w="90" w:type="dxa"/>
-              <w:bottom w:w="90" w:type="dxa"/>
-              <w:left w:w="90" w:type="dxa"/>
-              <w:right w:w="90" w:type="dxa"/>
-            </w:tcMar>
           </w:tcPr>
           <w:p>
             <w:pPr>
-              <w:keepNext w:val="0"/>
-              <w:spacing w:before="0" w:after="60" w:line="252" w:lineRule="auto"/>
+              <w:spacing w:before="0" w:after="0" w:line="240" w:lineRule="auto"/>
             </w:pPr>
             <w:r>
               <w:rPr>
                 <w:rFonts w:ascii="Microsoft YaHei" w:hAnsi="Microsoft YaHei" w:eastAsia="Microsoft YaHei" w:cs="Microsoft YaHei"/>
                 <w:b w:val="0"/>
-                <w:color w:val="000000"/>
-                <w:sz w:val="21"/>
+                <w:sz w:val="18"/>
               </w:rPr>
               <w:t>M03</w:t>
             </w:r>
@@ -5021,32 +3957,23 @@
         </w:tc>
         <w:tc>
           <w:tcPr>
-            <w:tcW w:type="dxa" w:w="2592"/>
+            <w:tcW w:type="dxa" w:w="1560"/>
             <w:tcBorders>
               <w:top w:val="single" w:sz="4" w:space="0" w:color="BBBBBB"/>
               <w:left w:val="single" w:sz="4" w:space="0" w:color="BBBBBB"/>
               <w:bottom w:val="single" w:sz="4" w:space="0" w:color="BBBBBB"/>
               <w:right w:val="single" w:sz="4" w:space="0" w:color="BBBBBB"/>
             </w:tcBorders>
-            <w:vAlign w:val="center"/>
-            <w:tcMar>
-              <w:top w:w="90" w:type="dxa"/>
-              <w:bottom w:w="90" w:type="dxa"/>
-              <w:left w:w="90" w:type="dxa"/>
-              <w:right w:w="90" w:type="dxa"/>
-            </w:tcMar>
           </w:tcPr>
           <w:p>
             <w:pPr>
-              <w:keepNext w:val="0"/>
-              <w:spacing w:before="0" w:after="60" w:line="252" w:lineRule="auto"/>
+              <w:spacing w:before="0" w:after="0" w:line="240" w:lineRule="auto"/>
             </w:pPr>
             <w:r>
               <w:rPr>
                 <w:rFonts w:ascii="Microsoft YaHei" w:hAnsi="Microsoft YaHei" w:eastAsia="Microsoft YaHei" w:cs="Microsoft YaHei"/>
                 <w:b w:val="0"/>
-                <w:color w:val="000000"/>
-                <w:sz w:val="21"/>
+                <w:sz w:val="18"/>
               </w:rPr>
               <w:t>对称建议；无真实判例</w:t>
             </w:r>
@@ -5054,32 +3981,23 @@
         </w:tc>
         <w:tc>
           <w:tcPr>
-            <w:tcW w:type="dxa" w:w="2592"/>
+            <w:tcW w:type="dxa" w:w="1560"/>
             <w:tcBorders>
               <w:top w:val="single" w:sz="4" w:space="0" w:color="BBBBBB"/>
               <w:left w:val="single" w:sz="4" w:space="0" w:color="BBBBBB"/>
               <w:bottom w:val="single" w:sz="4" w:space="0" w:color="BBBBBB"/>
               <w:right w:val="single" w:sz="4" w:space="0" w:color="BBBBBB"/>
             </w:tcBorders>
-            <w:vAlign w:val="center"/>
-            <w:tcMar>
-              <w:top w:w="90" w:type="dxa"/>
-              <w:bottom w:w="90" w:type="dxa"/>
-              <w:left w:w="90" w:type="dxa"/>
-              <w:right w:w="90" w:type="dxa"/>
-            </w:tcMar>
           </w:tcPr>
           <w:p>
             <w:pPr>
-              <w:keepNext w:val="0"/>
-              <w:spacing w:before="0" w:after="60" w:line="252" w:lineRule="auto"/>
+              <w:spacing w:before="0" w:after="0" w:line="240" w:lineRule="auto"/>
             </w:pPr>
             <w:r>
               <w:rPr>
                 <w:rFonts w:ascii="Microsoft YaHei" w:hAnsi="Microsoft YaHei" w:eastAsia="Microsoft YaHei" w:cs="Microsoft YaHei"/>
                 <w:b w:val="0"/>
-                <w:color w:val="000000"/>
-                <w:sz w:val="21"/>
+                <w:sz w:val="18"/>
               </w:rPr>
               <w:t>项目结项 → 结项评审</w:t>
             </w:r>
@@ -5087,25 +4005,17 @@
         </w:tc>
         <w:tc>
           <w:tcPr>
-            <w:tcW w:type="dxa" w:w="1296"/>
+            <w:tcW w:type="dxa" w:w="1560"/>
             <w:tcBorders>
               <w:top w:val="single" w:sz="4" w:space="0" w:color="BBBBBB"/>
               <w:left w:val="single" w:sz="4" w:space="0" w:color="BBBBBB"/>
               <w:bottom w:val="single" w:sz="4" w:space="0" w:color="BBBBBB"/>
               <w:right w:val="single" w:sz="4" w:space="0" w:color="BBBBBB"/>
             </w:tcBorders>
-            <w:vAlign w:val="center"/>
-            <w:tcMar>
-              <w:top w:w="90" w:type="dxa"/>
-              <w:bottom w:w="90" w:type="dxa"/>
-              <w:left w:w="90" w:type="dxa"/>
-              <w:right w:w="90" w:type="dxa"/>
-            </w:tcMar>
           </w:tcPr>
           <w:p>
             <w:pPr>
-              <w:keepNext w:val="0"/>
-              <w:spacing w:before="0" w:after="60" w:line="252" w:lineRule="auto"/>
+              <w:spacing w:before="0" w:after="0" w:line="240" w:lineRule="auto"/>
             </w:pPr>
             <w:sdt>
               <w:sdtPr>
@@ -5135,25 +4045,17 @@
         </w:tc>
         <w:tc>
           <w:tcPr>
-            <w:tcW w:type="dxa" w:w="1296"/>
+            <w:tcW w:type="dxa" w:w="1560"/>
             <w:tcBorders>
               <w:top w:val="single" w:sz="4" w:space="0" w:color="BBBBBB"/>
               <w:left w:val="single" w:sz="4" w:space="0" w:color="BBBBBB"/>
               <w:bottom w:val="single" w:sz="4" w:space="0" w:color="BBBBBB"/>
               <w:right w:val="single" w:sz="4" w:space="0" w:color="BBBBBB"/>
             </w:tcBorders>
-            <w:vAlign w:val="center"/>
-            <w:tcMar>
-              <w:top w:w="90" w:type="dxa"/>
-              <w:bottom w:w="90" w:type="dxa"/>
-              <w:left w:w="90" w:type="dxa"/>
-              <w:right w:w="90" w:type="dxa"/>
-            </w:tcMar>
           </w:tcPr>
           <w:p>
             <w:pPr>
-              <w:keepNext w:val="0"/>
-              <w:spacing w:before="0" w:after="60" w:line="252" w:lineRule="auto"/>
+              <w:spacing w:before="0" w:after="0" w:line="240" w:lineRule="auto"/>
             </w:pPr>
             <w:sdt>
               <w:sdtPr>
@@ -5183,25 +4085,17 @@
         </w:tc>
         <w:tc>
           <w:tcPr>
-            <w:tcW w:type="dxa" w:w="1728"/>
+            <w:tcW w:type="dxa" w:w="1560"/>
             <w:tcBorders>
               <w:top w:val="single" w:sz="4" w:space="0" w:color="BBBBBB"/>
               <w:left w:val="single" w:sz="4" w:space="0" w:color="BBBBBB"/>
               <w:bottom w:val="single" w:sz="4" w:space="0" w:color="BBBBBB"/>
               <w:right w:val="single" w:sz="4" w:space="0" w:color="BBBBBB"/>
             </w:tcBorders>
-            <w:vAlign w:val="center"/>
-            <w:tcMar>
-              <w:top w:w="90" w:type="dxa"/>
-              <w:bottom w:w="90" w:type="dxa"/>
-              <w:left w:w="90" w:type="dxa"/>
-              <w:right w:w="90" w:type="dxa"/>
-            </w:tcMar>
           </w:tcPr>
           <w:p>
             <w:pPr>
-              <w:keepNext w:val="0"/>
-              <w:spacing w:before="0" w:after="60" w:line="252" w:lineRule="auto"/>
+              <w:spacing w:before="0" w:after="0" w:line="240" w:lineRule="auto"/>
             </w:pPr>
             <w:sdt>
               <w:sdtPr>
@@ -5231,8 +4125,7 @@
               <w:rPr>
                 <w:rFonts w:ascii="Microsoft YaHei" w:hAnsi="Microsoft YaHei" w:eastAsia="Microsoft YaHei" w:cs="Microsoft YaHei"/>
                 <w:b w:val="0"/>
-                <w:color w:val="000000"/>
-                <w:sz w:val="21"/>
+                <w:sz w:val="18"/>
               </w:rPr>
               <w:t xml:space="preserve"> ______</w:t>
             </w:r>
@@ -5240,12 +4133,9 @@
         </w:tc>
       </w:tr>
       <w:tr>
-        <w:trPr>
-          <w:cantSplit/>
-        </w:trPr>
         <w:tc>
           <w:tcPr>
-            <w:tcW w:type="dxa" w:w="720"/>
+            <w:tcW w:type="dxa" w:w="1560"/>
             <w:tcBorders>
               <w:top w:val="single" w:sz="4" w:space="0" w:color="BBBBBB"/>
               <w:left w:val="single" w:sz="4" w:space="0" w:color="BBBBBB"/>
@@ -5253,25 +4143,16 @@
               <w:right w:val="single" w:sz="4" w:space="0" w:color="BBBBBB"/>
             </w:tcBorders>
             <w:shd w:val="clear" w:color="auto" w:fill="F2F6FB"/>
-            <w:vAlign w:val="center"/>
-            <w:tcMar>
-              <w:top w:w="90" w:type="dxa"/>
-              <w:bottom w:w="90" w:type="dxa"/>
-              <w:left w:w="90" w:type="dxa"/>
-              <w:right w:w="90" w:type="dxa"/>
-            </w:tcMar>
           </w:tcPr>
           <w:p>
             <w:pPr>
-              <w:keepNext w:val="0"/>
-              <w:spacing w:before="0" w:after="60" w:line="252" w:lineRule="auto"/>
+              <w:spacing w:before="0" w:after="0" w:line="240" w:lineRule="auto"/>
             </w:pPr>
             <w:r>
               <w:rPr>
                 <w:rFonts w:ascii="Microsoft YaHei" w:hAnsi="Microsoft YaHei" w:eastAsia="Microsoft YaHei" w:cs="Microsoft YaHei"/>
                 <w:b w:val="0"/>
-                <w:color w:val="000000"/>
-                <w:sz w:val="21"/>
+                <w:sz w:val="18"/>
               </w:rPr>
               <w:t>M04</w:t>
             </w:r>
@@ -5279,7 +4160,7 @@
         </w:tc>
         <w:tc>
           <w:tcPr>
-            <w:tcW w:type="dxa" w:w="2592"/>
+            <w:tcW w:type="dxa" w:w="1560"/>
             <w:tcBorders>
               <w:top w:val="single" w:sz="4" w:space="0" w:color="BBBBBB"/>
               <w:left w:val="single" w:sz="4" w:space="0" w:color="BBBBBB"/>
@@ -5287,25 +4168,16 @@
               <w:right w:val="single" w:sz="4" w:space="0" w:color="BBBBBB"/>
             </w:tcBorders>
             <w:shd w:val="clear" w:color="auto" w:fill="F2F6FB"/>
-            <w:vAlign w:val="center"/>
-            <w:tcMar>
-              <w:top w:w="90" w:type="dxa"/>
-              <w:bottom w:w="90" w:type="dxa"/>
-              <w:left w:w="90" w:type="dxa"/>
-              <w:right w:w="90" w:type="dxa"/>
-            </w:tcMar>
           </w:tcPr>
           <w:p>
             <w:pPr>
-              <w:keepNext w:val="0"/>
-              <w:spacing w:before="0" w:after="60" w:line="252" w:lineRule="auto"/>
+              <w:spacing w:before="0" w:after="0" w:line="240" w:lineRule="auto"/>
             </w:pPr>
             <w:r>
               <w:rPr>
                 <w:rFonts w:ascii="Microsoft YaHei" w:hAnsi="Microsoft YaHei" w:eastAsia="Microsoft YaHei" w:cs="Microsoft YaHei"/>
                 <w:b w:val="0"/>
-                <w:color w:val="000000"/>
-                <w:sz w:val="21"/>
+                <w:sz w:val="18"/>
               </w:rPr>
               <w:t>对称建议；无真实判例</w:t>
             </w:r>
@@ -5313,7 +4185,7 @@
         </w:tc>
         <w:tc>
           <w:tcPr>
-            <w:tcW w:type="dxa" w:w="2592"/>
+            <w:tcW w:type="dxa" w:w="1560"/>
             <w:tcBorders>
               <w:top w:val="single" w:sz="4" w:space="0" w:color="BBBBBB"/>
               <w:left w:val="single" w:sz="4" w:space="0" w:color="BBBBBB"/>
@@ -5321,25 +4193,16 @@
               <w:right w:val="single" w:sz="4" w:space="0" w:color="BBBBBB"/>
             </w:tcBorders>
             <w:shd w:val="clear" w:color="auto" w:fill="F2F6FB"/>
-            <w:vAlign w:val="center"/>
-            <w:tcMar>
-              <w:top w:w="90" w:type="dxa"/>
-              <w:bottom w:w="90" w:type="dxa"/>
-              <w:left w:w="90" w:type="dxa"/>
-              <w:right w:w="90" w:type="dxa"/>
-            </w:tcMar>
           </w:tcPr>
           <w:p>
             <w:pPr>
-              <w:keepNext w:val="0"/>
-              <w:spacing w:before="0" w:after="60" w:line="252" w:lineRule="auto"/>
+              <w:spacing w:before="0" w:after="0" w:line="240" w:lineRule="auto"/>
             </w:pPr>
             <w:r>
               <w:rPr>
                 <w:rFonts w:ascii="Microsoft YaHei" w:hAnsi="Microsoft YaHei" w:eastAsia="Microsoft YaHei" w:cs="Microsoft YaHei"/>
                 <w:b w:val="0"/>
-                <w:color w:val="000000"/>
-                <w:sz w:val="21"/>
+                <w:sz w:val="18"/>
               </w:rPr>
               <w:t>结项 → 结项评审</w:t>
             </w:r>
@@ -5347,7 +4210,7 @@
         </w:tc>
         <w:tc>
           <w:tcPr>
-            <w:tcW w:type="dxa" w:w="1296"/>
+            <w:tcW w:type="dxa" w:w="1560"/>
             <w:tcBorders>
               <w:top w:val="single" w:sz="4" w:space="0" w:color="BBBBBB"/>
               <w:left w:val="single" w:sz="4" w:space="0" w:color="BBBBBB"/>
@@ -5355,18 +4218,10 @@
               <w:right w:val="single" w:sz="4" w:space="0" w:color="BBBBBB"/>
             </w:tcBorders>
             <w:shd w:val="clear" w:color="auto" w:fill="F2F6FB"/>
-            <w:vAlign w:val="center"/>
-            <w:tcMar>
-              <w:top w:w="90" w:type="dxa"/>
-              <w:bottom w:w="90" w:type="dxa"/>
-              <w:left w:w="90" w:type="dxa"/>
-              <w:right w:w="90" w:type="dxa"/>
-            </w:tcMar>
           </w:tcPr>
           <w:p>
             <w:pPr>
-              <w:keepNext w:val="0"/>
-              <w:spacing w:before="0" w:after="60" w:line="252" w:lineRule="auto"/>
+              <w:spacing w:before="0" w:after="0" w:line="240" w:lineRule="auto"/>
             </w:pPr>
             <w:sdt>
               <w:sdtPr>
@@ -5396,7 +4251,7 @@
         </w:tc>
         <w:tc>
           <w:tcPr>
-            <w:tcW w:type="dxa" w:w="1296"/>
+            <w:tcW w:type="dxa" w:w="1560"/>
             <w:tcBorders>
               <w:top w:val="single" w:sz="4" w:space="0" w:color="BBBBBB"/>
               <w:left w:val="single" w:sz="4" w:space="0" w:color="BBBBBB"/>
@@ -5404,18 +4259,10 @@
               <w:right w:val="single" w:sz="4" w:space="0" w:color="BBBBBB"/>
             </w:tcBorders>
             <w:shd w:val="clear" w:color="auto" w:fill="F2F6FB"/>
-            <w:vAlign w:val="center"/>
-            <w:tcMar>
-              <w:top w:w="90" w:type="dxa"/>
-              <w:bottom w:w="90" w:type="dxa"/>
-              <w:left w:w="90" w:type="dxa"/>
-              <w:right w:w="90" w:type="dxa"/>
-            </w:tcMar>
           </w:tcPr>
           <w:p>
             <w:pPr>
-              <w:keepNext w:val="0"/>
-              <w:spacing w:before="0" w:after="60" w:line="252" w:lineRule="auto"/>
+              <w:spacing w:before="0" w:after="0" w:line="240" w:lineRule="auto"/>
             </w:pPr>
             <w:sdt>
               <w:sdtPr>
@@ -5445,7 +4292,7 @@
         </w:tc>
         <w:tc>
           <w:tcPr>
-            <w:tcW w:type="dxa" w:w="1728"/>
+            <w:tcW w:type="dxa" w:w="1560"/>
             <w:tcBorders>
               <w:top w:val="single" w:sz="4" w:space="0" w:color="BBBBBB"/>
               <w:left w:val="single" w:sz="4" w:space="0" w:color="BBBBBB"/>
@@ -5453,18 +4300,10 @@
               <w:right w:val="single" w:sz="4" w:space="0" w:color="BBBBBB"/>
             </w:tcBorders>
             <w:shd w:val="clear" w:color="auto" w:fill="F2F6FB"/>
-            <w:vAlign w:val="center"/>
-            <w:tcMar>
-              <w:top w:w="90" w:type="dxa"/>
-              <w:bottom w:w="90" w:type="dxa"/>
-              <w:left w:w="90" w:type="dxa"/>
-              <w:right w:w="90" w:type="dxa"/>
-            </w:tcMar>
           </w:tcPr>
           <w:p>
             <w:pPr>
-              <w:keepNext w:val="0"/>
-              <w:spacing w:before="0" w:after="60" w:line="252" w:lineRule="auto"/>
+              <w:spacing w:before="0" w:after="0" w:line="240" w:lineRule="auto"/>
             </w:pPr>
             <w:sdt>
               <w:sdtPr>
@@ -5494,8 +4333,7 @@
               <w:rPr>
                 <w:rFonts w:ascii="Microsoft YaHei" w:hAnsi="Microsoft YaHei" w:eastAsia="Microsoft YaHei" w:cs="Microsoft YaHei"/>
                 <w:b w:val="0"/>
-                <w:color w:val="000000"/>
-                <w:sz w:val="21"/>
+                <w:sz w:val="18"/>
               </w:rPr>
               <w:t xml:space="preserve"> ______</w:t>
             </w:r>
@@ -5511,14 +4349,13 @@
     <w:p>
       <w:pPr>
         <w:pStyle w:val="Heading2"/>
-        <w:keepNext/>
         <w:spacing w:before="260" w:after="120"/>
       </w:pPr>
       <w:r>
         <w:rPr>
           <w:rFonts w:ascii="Microsoft YaHei" w:hAnsi="Microsoft YaHei" w:eastAsia="Microsoft YaHei" w:cs="Microsoft YaHei"/>
           <w:b/>
-          <w:color w:val="000000"/>
+          <w:color w:val="1F4E79"/>
           <w:sz w:val="28"/>
         </w:rPr>
         <w:t>档三结果是否阻断和扣分</w:t>
@@ -5532,83 +4369,72 @@
         <w:rPr>
           <w:rFonts w:ascii="Microsoft YaHei" w:hAnsi="Microsoft YaHei" w:eastAsia="Microsoft YaHei" w:cs="Microsoft YaHei"/>
           <w:b w:val="0"/>
-          <w:color w:val="000000"/>
-          <w:sz w:val="22"/>
+          <w:sz w:val="21"/>
         </w:rPr>
         <w:t>以同一真实项目 EQ17 为参照：r54 的 C05 误配已被否定，而已签黄金基准仍是合格 100.00。现有 design 把 C05/C06/C07 结果列出来交人工看，不让这些结果扣现有 82 条规则的分。本次请分别裁定阻断和扣分；两项可以分别答。</w:t>
       </w:r>
     </w:p>
     <w:p>
       <w:pPr>
-        <w:keepNext/>
-        <w:spacing w:after="40" w:before="0" w:line="300" w:lineRule="exact"/>
+        <w:spacing w:after="100"/>
       </w:pPr>
       <w:r>
         <w:rPr>
           <w:rFonts w:ascii="Microsoft YaHei" w:hAnsi="Microsoft YaHei" w:eastAsia="Microsoft YaHei" w:cs="Microsoft YaHei"/>
           <w:b w:val="0"/>
-          <w:color w:val="000000"/>
-          <w:sz w:val="22"/>
+          <w:sz w:val="21"/>
         </w:rPr>
         <w:t>🔑 勾选栏怎么读（三个符号的确切含义，请先看这三行再动手）：</w:t>
       </w:r>
     </w:p>
     <w:p>
       <w:pPr>
-        <w:keepNext/>
-        <w:spacing w:after="40" w:before="0" w:line="300" w:lineRule="exact"/>
+        <w:spacing w:after="100"/>
       </w:pPr>
       <w:r>
         <w:rPr>
           <w:rFonts w:ascii="Microsoft YaHei" w:hAnsi="Microsoft YaHei" w:eastAsia="Microsoft YaHei" w:cs="Microsoft YaHei"/>
           <w:b w:val="0"/>
-          <w:color w:val="000000"/>
-          <w:sz w:val="22"/>
+          <w:sz w:val="21"/>
         </w:rPr>
         <w:t>✅ ＝「拟改判定这一格填的结果是对的」—— 引擎以后就该这么判。</w:t>
       </w:r>
     </w:p>
     <w:p>
       <w:pPr>
-        <w:keepNext/>
-        <w:spacing w:after="40" w:before="0" w:line="300" w:lineRule="exact"/>
+        <w:spacing w:after="100"/>
       </w:pPr>
       <w:r>
         <w:rPr>
           <w:rFonts w:ascii="Microsoft YaHei" w:hAnsi="Microsoft YaHei" w:eastAsia="Microsoft YaHei" w:cs="Microsoft YaHei"/>
           <w:b w:val="0"/>
-          <w:color w:val="000000"/>
-          <w:sz w:val="22"/>
+          <w:sz w:val="21"/>
         </w:rPr>
         <w:t>❌ ＝「拟改判定这一格填错了」—— 引擎不该这么判，但你不必写正确答案。</w:t>
       </w:r>
     </w:p>
     <w:p>
       <w:pPr>
-        <w:keepNext/>
-        <w:spacing w:after="40" w:before="0" w:line="300" w:lineRule="exact"/>
+        <w:spacing w:after="100"/>
       </w:pPr>
       <w:r>
         <w:rPr>
           <w:rFonts w:ascii="Microsoft YaHei" w:hAnsi="Microsoft YaHei" w:eastAsia="Microsoft YaHei" w:cs="Microsoft YaHei"/>
           <w:b w:val="0"/>
-          <w:color w:val="000000"/>
-          <w:sz w:val="22"/>
+          <w:sz w:val="21"/>
         </w:rPr>
         <w:t>✏️ ＝「填错了，而且我知道该怎么判」—— 勾它并在后面写一句你认为的正确判法。</w:t>
       </w:r>
     </w:p>
     <w:p>
       <w:pPr>
-        <w:keepNext/>
-        <w:spacing w:after="40" w:before="0" w:line="300" w:lineRule="exact"/>
+        <w:spacing w:after="100"/>
       </w:pPr>
       <w:r>
         <w:rPr>
           <w:rFonts w:ascii="Microsoft YaHei" w:hAnsi="Microsoft YaHei" w:eastAsia="Microsoft YaHei" w:cs="Microsoft YaHei"/>
           <w:b w:val="0"/>
-          <w:color w:val="000000"/>
-          <w:sz w:val="22"/>
+          <w:sz w:val="21"/>
         </w:rPr>
         <w:t>⇒ 三个符号评的都是最右边那列「拟改判定」，不是评「现状判定」。每行只勾一个。</w:t>
       </w:r>
@@ -5617,51 +4443,39 @@
       <w:tblPr>
         <w:tblW w:type="auto" w:w="0"/>
         <w:jc w:val="center"/>
-        <w:tblLayout w:type="fixed"/>
+        <w:tblLayout w:type="autofit"/>
         <w:tblLook w:firstColumn="1" w:firstRow="1" w:lastColumn="0" w:lastRow="0" w:noHBand="0" w:noVBand="1" w:val="04A0"/>
       </w:tblPr>
       <w:tblGrid>
-        <w:gridCol w:w="3168"/>
-        <w:gridCol w:w="3168"/>
-        <w:gridCol w:w="1296"/>
-        <w:gridCol w:w="1296"/>
-        <w:gridCol w:w="1296"/>
+        <w:gridCol w:w="1872"/>
+        <w:gridCol w:w="1872"/>
+        <w:gridCol w:w="1872"/>
+        <w:gridCol w:w="1872"/>
+        <w:gridCol w:w="1872"/>
       </w:tblGrid>
       <w:tr>
-        <w:trPr>
-          <w:tblHeader/>
-          <w:cantSplit/>
-        </w:trPr>
         <w:tc>
           <w:tcPr>
-            <w:tcW w:type="dxa" w:w="3168"/>
+            <w:tcW w:type="dxa" w:w="1872"/>
             <w:tcBorders>
               <w:top w:val="single" w:sz="4" w:space="0" w:color="BBBBBB"/>
               <w:left w:val="single" w:sz="4" w:space="0" w:color="BBBBBB"/>
               <w:bottom w:val="single" w:sz="4" w:space="0" w:color="BBBBBB"/>
               <w:right w:val="single" w:sz="4" w:space="0" w:color="BBBBBB"/>
             </w:tcBorders>
-            <w:shd w:val="clear" w:color="auto" w:fill="E8E8E8"/>
-            <w:vAlign w:val="center"/>
-            <w:tcMar>
-              <w:top w:w="90" w:type="dxa"/>
-              <w:bottom w:w="90" w:type="dxa"/>
-              <w:left w:w="90" w:type="dxa"/>
-              <w:right w:w="90" w:type="dxa"/>
-            </w:tcMar>
+            <w:shd w:val="clear" w:color="auto" w:fill="1F4E79"/>
           </w:tcPr>
           <w:p>
             <w:pPr>
-              <w:keepNext/>
-              <w:spacing w:before="0" w:after="60" w:line="252" w:lineRule="auto"/>
+              <w:spacing w:before="0" w:after="0" w:line="240" w:lineRule="auto"/>
               <w:jc w:val="center"/>
             </w:pPr>
             <w:r>
               <w:rPr>
                 <w:rFonts w:ascii="Microsoft YaHei" w:hAnsi="Microsoft YaHei" w:eastAsia="Microsoft YaHei" w:cs="Microsoft YaHei"/>
                 <w:b/>
-                <w:color w:val="000000"/>
-                <w:sz w:val="21"/>
+                <w:color w:val="FFFFFF"/>
+                <w:sz w:val="19"/>
               </w:rPr>
               <w:t>真实参照和现状</w:t>
             </w:r>
@@ -5669,34 +4483,26 @@
         </w:tc>
         <w:tc>
           <w:tcPr>
-            <w:tcW w:type="dxa" w:w="3168"/>
+            <w:tcW w:type="dxa" w:w="1872"/>
             <w:tcBorders>
               <w:top w:val="single" w:sz="4" w:space="0" w:color="BBBBBB"/>
               <w:left w:val="single" w:sz="4" w:space="0" w:color="BBBBBB"/>
               <w:bottom w:val="single" w:sz="4" w:space="0" w:color="BBBBBB"/>
               <w:right w:val="single" w:sz="4" w:space="0" w:color="BBBBBB"/>
             </w:tcBorders>
-            <w:shd w:val="clear" w:color="auto" w:fill="E8E8E8"/>
-            <w:vAlign w:val="center"/>
-            <w:tcMar>
-              <w:top w:w="90" w:type="dxa"/>
-              <w:bottom w:w="90" w:type="dxa"/>
-              <w:left w:w="90" w:type="dxa"/>
-              <w:right w:w="90" w:type="dxa"/>
-            </w:tcMar>
+            <w:shd w:val="clear" w:color="auto" w:fill="1F4E79"/>
           </w:tcPr>
           <w:p>
             <w:pPr>
-              <w:keepNext/>
-              <w:spacing w:before="0" w:after="60" w:line="252" w:lineRule="auto"/>
+              <w:spacing w:before="0" w:after="0" w:line="240" w:lineRule="auto"/>
               <w:jc w:val="center"/>
             </w:pPr>
             <w:r>
               <w:rPr>
                 <w:rFonts w:ascii="Microsoft YaHei" w:hAnsi="Microsoft YaHei" w:eastAsia="Microsoft YaHei" w:cs="Microsoft YaHei"/>
                 <w:b/>
-                <w:color w:val="000000"/>
-                <w:sz w:val="21"/>
+                <w:color w:val="FFFFFF"/>
+                <w:sz w:val="19"/>
               </w:rPr>
               <w:t>拟改判定</w:t>
             </w:r>
@@ -5704,34 +4510,26 @@
         </w:tc>
         <w:tc>
           <w:tcPr>
-            <w:tcW w:type="dxa" w:w="1296"/>
+            <w:tcW w:type="dxa" w:w="1872"/>
             <w:tcBorders>
               <w:top w:val="single" w:sz="4" w:space="0" w:color="BBBBBB"/>
               <w:left w:val="single" w:sz="4" w:space="0" w:color="BBBBBB"/>
               <w:bottom w:val="single" w:sz="4" w:space="0" w:color="BBBBBB"/>
               <w:right w:val="single" w:sz="4" w:space="0" w:color="BBBBBB"/>
             </w:tcBorders>
-            <w:shd w:val="clear" w:color="auto" w:fill="E8E8E8"/>
-            <w:vAlign w:val="center"/>
-            <w:tcMar>
-              <w:top w:w="90" w:type="dxa"/>
-              <w:bottom w:w="90" w:type="dxa"/>
-              <w:left w:w="90" w:type="dxa"/>
-              <w:right w:w="90" w:type="dxa"/>
-            </w:tcMar>
+            <w:shd w:val="clear" w:color="auto" w:fill="1F4E79"/>
           </w:tcPr>
           <w:p>
             <w:pPr>
-              <w:keepNext/>
-              <w:spacing w:before="0" w:after="60" w:line="252" w:lineRule="auto"/>
+              <w:spacing w:before="0" w:after="0" w:line="240" w:lineRule="auto"/>
               <w:jc w:val="center"/>
             </w:pPr>
             <w:r>
               <w:rPr>
                 <w:rFonts w:ascii="Microsoft YaHei" w:hAnsi="Microsoft YaHei" w:eastAsia="Microsoft YaHei" w:cs="Microsoft YaHei"/>
                 <w:b/>
-                <w:color w:val="000000"/>
-                <w:sz w:val="21"/>
+                <w:color w:val="FFFFFF"/>
+                <w:sz w:val="19"/>
               </w:rPr>
               <w:t>✅ 这样判对</w:t>
             </w:r>
@@ -5739,34 +4537,26 @@
         </w:tc>
         <w:tc>
           <w:tcPr>
-            <w:tcW w:type="dxa" w:w="1296"/>
+            <w:tcW w:type="dxa" w:w="1872"/>
             <w:tcBorders>
               <w:top w:val="single" w:sz="4" w:space="0" w:color="BBBBBB"/>
               <w:left w:val="single" w:sz="4" w:space="0" w:color="BBBBBB"/>
               <w:bottom w:val="single" w:sz="4" w:space="0" w:color="BBBBBB"/>
               <w:right w:val="single" w:sz="4" w:space="0" w:color="BBBBBB"/>
             </w:tcBorders>
-            <w:shd w:val="clear" w:color="auto" w:fill="E8E8E8"/>
-            <w:vAlign w:val="center"/>
-            <w:tcMar>
-              <w:top w:w="90" w:type="dxa"/>
-              <w:bottom w:w="90" w:type="dxa"/>
-              <w:left w:w="90" w:type="dxa"/>
-              <w:right w:w="90" w:type="dxa"/>
-            </w:tcMar>
+            <w:shd w:val="clear" w:color="auto" w:fill="1F4E79"/>
           </w:tcPr>
           <w:p>
             <w:pPr>
-              <w:keepNext/>
-              <w:spacing w:before="0" w:after="60" w:line="252" w:lineRule="auto"/>
+              <w:spacing w:before="0" w:after="0" w:line="240" w:lineRule="auto"/>
               <w:jc w:val="center"/>
             </w:pPr>
             <w:r>
               <w:rPr>
                 <w:rFonts w:ascii="Microsoft YaHei" w:hAnsi="Microsoft YaHei" w:eastAsia="Microsoft YaHei" w:cs="Microsoft YaHei"/>
                 <w:b/>
-                <w:color w:val="000000"/>
-                <w:sz w:val="21"/>
+                <w:color w:val="FFFFFF"/>
+                <w:sz w:val="19"/>
               </w:rPr>
               <w:t>❌ 这样判不对</w:t>
             </w:r>
@@ -5774,34 +4564,26 @@
         </w:tc>
         <w:tc>
           <w:tcPr>
-            <w:tcW w:type="dxa" w:w="1296"/>
+            <w:tcW w:type="dxa" w:w="1872"/>
             <w:tcBorders>
               <w:top w:val="single" w:sz="4" w:space="0" w:color="BBBBBB"/>
               <w:left w:val="single" w:sz="4" w:space="0" w:color="BBBBBB"/>
               <w:bottom w:val="single" w:sz="4" w:space="0" w:color="BBBBBB"/>
               <w:right w:val="single" w:sz="4" w:space="0" w:color="BBBBBB"/>
             </w:tcBorders>
-            <w:shd w:val="clear" w:color="auto" w:fill="E8E8E8"/>
-            <w:vAlign w:val="center"/>
-            <w:tcMar>
-              <w:top w:w="90" w:type="dxa"/>
-              <w:bottom w:w="90" w:type="dxa"/>
-              <w:left w:w="90" w:type="dxa"/>
-              <w:right w:w="90" w:type="dxa"/>
-            </w:tcMar>
+            <w:shd w:val="clear" w:color="auto" w:fill="1F4E79"/>
           </w:tcPr>
           <w:p>
             <w:pPr>
-              <w:keepNext/>
-              <w:spacing w:before="0" w:after="60" w:line="252" w:lineRule="auto"/>
+              <w:spacing w:before="0" w:after="0" w:line="240" w:lineRule="auto"/>
               <w:jc w:val="center"/>
             </w:pPr>
             <w:r>
               <w:rPr>
                 <w:rFonts w:ascii="Microsoft YaHei" w:hAnsi="Microsoft YaHei" w:eastAsia="Microsoft YaHei" w:cs="Microsoft YaHei"/>
                 <w:b/>
-                <w:color w:val="000000"/>
-                <w:sz w:val="21"/>
+                <w:color w:val="FFFFFF"/>
+                <w:sz w:val="19"/>
               </w:rPr>
               <w:t>✏️ 应改判为</w:t>
             </w:r>
@@ -5809,37 +4591,25 @@
         </w:tc>
       </w:tr>
       <w:tr>
-        <w:trPr>
-          <w:cantSplit/>
-        </w:trPr>
         <w:tc>
           <w:tcPr>
-            <w:tcW w:type="dxa" w:w="3168"/>
+            <w:tcW w:type="dxa" w:w="1872"/>
             <w:tcBorders>
               <w:top w:val="single" w:sz="4" w:space="0" w:color="BBBBBB"/>
               <w:left w:val="single" w:sz="4" w:space="0" w:color="BBBBBB"/>
               <w:bottom w:val="single" w:sz="4" w:space="0" w:color="BBBBBB"/>
               <w:right w:val="single" w:sz="4" w:space="0" w:color="BBBBBB"/>
             </w:tcBorders>
-            <w:vAlign w:val="center"/>
-            <w:tcMar>
-              <w:top w:w="90" w:type="dxa"/>
-              <w:bottom w:w="90" w:type="dxa"/>
-              <w:left w:w="90" w:type="dxa"/>
-              <w:right w:w="90" w:type="dxa"/>
-            </w:tcMar>
           </w:tcPr>
           <w:p>
             <w:pPr>
-              <w:keepNext w:val="0"/>
-              <w:spacing w:before="0" w:after="60" w:line="252" w:lineRule="auto"/>
+              <w:spacing w:before="0" w:after="0" w:line="240" w:lineRule="auto"/>
             </w:pPr>
             <w:r>
               <w:rPr>
                 <w:rFonts w:ascii="Microsoft YaHei" w:hAnsi="Microsoft YaHei" w:eastAsia="Microsoft YaHei" w:cs="Microsoft YaHei"/>
                 <w:b w:val="0"/>
-                <w:color w:val="000000"/>
-                <w:sz w:val="21"/>
+                <w:sz w:val="18"/>
               </w:rPr>
               <w:t>B01 EQ17 r54仍提示C05错误；当前档三仅呈现</w:t>
             </w:r>
@@ -5847,32 +4617,23 @@
         </w:tc>
         <w:tc>
           <w:tcPr>
-            <w:tcW w:type="dxa" w:w="3168"/>
+            <w:tcW w:type="dxa" w:w="1872"/>
             <w:tcBorders>
               <w:top w:val="single" w:sz="4" w:space="0" w:color="BBBBBB"/>
               <w:left w:val="single" w:sz="4" w:space="0" w:color="BBBBBB"/>
               <w:bottom w:val="single" w:sz="4" w:space="0" w:color="BBBBBB"/>
               <w:right w:val="single" w:sz="4" w:space="0" w:color="BBBBBB"/>
             </w:tcBorders>
-            <w:vAlign w:val="center"/>
-            <w:tcMar>
-              <w:top w:w="90" w:type="dxa"/>
-              <w:bottom w:w="90" w:type="dxa"/>
-              <w:left w:w="90" w:type="dxa"/>
-              <w:right w:w="90" w:type="dxa"/>
-            </w:tcMar>
           </w:tcPr>
           <w:p>
             <w:pPr>
-              <w:keepNext w:val="0"/>
-              <w:spacing w:before="0" w:after="60" w:line="252" w:lineRule="auto"/>
+              <w:spacing w:before="0" w:after="0" w:line="240" w:lineRule="auto"/>
             </w:pPr>
             <w:r>
               <w:rPr>
                 <w:rFonts w:ascii="Microsoft YaHei" w:hAnsi="Microsoft YaHei" w:eastAsia="Microsoft YaHei" w:cs="Microsoft YaHei"/>
                 <w:b w:val="0"/>
-                <w:color w:val="000000"/>
-                <w:sz w:val="21"/>
+                <w:sz w:val="18"/>
               </w:rPr>
               <w:t>C05/C06/C07继续提示并交人工复核，不作为自动阻断项</w:t>
             </w:r>
@@ -5880,25 +4641,17 @@
         </w:tc>
         <w:tc>
           <w:tcPr>
-            <w:tcW w:type="dxa" w:w="1296"/>
+            <w:tcW w:type="dxa" w:w="1872"/>
             <w:tcBorders>
               <w:top w:val="single" w:sz="4" w:space="0" w:color="BBBBBB"/>
               <w:left w:val="single" w:sz="4" w:space="0" w:color="BBBBBB"/>
               <w:bottom w:val="single" w:sz="4" w:space="0" w:color="BBBBBB"/>
               <w:right w:val="single" w:sz="4" w:space="0" w:color="BBBBBB"/>
             </w:tcBorders>
-            <w:vAlign w:val="center"/>
-            <w:tcMar>
-              <w:top w:w="90" w:type="dxa"/>
-              <w:bottom w:w="90" w:type="dxa"/>
-              <w:left w:w="90" w:type="dxa"/>
-              <w:right w:w="90" w:type="dxa"/>
-            </w:tcMar>
           </w:tcPr>
           <w:p>
             <w:pPr>
-              <w:keepNext w:val="0"/>
-              <w:spacing w:before="0" w:after="60" w:line="252" w:lineRule="auto"/>
+              <w:spacing w:before="0" w:after="0" w:line="240" w:lineRule="auto"/>
             </w:pPr>
             <w:sdt>
               <w:sdtPr>
@@ -5928,25 +4681,17 @@
         </w:tc>
         <w:tc>
           <w:tcPr>
-            <w:tcW w:type="dxa" w:w="1296"/>
+            <w:tcW w:type="dxa" w:w="1872"/>
             <w:tcBorders>
               <w:top w:val="single" w:sz="4" w:space="0" w:color="BBBBBB"/>
               <w:left w:val="single" w:sz="4" w:space="0" w:color="BBBBBB"/>
               <w:bottom w:val="single" w:sz="4" w:space="0" w:color="BBBBBB"/>
               <w:right w:val="single" w:sz="4" w:space="0" w:color="BBBBBB"/>
             </w:tcBorders>
-            <w:vAlign w:val="center"/>
-            <w:tcMar>
-              <w:top w:w="90" w:type="dxa"/>
-              <w:bottom w:w="90" w:type="dxa"/>
-              <w:left w:w="90" w:type="dxa"/>
-              <w:right w:w="90" w:type="dxa"/>
-            </w:tcMar>
           </w:tcPr>
           <w:p>
             <w:pPr>
-              <w:keepNext w:val="0"/>
-              <w:spacing w:before="0" w:after="60" w:line="252" w:lineRule="auto"/>
+              <w:spacing w:before="0" w:after="0" w:line="240" w:lineRule="auto"/>
             </w:pPr>
             <w:sdt>
               <w:sdtPr>
@@ -5976,25 +4721,17 @@
         </w:tc>
         <w:tc>
           <w:tcPr>
-            <w:tcW w:type="dxa" w:w="1296"/>
+            <w:tcW w:type="dxa" w:w="1872"/>
             <w:tcBorders>
               <w:top w:val="single" w:sz="4" w:space="0" w:color="BBBBBB"/>
               <w:left w:val="single" w:sz="4" w:space="0" w:color="BBBBBB"/>
               <w:bottom w:val="single" w:sz="4" w:space="0" w:color="BBBBBB"/>
               <w:right w:val="single" w:sz="4" w:space="0" w:color="BBBBBB"/>
             </w:tcBorders>
-            <w:vAlign w:val="center"/>
-            <w:tcMar>
-              <w:top w:w="90" w:type="dxa"/>
-              <w:bottom w:w="90" w:type="dxa"/>
-              <w:left w:w="90" w:type="dxa"/>
-              <w:right w:w="90" w:type="dxa"/>
-            </w:tcMar>
           </w:tcPr>
           <w:p>
             <w:pPr>
-              <w:keepNext w:val="0"/>
-              <w:spacing w:before="0" w:after="60" w:line="252" w:lineRule="auto"/>
+              <w:spacing w:before="0" w:after="0" w:line="240" w:lineRule="auto"/>
             </w:pPr>
             <w:sdt>
               <w:sdtPr>
@@ -6024,8 +4761,7 @@
               <w:rPr>
                 <w:rFonts w:ascii="Microsoft YaHei" w:hAnsi="Microsoft YaHei" w:eastAsia="Microsoft YaHei" w:cs="Microsoft YaHei"/>
                 <w:b w:val="0"/>
-                <w:color w:val="000000"/>
-                <w:sz w:val="21"/>
+                <w:sz w:val="18"/>
               </w:rPr>
               <w:t xml:space="preserve"> ______</w:t>
             </w:r>
@@ -6033,12 +4769,9 @@
         </w:tc>
       </w:tr>
       <w:tr>
-        <w:trPr>
-          <w:cantSplit/>
-        </w:trPr>
         <w:tc>
           <w:tcPr>
-            <w:tcW w:type="dxa" w:w="3168"/>
+            <w:tcW w:type="dxa" w:w="1872"/>
             <w:tcBorders>
               <w:top w:val="single" w:sz="4" w:space="0" w:color="BBBBBB"/>
               <w:left w:val="single" w:sz="4" w:space="0" w:color="BBBBBB"/>
@@ -6046,25 +4779,16 @@
               <w:right w:val="single" w:sz="4" w:space="0" w:color="BBBBBB"/>
             </w:tcBorders>
             <w:shd w:val="clear" w:color="auto" w:fill="F2F6FB"/>
-            <w:vAlign w:val="center"/>
-            <w:tcMar>
-              <w:top w:w="90" w:type="dxa"/>
-              <w:bottom w:w="90" w:type="dxa"/>
-              <w:left w:w="90" w:type="dxa"/>
-              <w:right w:w="90" w:type="dxa"/>
-            </w:tcMar>
           </w:tcPr>
           <w:p>
             <w:pPr>
-              <w:keepNext w:val="0"/>
-              <w:spacing w:before="0" w:after="60" w:line="252" w:lineRule="auto"/>
+              <w:spacing w:before="0" w:after="0" w:line="240" w:lineRule="auto"/>
             </w:pPr>
             <w:r>
               <w:rPr>
                 <w:rFonts w:ascii="Microsoft YaHei" w:hAnsi="Microsoft YaHei" w:eastAsia="Microsoft YaHei" w:cs="Microsoft YaHei"/>
                 <w:b w:val="0"/>
-                <w:color w:val="000000"/>
-                <w:sz w:val="21"/>
+                <w:sz w:val="18"/>
               </w:rPr>
               <w:t>S01 EQ17已签基准合格100.00；当前档三不进82条扣分</w:t>
             </w:r>
@@ -6072,7 +4796,7 @@
         </w:tc>
         <w:tc>
           <w:tcPr>
-            <w:tcW w:type="dxa" w:w="3168"/>
+            <w:tcW w:type="dxa" w:w="1872"/>
             <w:tcBorders>
               <w:top w:val="single" w:sz="4" w:space="0" w:color="BBBBBB"/>
               <w:left w:val="single" w:sz="4" w:space="0" w:color="BBBBBB"/>
@@ -6080,25 +4804,16 @@
               <w:right w:val="single" w:sz="4" w:space="0" w:color="BBBBBB"/>
             </w:tcBorders>
             <w:shd w:val="clear" w:color="auto" w:fill="F2F6FB"/>
-            <w:vAlign w:val="center"/>
-            <w:tcMar>
-              <w:top w:w="90" w:type="dxa"/>
-              <w:bottom w:w="90" w:type="dxa"/>
-              <w:left w:w="90" w:type="dxa"/>
-              <w:right w:w="90" w:type="dxa"/>
-            </w:tcMar>
           </w:tcPr>
           <w:p>
             <w:pPr>
-              <w:keepNext w:val="0"/>
-              <w:spacing w:before="0" w:after="60" w:line="252" w:lineRule="auto"/>
+              <w:spacing w:before="0" w:after="0" w:line="240" w:lineRule="auto"/>
             </w:pPr>
             <w:r>
               <w:rPr>
                 <w:rFonts w:ascii="Microsoft YaHei" w:hAnsi="Microsoft YaHei" w:eastAsia="Microsoft YaHei" w:cs="Microsoft YaHei"/>
                 <w:b w:val="0"/>
-                <w:color w:val="000000"/>
-                <w:sz w:val="21"/>
+                <w:sz w:val="18"/>
               </w:rPr>
               <w:t>C05/C06/C07继续不进入82条规则扣分</w:t>
             </w:r>
@@ -6106,7 +4821,7 @@
         </w:tc>
         <w:tc>
           <w:tcPr>
-            <w:tcW w:type="dxa" w:w="1296"/>
+            <w:tcW w:type="dxa" w:w="1872"/>
             <w:tcBorders>
               <w:top w:val="single" w:sz="4" w:space="0" w:color="BBBBBB"/>
               <w:left w:val="single" w:sz="4" w:space="0" w:color="BBBBBB"/>
@@ -6114,18 +4829,10 @@
               <w:right w:val="single" w:sz="4" w:space="0" w:color="BBBBBB"/>
             </w:tcBorders>
             <w:shd w:val="clear" w:color="auto" w:fill="F2F6FB"/>
-            <w:vAlign w:val="center"/>
-            <w:tcMar>
-              <w:top w:w="90" w:type="dxa"/>
-              <w:bottom w:w="90" w:type="dxa"/>
-              <w:left w:w="90" w:type="dxa"/>
-              <w:right w:w="90" w:type="dxa"/>
-            </w:tcMar>
           </w:tcPr>
           <w:p>
             <w:pPr>
-              <w:keepNext w:val="0"/>
-              <w:spacing w:before="0" w:after="60" w:line="252" w:lineRule="auto"/>
+              <w:spacing w:before="0" w:after="0" w:line="240" w:lineRule="auto"/>
             </w:pPr>
             <w:sdt>
               <w:sdtPr>
@@ -6155,7 +4862,7 @@
         </w:tc>
         <w:tc>
           <w:tcPr>
-            <w:tcW w:type="dxa" w:w="1296"/>
+            <w:tcW w:type="dxa" w:w="1872"/>
             <w:tcBorders>
               <w:top w:val="single" w:sz="4" w:space="0" w:color="BBBBBB"/>
               <w:left w:val="single" w:sz="4" w:space="0" w:color="BBBBBB"/>
@@ -6163,18 +4870,10 @@
               <w:right w:val="single" w:sz="4" w:space="0" w:color="BBBBBB"/>
             </w:tcBorders>
             <w:shd w:val="clear" w:color="auto" w:fill="F2F6FB"/>
-            <w:vAlign w:val="center"/>
-            <w:tcMar>
-              <w:top w:w="90" w:type="dxa"/>
-              <w:bottom w:w="90" w:type="dxa"/>
-              <w:left w:w="90" w:type="dxa"/>
-              <w:right w:w="90" w:type="dxa"/>
-            </w:tcMar>
           </w:tcPr>
           <w:p>
             <w:pPr>
-              <w:keepNext w:val="0"/>
-              <w:spacing w:before="0" w:after="60" w:line="252" w:lineRule="auto"/>
+              <w:spacing w:before="0" w:after="0" w:line="240" w:lineRule="auto"/>
             </w:pPr>
             <w:sdt>
               <w:sdtPr>
@@ -6204,7 +4903,7 @@
         </w:tc>
         <w:tc>
           <w:tcPr>
-            <w:tcW w:type="dxa" w:w="1296"/>
+            <w:tcW w:type="dxa" w:w="1872"/>
             <w:tcBorders>
               <w:top w:val="single" w:sz="4" w:space="0" w:color="BBBBBB"/>
               <w:left w:val="single" w:sz="4" w:space="0" w:color="BBBBBB"/>
@@ -6212,18 +4911,10 @@
               <w:right w:val="single" w:sz="4" w:space="0" w:color="BBBBBB"/>
             </w:tcBorders>
             <w:shd w:val="clear" w:color="auto" w:fill="F2F6FB"/>
-            <w:vAlign w:val="center"/>
-            <w:tcMar>
-              <w:top w:w="90" w:type="dxa"/>
-              <w:bottom w:w="90" w:type="dxa"/>
-              <w:left w:w="90" w:type="dxa"/>
-              <w:right w:w="90" w:type="dxa"/>
-            </w:tcMar>
           </w:tcPr>
           <w:p>
             <w:pPr>
-              <w:keepNext w:val="0"/>
-              <w:spacing w:before="0" w:after="60" w:line="252" w:lineRule="auto"/>
+              <w:spacing w:before="0" w:after="0" w:line="240" w:lineRule="auto"/>
             </w:pPr>
             <w:sdt>
               <w:sdtPr>
@@ -6253,8 +4944,7 @@
               <w:rPr>
                 <w:rFonts w:ascii="Microsoft YaHei" w:hAnsi="Microsoft YaHei" w:eastAsia="Microsoft YaHei" w:cs="Microsoft YaHei"/>
                 <w:b w:val="0"/>
-                <w:color w:val="000000"/>
-                <w:sz w:val="21"/>
+                <w:sz w:val="18"/>
               </w:rPr>
               <w:t xml:space="preserve"> ______</w:t>
             </w:r>
@@ -6275,8 +4965,7 @@
         <w:rPr>
           <w:rFonts w:ascii="Microsoft YaHei" w:hAnsi="Microsoft YaHei" w:eastAsia="Microsoft YaHei" w:cs="Microsoft YaHei"/>
           <w:b w:val="0"/>
-          <w:color w:val="000000"/>
-          <w:sz w:val="22"/>
+          <w:sz w:val="21"/>
         </w:rPr>
         <w:t>如果你认为要阻断或扣分，请勾 ❌ 或在 ✏️ 后写哪条、什么条件、如何影响评审。我们据此形成明确设计变更，交 Shao Peishen 审核；这封回件本身不自动修改引擎、基准或发布服务。</w:t>
       </w:r>
@@ -6284,14 +4973,13 @@
     <w:p>
       <w:pPr>
         <w:pStyle w:val="Heading2"/>
-        <w:keepNext/>
         <w:spacing w:before="260" w:after="120"/>
       </w:pPr>
       <w:r>
         <w:rPr>
           <w:rFonts w:ascii="Microsoft YaHei" w:hAnsi="Microsoft YaHei" w:eastAsia="Microsoft YaHei" w:cs="Microsoft YaHei"/>
           <w:b/>
-          <w:color w:val="000000"/>
+          <w:color w:val="1F4E79"/>
           <w:sz w:val="28"/>
         </w:rPr>
         <w:t>从判例反推的待确认规则</w:t>
@@ -6305,8 +4993,7 @@
         <w:rPr>
           <w:rFonts w:ascii="Microsoft YaHei" w:hAnsi="Microsoft YaHei" w:eastAsia="Microsoft YaHei" w:cs="Microsoft YaHei"/>
           <w:b w:val="0"/>
-          <w:color w:val="000000"/>
-          <w:sz w:val="22"/>
+          <w:sz w:val="21"/>
         </w:rPr>
         <w:t>贯穿性值只按你逐词确认的表豁免 C05 阶段匹配；阶段映射只按你逐项确认的表匹配到实际已填阶段；未确认项和解析未命中保持待人工确认。档三阻断与扣分分别按 B01 和 S01 的专业裁决进入后续设计审。</w:t>
       </w:r>
@@ -6319,8 +5006,7 @@
         <w:rPr>
           <w:rFonts w:ascii="Microsoft YaHei" w:hAnsi="Microsoft YaHei" w:eastAsia="Microsoft YaHei" w:cs="Microsoft YaHei"/>
           <w:b w:val="0"/>
-          <w:color w:val="000000"/>
-          <w:sz w:val="22"/>
+          <w:sz w:val="21"/>
         </w:rPr>
         <w:t xml:space="preserve">本场景尚余 </w:t>
       </w:r>
@@ -6328,8 +5014,7 @@
         <w:rPr>
           <w:rFonts w:ascii="Microsoft YaHei" w:hAnsi="Microsoft YaHei" w:eastAsia="Microsoft YaHei" w:cs="Microsoft YaHei"/>
           <w:b/>
-          <w:color w:val="000000"/>
-          <w:sz w:val="22"/>
+          <w:sz w:val="21"/>
         </w:rPr>
         <w:t>3 组确认：豁免词表、映射表、档三效力，共 17 个可独立回答的条目</w:t>
       </w:r>
@@ -6337,10 +5022,24 @@
         <w:rPr>
           <w:rFonts w:ascii="Microsoft YaHei" w:hAnsi="Microsoft YaHei" w:eastAsia="Microsoft YaHei" w:cs="Microsoft YaHei"/>
           <w:b w:val="0"/>
-          <w:color w:val="000000"/>
-          <w:sz w:val="22"/>
+          <w:sz w:val="21"/>
         </w:rPr>
         <w:t>。这份材料请用 Word 真复选框填写，所有框初始未选。你不用写规则文档；我们根据勾选整理口径并回发确认。</w:t>
+      </w:r>
+    </w:p>
+    <w:p>
+      <w:pPr>
+        <w:pStyle w:val="Heading2"/>
+        <w:spacing w:before="260" w:after="120"/>
+      </w:pPr>
+      <w:r>
+        <w:rPr>
+          <w:rFonts w:ascii="Microsoft YaHei" w:hAnsi="Microsoft YaHei" w:eastAsia="Microsoft YaHei" w:cs="Microsoft YaHei"/>
+          <w:b/>
+          <w:color w:val="1F4E79"/>
+          <w:sz w:val="28"/>
+        </w:rPr>
+        <w:t>门户十分钟试用反馈</w:t>
       </w:r>
     </w:p>
     <w:p>
@@ -6351,8 +5050,832 @@
         <w:rPr>
           <w:rFonts w:ascii="Microsoft YaHei" w:hAnsi="Microsoft YaHei" w:eastAsia="Microsoft YaHei" w:cs="Microsoft YaHei"/>
           <w:b w:val="0"/>
-          <w:color w:val="000000"/>
-          <w:sz w:val="22"/>
+          <w:sz w:val="21"/>
+        </w:rPr>
+        <w:t>如方便，请用约十分钟从门户首页进入质量部，再打开已有的 QD-B 或 Q2 页面。只体验导航、检索和页面查看；不上传质量资料、不提交复核、不重算，也不需要截图。下面四题勾选或判断，后四题用短句回答；未体验的项目可写“未试”。这些意见用于改进页面体验，不会改变本信的业务判据或自动触发规则变更。</w:t>
+      </w:r>
+    </w:p>
+    <w:p>
+      <w:pPr>
+        <w:pStyle w:val="Heading3"/>
+        <w:spacing w:before="180" w:after="120"/>
+      </w:pPr>
+      <w:r>
+        <w:rPr>
+          <w:rFonts w:ascii="Microsoft YaHei" w:hAnsi="Microsoft YaHei" w:eastAsia="Microsoft YaHei" w:cs="Microsoft YaHei"/>
+          <w:b/>
+          <w:color w:val="2E5B8A"/>
+          <w:sz w:val="25"/>
+        </w:rPr>
+        <w:t>选择或判断</w:t>
+      </w:r>
+    </w:p>
+    <w:tbl>
+      <w:tblPr>
+        <w:tblW w:type="auto" w:w="0"/>
+        <w:jc w:val="center"/>
+        <w:tblLayout w:type="autofit"/>
+        <w:tblLook w:firstColumn="1" w:firstRow="1" w:lastColumn="0" w:lastRow="0" w:noHBand="0" w:noVBand="1" w:val="04A0"/>
+      </w:tblPr>
+      <w:tblGrid>
+        <w:gridCol w:w="4680"/>
+        <w:gridCol w:w="4680"/>
+      </w:tblGrid>
+      <w:tr>
+        <w:tc>
+          <w:tcPr>
+            <w:tcW w:type="dxa" w:w="4680"/>
+            <w:tcBorders>
+              <w:top w:val="single" w:sz="4" w:space="0" w:color="BBBBBB"/>
+              <w:left w:val="single" w:sz="4" w:space="0" w:color="BBBBBB"/>
+              <w:bottom w:val="single" w:sz="4" w:space="0" w:color="BBBBBB"/>
+              <w:right w:val="single" w:sz="4" w:space="0" w:color="BBBBBB"/>
+            </w:tcBorders>
+            <w:shd w:val="clear" w:color="auto" w:fill="1F4E79"/>
+          </w:tcPr>
+          <w:p>
+            <w:pPr>
+              <w:spacing w:before="0" w:after="0" w:line="240" w:lineRule="auto"/>
+              <w:jc w:val="center"/>
+            </w:pPr>
+            <w:r>
+              <w:rPr>
+                <w:rFonts w:ascii="Microsoft YaHei" w:hAnsi="Microsoft YaHei" w:eastAsia="Microsoft YaHei" w:cs="Microsoft YaHei"/>
+                <w:b/>
+                <w:color w:val="FFFFFF"/>
+                <w:sz w:val="19"/>
+              </w:rPr>
+              <w:t>题目</w:t>
+            </w:r>
+          </w:p>
+        </w:tc>
+        <w:tc>
+          <w:tcPr>
+            <w:tcW w:type="dxa" w:w="4680"/>
+            <w:tcBorders>
+              <w:top w:val="single" w:sz="4" w:space="0" w:color="BBBBBB"/>
+              <w:left w:val="single" w:sz="4" w:space="0" w:color="BBBBBB"/>
+              <w:bottom w:val="single" w:sz="4" w:space="0" w:color="BBBBBB"/>
+              <w:right w:val="single" w:sz="4" w:space="0" w:color="BBBBBB"/>
+            </w:tcBorders>
+            <w:shd w:val="clear" w:color="auto" w:fill="1F4E79"/>
+          </w:tcPr>
+          <w:p>
+            <w:pPr>
+              <w:spacing w:before="0" w:after="0" w:line="240" w:lineRule="auto"/>
+              <w:jc w:val="center"/>
+            </w:pPr>
+            <w:r>
+              <w:rPr>
+                <w:rFonts w:ascii="Microsoft YaHei" w:hAnsi="Microsoft YaHei" w:eastAsia="Microsoft YaHei" w:cs="Microsoft YaHei"/>
+                <w:b/>
+                <w:color w:val="FFFFFF"/>
+                <w:sz w:val="19"/>
+              </w:rPr>
+              <w:t>请选择一项</w:t>
+            </w:r>
+          </w:p>
+        </w:tc>
+      </w:tr>
+      <w:tr>
+        <w:tc>
+          <w:tcPr>
+            <w:tcW w:type="dxa" w:w="4680"/>
+            <w:tcBorders>
+              <w:top w:val="single" w:sz="4" w:space="0" w:color="BBBBBB"/>
+              <w:left w:val="single" w:sz="4" w:space="0" w:color="BBBBBB"/>
+              <w:bottom w:val="single" w:sz="4" w:space="0" w:color="BBBBBB"/>
+              <w:right w:val="single" w:sz="4" w:space="0" w:color="BBBBBB"/>
+            </w:tcBorders>
+          </w:tcPr>
+          <w:p>
+            <w:pPr>
+              <w:spacing w:before="0" w:after="0" w:line="240" w:lineRule="auto"/>
+            </w:pPr>
+            <w:r>
+              <w:rPr>
+                <w:rFonts w:ascii="Microsoft YaHei" w:hAnsi="Microsoft YaHei" w:eastAsia="Microsoft YaHei" w:cs="Microsoft YaHei"/>
+                <w:b w:val="0"/>
+                <w:sz w:val="18"/>
+              </w:rPr>
+              <w:t>1. 你是否在十分钟内从首页找到质量部入口？</w:t>
+            </w:r>
+          </w:p>
+        </w:tc>
+        <w:tc>
+          <w:tcPr>
+            <w:tcW w:type="dxa" w:w="4680"/>
+            <w:tcBorders>
+              <w:top w:val="single" w:sz="4" w:space="0" w:color="BBBBBB"/>
+              <w:left w:val="single" w:sz="4" w:space="0" w:color="BBBBBB"/>
+              <w:bottom w:val="single" w:sz="4" w:space="0" w:color="BBBBBB"/>
+              <w:right w:val="single" w:sz="4" w:space="0" w:color="BBBBBB"/>
+            </w:tcBorders>
+          </w:tcPr>
+          <w:p>
+            <w:pPr>
+              <w:spacing w:before="0" w:after="0" w:line="240" w:lineRule="auto"/>
+            </w:pPr>
+            <w:sdt>
+              <w:sdtPr>
+                <w:rPr>
+                  <w:rFonts w:ascii="MS Gothic" w:eastAsia="MS Gothic" w:hAnsi="MS Gothic" w:cs="MS Gothic"/>
+                  <w:sz w:val="18"/>
+                </w:rPr>
+                <w:id w:val="100000052"/>
+                <w14:checkbox>
+                  <w14:checked w14:val="0"/>
+                  <w14:checkedState w14:val="2611" w14:font="MS Gothic"/>
+                  <w14:uncheckedState w14:val="2610" w14:font="MS Gothic"/>
+                </w14:checkbox>
+              </w:sdtPr>
+              <w:sdtEndPr/>
+              <w:sdtContent>
+                <w:r>
+                  <w:rPr>
+                    <w:rFonts w:ascii="MS Gothic" w:eastAsia="MS Gothic" w:hAnsi="MS Gothic" w:cs="MS Gothic"/>
+                    <w:sz w:val="18"/>
+                  </w:rPr>
+                  <w:t>☐</w:t>
+                </w:r>
+              </w:sdtContent>
+            </w:sdt>
+            <w:r>
+              <w:rPr>
+                <w:rFonts w:ascii="Microsoft YaHei" w:hAnsi="Microsoft YaHei" w:eastAsia="Microsoft YaHei" w:cs="Microsoft YaHei"/>
+                <w:b w:val="0"/>
+                <w:sz w:val="18"/>
+              </w:rPr>
+              <w:t xml:space="preserve"> 是　</w:t>
+            </w:r>
+            <w:sdt>
+              <w:sdtPr>
+                <w:rPr>
+                  <w:rFonts w:ascii="MS Gothic" w:eastAsia="MS Gothic" w:hAnsi="MS Gothic" w:cs="MS Gothic"/>
+                  <w:sz w:val="18"/>
+                </w:rPr>
+                <w:id w:val="100000053"/>
+                <w14:checkbox>
+                  <w14:checked w14:val="0"/>
+                  <w14:checkedState w14:val="2611" w14:font="MS Gothic"/>
+                  <w14:uncheckedState w14:val="2610" w14:font="MS Gothic"/>
+                </w14:checkbox>
+              </w:sdtPr>
+              <w:sdtEndPr/>
+              <w:sdtContent>
+                <w:r>
+                  <w:rPr>
+                    <w:rFonts w:ascii="MS Gothic" w:eastAsia="MS Gothic" w:hAnsi="MS Gothic" w:cs="MS Gothic"/>
+                    <w:sz w:val="18"/>
+                  </w:rPr>
+                  <w:t>☐</w:t>
+                </w:r>
+              </w:sdtContent>
+            </w:sdt>
+            <w:r>
+              <w:rPr>
+                <w:rFonts w:ascii="Microsoft YaHei" w:hAnsi="Microsoft YaHei" w:eastAsia="Microsoft YaHei" w:cs="Microsoft YaHei"/>
+                <w:b w:val="0"/>
+                <w:sz w:val="18"/>
+              </w:rPr>
+              <w:t xml:space="preserve"> 否　</w:t>
+            </w:r>
+            <w:sdt>
+              <w:sdtPr>
+                <w:rPr>
+                  <w:rFonts w:ascii="MS Gothic" w:eastAsia="MS Gothic" w:hAnsi="MS Gothic" w:cs="MS Gothic"/>
+                  <w:sz w:val="18"/>
+                </w:rPr>
+                <w:id w:val="100000054"/>
+                <w14:checkbox>
+                  <w14:checked w14:val="0"/>
+                  <w14:checkedState w14:val="2611" w14:font="MS Gothic"/>
+                  <w14:uncheckedState w14:val="2610" w14:font="MS Gothic"/>
+                </w14:checkbox>
+              </w:sdtPr>
+              <w:sdtEndPr/>
+              <w:sdtContent>
+                <w:r>
+                  <w:rPr>
+                    <w:rFonts w:ascii="MS Gothic" w:eastAsia="MS Gothic" w:hAnsi="MS Gothic" w:cs="MS Gothic"/>
+                    <w:sz w:val="18"/>
+                  </w:rPr>
+                  <w:t>☐</w:t>
+                </w:r>
+              </w:sdtContent>
+            </w:sdt>
+            <w:r>
+              <w:rPr>
+                <w:rFonts w:ascii="Microsoft YaHei" w:hAnsi="Microsoft YaHei" w:eastAsia="Microsoft YaHei" w:cs="Microsoft YaHei"/>
+                <w:b w:val="0"/>
+                <w:sz w:val="18"/>
+              </w:rPr>
+              <w:t xml:space="preserve"> 未试</w:t>
+            </w:r>
+          </w:p>
+        </w:tc>
+      </w:tr>
+      <w:tr>
+        <w:tc>
+          <w:tcPr>
+            <w:tcW w:type="dxa" w:w="4680"/>
+            <w:tcBorders>
+              <w:top w:val="single" w:sz="4" w:space="0" w:color="BBBBBB"/>
+              <w:left w:val="single" w:sz="4" w:space="0" w:color="BBBBBB"/>
+              <w:bottom w:val="single" w:sz="4" w:space="0" w:color="BBBBBB"/>
+              <w:right w:val="single" w:sz="4" w:space="0" w:color="BBBBBB"/>
+            </w:tcBorders>
+            <w:shd w:val="clear" w:color="auto" w:fill="F2F6FB"/>
+          </w:tcPr>
+          <w:p>
+            <w:pPr>
+              <w:spacing w:before="0" w:after="0" w:line="240" w:lineRule="auto"/>
+            </w:pPr>
+            <w:r>
+              <w:rPr>
+                <w:rFonts w:ascii="Microsoft YaHei" w:hAnsi="Microsoft YaHei" w:eastAsia="Microsoft YaHei" w:cs="Microsoft YaHei"/>
+                <w:b w:val="0"/>
+                <w:sz w:val="18"/>
+              </w:rPr>
+              <w:t>2. 你是否能从质量部入口打开已有的 QD-B 或 Q2 页面？</w:t>
+            </w:r>
+          </w:p>
+        </w:tc>
+        <w:tc>
+          <w:tcPr>
+            <w:tcW w:type="dxa" w:w="4680"/>
+            <w:tcBorders>
+              <w:top w:val="single" w:sz="4" w:space="0" w:color="BBBBBB"/>
+              <w:left w:val="single" w:sz="4" w:space="0" w:color="BBBBBB"/>
+              <w:bottom w:val="single" w:sz="4" w:space="0" w:color="BBBBBB"/>
+              <w:right w:val="single" w:sz="4" w:space="0" w:color="BBBBBB"/>
+            </w:tcBorders>
+            <w:shd w:val="clear" w:color="auto" w:fill="F2F6FB"/>
+          </w:tcPr>
+          <w:p>
+            <w:pPr>
+              <w:spacing w:before="0" w:after="0" w:line="240" w:lineRule="auto"/>
+            </w:pPr>
+            <w:sdt>
+              <w:sdtPr>
+                <w:rPr>
+                  <w:rFonts w:ascii="MS Gothic" w:eastAsia="MS Gothic" w:hAnsi="MS Gothic" w:cs="MS Gothic"/>
+                  <w:sz w:val="18"/>
+                </w:rPr>
+                <w:id w:val="100000055"/>
+                <w14:checkbox>
+                  <w14:checked w14:val="0"/>
+                  <w14:checkedState w14:val="2611" w14:font="MS Gothic"/>
+                  <w14:uncheckedState w14:val="2610" w14:font="MS Gothic"/>
+                </w14:checkbox>
+              </w:sdtPr>
+              <w:sdtEndPr/>
+              <w:sdtContent>
+                <w:r>
+                  <w:rPr>
+                    <w:rFonts w:ascii="MS Gothic" w:eastAsia="MS Gothic" w:hAnsi="MS Gothic" w:cs="MS Gothic"/>
+                    <w:sz w:val="18"/>
+                  </w:rPr>
+                  <w:t>☐</w:t>
+                </w:r>
+              </w:sdtContent>
+            </w:sdt>
+            <w:r>
+              <w:rPr>
+                <w:rFonts w:ascii="Microsoft YaHei" w:hAnsi="Microsoft YaHei" w:eastAsia="Microsoft YaHei" w:cs="Microsoft YaHei"/>
+                <w:b w:val="0"/>
+                <w:sz w:val="18"/>
+              </w:rPr>
+              <w:t xml:space="preserve"> 是　</w:t>
+            </w:r>
+            <w:sdt>
+              <w:sdtPr>
+                <w:rPr>
+                  <w:rFonts w:ascii="MS Gothic" w:eastAsia="MS Gothic" w:hAnsi="MS Gothic" w:cs="MS Gothic"/>
+                  <w:sz w:val="18"/>
+                </w:rPr>
+                <w:id w:val="100000056"/>
+                <w14:checkbox>
+                  <w14:checked w14:val="0"/>
+                  <w14:checkedState w14:val="2611" w14:font="MS Gothic"/>
+                  <w14:uncheckedState w14:val="2610" w14:font="MS Gothic"/>
+                </w14:checkbox>
+              </w:sdtPr>
+              <w:sdtEndPr/>
+              <w:sdtContent>
+                <w:r>
+                  <w:rPr>
+                    <w:rFonts w:ascii="MS Gothic" w:eastAsia="MS Gothic" w:hAnsi="MS Gothic" w:cs="MS Gothic"/>
+                    <w:sz w:val="18"/>
+                  </w:rPr>
+                  <w:t>☐</w:t>
+                </w:r>
+              </w:sdtContent>
+            </w:sdt>
+            <w:r>
+              <w:rPr>
+                <w:rFonts w:ascii="Microsoft YaHei" w:hAnsi="Microsoft YaHei" w:eastAsia="Microsoft YaHei" w:cs="Microsoft YaHei"/>
+                <w:b w:val="0"/>
+                <w:sz w:val="18"/>
+              </w:rPr>
+              <w:t xml:space="preserve"> 否　</w:t>
+            </w:r>
+            <w:sdt>
+              <w:sdtPr>
+                <w:rPr>
+                  <w:rFonts w:ascii="MS Gothic" w:eastAsia="MS Gothic" w:hAnsi="MS Gothic" w:cs="MS Gothic"/>
+                  <w:sz w:val="18"/>
+                </w:rPr>
+                <w:id w:val="100000057"/>
+                <w14:checkbox>
+                  <w14:checked w14:val="0"/>
+                  <w14:checkedState w14:val="2611" w14:font="MS Gothic"/>
+                  <w14:uncheckedState w14:val="2610" w14:font="MS Gothic"/>
+                </w14:checkbox>
+              </w:sdtPr>
+              <w:sdtEndPr/>
+              <w:sdtContent>
+                <w:r>
+                  <w:rPr>
+                    <w:rFonts w:ascii="MS Gothic" w:eastAsia="MS Gothic" w:hAnsi="MS Gothic" w:cs="MS Gothic"/>
+                    <w:sz w:val="18"/>
+                  </w:rPr>
+                  <w:t>☐</w:t>
+                </w:r>
+              </w:sdtContent>
+            </w:sdt>
+            <w:r>
+              <w:rPr>
+                <w:rFonts w:ascii="Microsoft YaHei" w:hAnsi="Microsoft YaHei" w:eastAsia="Microsoft YaHei" w:cs="Microsoft YaHei"/>
+                <w:b w:val="0"/>
+                <w:sz w:val="18"/>
+              </w:rPr>
+              <w:t xml:space="preserve"> 未试</w:t>
+            </w:r>
+          </w:p>
+        </w:tc>
+      </w:tr>
+      <w:tr>
+        <w:tc>
+          <w:tcPr>
+            <w:tcW w:type="dxa" w:w="4680"/>
+            <w:tcBorders>
+              <w:top w:val="single" w:sz="4" w:space="0" w:color="BBBBBB"/>
+              <w:left w:val="single" w:sz="4" w:space="0" w:color="BBBBBB"/>
+              <w:bottom w:val="single" w:sz="4" w:space="0" w:color="BBBBBB"/>
+              <w:right w:val="single" w:sz="4" w:space="0" w:color="BBBBBB"/>
+            </w:tcBorders>
+          </w:tcPr>
+          <w:p>
+            <w:pPr>
+              <w:spacing w:before="0" w:after="0" w:line="240" w:lineRule="auto"/>
+            </w:pPr>
+            <w:r>
+              <w:rPr>
+                <w:rFonts w:ascii="Microsoft YaHei" w:hAnsi="Microsoft YaHei" w:eastAsia="Microsoft YaHei" w:cs="Microsoft YaHei"/>
+                <w:b w:val="0"/>
+                <w:sz w:val="18"/>
+              </w:rPr>
+              <w:t>3. 如使用门户检索，结果是否带你到预期的现有页面？</w:t>
+            </w:r>
+          </w:p>
+        </w:tc>
+        <w:tc>
+          <w:tcPr>
+            <w:tcW w:type="dxa" w:w="4680"/>
+            <w:tcBorders>
+              <w:top w:val="single" w:sz="4" w:space="0" w:color="BBBBBB"/>
+              <w:left w:val="single" w:sz="4" w:space="0" w:color="BBBBBB"/>
+              <w:bottom w:val="single" w:sz="4" w:space="0" w:color="BBBBBB"/>
+              <w:right w:val="single" w:sz="4" w:space="0" w:color="BBBBBB"/>
+            </w:tcBorders>
+          </w:tcPr>
+          <w:p>
+            <w:pPr>
+              <w:spacing w:before="0" w:after="0" w:line="240" w:lineRule="auto"/>
+            </w:pPr>
+            <w:sdt>
+              <w:sdtPr>
+                <w:rPr>
+                  <w:rFonts w:ascii="MS Gothic" w:eastAsia="MS Gothic" w:hAnsi="MS Gothic" w:cs="MS Gothic"/>
+                  <w:sz w:val="18"/>
+                </w:rPr>
+                <w:id w:val="100000058"/>
+                <w14:checkbox>
+                  <w14:checked w14:val="0"/>
+                  <w14:checkedState w14:val="2611" w14:font="MS Gothic"/>
+                  <w14:uncheckedState w14:val="2610" w14:font="MS Gothic"/>
+                </w14:checkbox>
+              </w:sdtPr>
+              <w:sdtEndPr/>
+              <w:sdtContent>
+                <w:r>
+                  <w:rPr>
+                    <w:rFonts w:ascii="MS Gothic" w:eastAsia="MS Gothic" w:hAnsi="MS Gothic" w:cs="MS Gothic"/>
+                    <w:sz w:val="18"/>
+                  </w:rPr>
+                  <w:t>☐</w:t>
+                </w:r>
+              </w:sdtContent>
+            </w:sdt>
+            <w:r>
+              <w:rPr>
+                <w:rFonts w:ascii="Microsoft YaHei" w:hAnsi="Microsoft YaHei" w:eastAsia="Microsoft YaHei" w:cs="Microsoft YaHei"/>
+                <w:b w:val="0"/>
+                <w:sz w:val="18"/>
+              </w:rPr>
+              <w:t xml:space="preserve"> 是　</w:t>
+            </w:r>
+            <w:sdt>
+              <w:sdtPr>
+                <w:rPr>
+                  <w:rFonts w:ascii="MS Gothic" w:eastAsia="MS Gothic" w:hAnsi="MS Gothic" w:cs="MS Gothic"/>
+                  <w:sz w:val="18"/>
+                </w:rPr>
+                <w:id w:val="100000059"/>
+                <w14:checkbox>
+                  <w14:checked w14:val="0"/>
+                  <w14:checkedState w14:val="2611" w14:font="MS Gothic"/>
+                  <w14:uncheckedState w14:val="2610" w14:font="MS Gothic"/>
+                </w14:checkbox>
+              </w:sdtPr>
+              <w:sdtEndPr/>
+              <w:sdtContent>
+                <w:r>
+                  <w:rPr>
+                    <w:rFonts w:ascii="MS Gothic" w:eastAsia="MS Gothic" w:hAnsi="MS Gothic" w:cs="MS Gothic"/>
+                    <w:sz w:val="18"/>
+                  </w:rPr>
+                  <w:t>☐</w:t>
+                </w:r>
+              </w:sdtContent>
+            </w:sdt>
+            <w:r>
+              <w:rPr>
+                <w:rFonts w:ascii="Microsoft YaHei" w:hAnsi="Microsoft YaHei" w:eastAsia="Microsoft YaHei" w:cs="Microsoft YaHei"/>
+                <w:b w:val="0"/>
+                <w:sz w:val="18"/>
+              </w:rPr>
+              <w:t xml:space="preserve"> 否　</w:t>
+            </w:r>
+            <w:sdt>
+              <w:sdtPr>
+                <w:rPr>
+                  <w:rFonts w:ascii="MS Gothic" w:eastAsia="MS Gothic" w:hAnsi="MS Gothic" w:cs="MS Gothic"/>
+                  <w:sz w:val="18"/>
+                </w:rPr>
+                <w:id w:val="100000060"/>
+                <w14:checkbox>
+                  <w14:checked w14:val="0"/>
+                  <w14:checkedState w14:val="2611" w14:font="MS Gothic"/>
+                  <w14:uncheckedState w14:val="2610" w14:font="MS Gothic"/>
+                </w14:checkbox>
+              </w:sdtPr>
+              <w:sdtEndPr/>
+              <w:sdtContent>
+                <w:r>
+                  <w:rPr>
+                    <w:rFonts w:ascii="MS Gothic" w:eastAsia="MS Gothic" w:hAnsi="MS Gothic" w:cs="MS Gothic"/>
+                    <w:sz w:val="18"/>
+                  </w:rPr>
+                  <w:t>☐</w:t>
+                </w:r>
+              </w:sdtContent>
+            </w:sdt>
+            <w:r>
+              <w:rPr>
+                <w:rFonts w:ascii="Microsoft YaHei" w:hAnsi="Microsoft YaHei" w:eastAsia="Microsoft YaHei" w:cs="Microsoft YaHei"/>
+                <w:b w:val="0"/>
+                <w:sz w:val="18"/>
+              </w:rPr>
+              <w:t xml:space="preserve"> 未试</w:t>
+            </w:r>
+          </w:p>
+        </w:tc>
+      </w:tr>
+      <w:tr>
+        <w:tc>
+          <w:tcPr>
+            <w:tcW w:type="dxa" w:w="4680"/>
+            <w:tcBorders>
+              <w:top w:val="single" w:sz="4" w:space="0" w:color="BBBBBB"/>
+              <w:left w:val="single" w:sz="4" w:space="0" w:color="BBBBBB"/>
+              <w:bottom w:val="single" w:sz="4" w:space="0" w:color="BBBBBB"/>
+              <w:right w:val="single" w:sz="4" w:space="0" w:color="BBBBBB"/>
+            </w:tcBorders>
+            <w:shd w:val="clear" w:color="auto" w:fill="F2F6FB"/>
+          </w:tcPr>
+          <w:p>
+            <w:pPr>
+              <w:spacing w:before="0" w:after="0" w:line="240" w:lineRule="auto"/>
+            </w:pPr>
+            <w:r>
+              <w:rPr>
+                <w:rFonts w:ascii="Microsoft YaHei" w:hAnsi="Microsoft YaHei" w:eastAsia="Microsoft YaHei" w:cs="Microsoft YaHei"/>
+                <w:b w:val="0"/>
+                <w:sz w:val="18"/>
+              </w:rPr>
+              <w:t>4. 页面上的来源和更新时间是否足以让你判断信息的新旧？</w:t>
+            </w:r>
+          </w:p>
+        </w:tc>
+        <w:tc>
+          <w:tcPr>
+            <w:tcW w:type="dxa" w:w="4680"/>
+            <w:tcBorders>
+              <w:top w:val="single" w:sz="4" w:space="0" w:color="BBBBBB"/>
+              <w:left w:val="single" w:sz="4" w:space="0" w:color="BBBBBB"/>
+              <w:bottom w:val="single" w:sz="4" w:space="0" w:color="BBBBBB"/>
+              <w:right w:val="single" w:sz="4" w:space="0" w:color="BBBBBB"/>
+            </w:tcBorders>
+            <w:shd w:val="clear" w:color="auto" w:fill="F2F6FB"/>
+          </w:tcPr>
+          <w:p>
+            <w:pPr>
+              <w:spacing w:before="0" w:after="0" w:line="240" w:lineRule="auto"/>
+            </w:pPr>
+            <w:sdt>
+              <w:sdtPr>
+                <w:rPr>
+                  <w:rFonts w:ascii="MS Gothic" w:eastAsia="MS Gothic" w:hAnsi="MS Gothic" w:cs="MS Gothic"/>
+                  <w:sz w:val="18"/>
+                </w:rPr>
+                <w:id w:val="100000061"/>
+                <w14:checkbox>
+                  <w14:checked w14:val="0"/>
+                  <w14:checkedState w14:val="2611" w14:font="MS Gothic"/>
+                  <w14:uncheckedState w14:val="2610" w14:font="MS Gothic"/>
+                </w14:checkbox>
+              </w:sdtPr>
+              <w:sdtEndPr/>
+              <w:sdtContent>
+                <w:r>
+                  <w:rPr>
+                    <w:rFonts w:ascii="MS Gothic" w:eastAsia="MS Gothic" w:hAnsi="MS Gothic" w:cs="MS Gothic"/>
+                    <w:sz w:val="18"/>
+                  </w:rPr>
+                  <w:t>☐</w:t>
+                </w:r>
+              </w:sdtContent>
+            </w:sdt>
+            <w:r>
+              <w:rPr>
+                <w:rFonts w:ascii="Microsoft YaHei" w:hAnsi="Microsoft YaHei" w:eastAsia="Microsoft YaHei" w:cs="Microsoft YaHei"/>
+                <w:b w:val="0"/>
+                <w:sz w:val="18"/>
+              </w:rPr>
+              <w:t xml:space="preserve"> 是　</w:t>
+            </w:r>
+            <w:sdt>
+              <w:sdtPr>
+                <w:rPr>
+                  <w:rFonts w:ascii="MS Gothic" w:eastAsia="MS Gothic" w:hAnsi="MS Gothic" w:cs="MS Gothic"/>
+                  <w:sz w:val="18"/>
+                </w:rPr>
+                <w:id w:val="100000062"/>
+                <w14:checkbox>
+                  <w14:checked w14:val="0"/>
+                  <w14:checkedState w14:val="2611" w14:font="MS Gothic"/>
+                  <w14:uncheckedState w14:val="2610" w14:font="MS Gothic"/>
+                </w14:checkbox>
+              </w:sdtPr>
+              <w:sdtEndPr/>
+              <w:sdtContent>
+                <w:r>
+                  <w:rPr>
+                    <w:rFonts w:ascii="MS Gothic" w:eastAsia="MS Gothic" w:hAnsi="MS Gothic" w:cs="MS Gothic"/>
+                    <w:sz w:val="18"/>
+                  </w:rPr>
+                  <w:t>☐</w:t>
+                </w:r>
+              </w:sdtContent>
+            </w:sdt>
+            <w:r>
+              <w:rPr>
+                <w:rFonts w:ascii="Microsoft YaHei" w:hAnsi="Microsoft YaHei" w:eastAsia="Microsoft YaHei" w:cs="Microsoft YaHei"/>
+                <w:b w:val="0"/>
+                <w:sz w:val="18"/>
+              </w:rPr>
+              <w:t xml:space="preserve"> 否　</w:t>
+            </w:r>
+            <w:sdt>
+              <w:sdtPr>
+                <w:rPr>
+                  <w:rFonts w:ascii="MS Gothic" w:eastAsia="MS Gothic" w:hAnsi="MS Gothic" w:cs="MS Gothic"/>
+                  <w:sz w:val="18"/>
+                </w:rPr>
+                <w:id w:val="100000063"/>
+                <w14:checkbox>
+                  <w14:checked w14:val="0"/>
+                  <w14:checkedState w14:val="2611" w14:font="MS Gothic"/>
+                  <w14:uncheckedState w14:val="2610" w14:font="MS Gothic"/>
+                </w14:checkbox>
+              </w:sdtPr>
+              <w:sdtEndPr/>
+              <w:sdtContent>
+                <w:r>
+                  <w:rPr>
+                    <w:rFonts w:ascii="MS Gothic" w:eastAsia="MS Gothic" w:hAnsi="MS Gothic" w:cs="MS Gothic"/>
+                    <w:sz w:val="18"/>
+                  </w:rPr>
+                  <w:t>☐</w:t>
+                </w:r>
+              </w:sdtContent>
+            </w:sdt>
+            <w:r>
+              <w:rPr>
+                <w:rFonts w:ascii="Microsoft YaHei" w:hAnsi="Microsoft YaHei" w:eastAsia="Microsoft YaHei" w:cs="Microsoft YaHei"/>
+                <w:b w:val="0"/>
+                <w:sz w:val="18"/>
+              </w:rPr>
+              <w:t xml:space="preserve"> 不清楚　</w:t>
+            </w:r>
+            <w:sdt>
+              <w:sdtPr>
+                <w:rPr>
+                  <w:rFonts w:ascii="MS Gothic" w:eastAsia="MS Gothic" w:hAnsi="MS Gothic" w:cs="MS Gothic"/>
+                  <w:sz w:val="18"/>
+                </w:rPr>
+                <w:id w:val="100000064"/>
+                <w14:checkbox>
+                  <w14:checked w14:val="0"/>
+                  <w14:checkedState w14:val="2611" w14:font="MS Gothic"/>
+                  <w14:uncheckedState w14:val="2610" w14:font="MS Gothic"/>
+                </w14:checkbox>
+              </w:sdtPr>
+              <w:sdtEndPr/>
+              <w:sdtContent>
+                <w:r>
+                  <w:rPr>
+                    <w:rFonts w:ascii="MS Gothic" w:eastAsia="MS Gothic" w:hAnsi="MS Gothic" w:cs="MS Gothic"/>
+                    <w:sz w:val="18"/>
+                  </w:rPr>
+                  <w:t>☐</w:t>
+                </w:r>
+              </w:sdtContent>
+            </w:sdt>
+            <w:r>
+              <w:rPr>
+                <w:rFonts w:ascii="Microsoft YaHei" w:hAnsi="Microsoft YaHei" w:eastAsia="Microsoft YaHei" w:cs="Microsoft YaHei"/>
+                <w:b w:val="0"/>
+                <w:sz w:val="18"/>
+              </w:rPr>
+              <w:t xml:space="preserve"> 未试</w:t>
+            </w:r>
+          </w:p>
+        </w:tc>
+      </w:tr>
+    </w:tbl>
+    <w:p>
+      <w:pPr>
+        <w:spacing w:after="40"/>
+      </w:pPr>
+    </w:p>
+    <w:p>
+      <w:pPr>
+        <w:pStyle w:val="Heading3"/>
+        <w:spacing w:before="180" w:after="120"/>
+      </w:pPr>
+      <w:r>
+        <w:rPr>
+          <w:rFonts w:ascii="Microsoft YaHei" w:hAnsi="Microsoft YaHei" w:eastAsia="Microsoft YaHei" w:cs="Microsoft YaHei"/>
+          <w:b/>
+          <w:color w:val="2E5B8A"/>
+          <w:sz w:val="25"/>
+        </w:rPr>
+        <w:t>简答</w:t>
+      </w:r>
+    </w:p>
+    <w:p>
+      <w:pPr>
+        <w:pStyle w:val="ListNumber"/>
+        <w:spacing w:after="60"/>
+      </w:pPr>
+      <w:r>
+        <w:rPr>
+          <w:rFonts w:ascii="Microsoft YaHei" w:hAnsi="Microsoft YaHei" w:eastAsia="Microsoft YaHei" w:cs="Microsoft YaHei"/>
+          <w:b w:val="0"/>
+          <w:sz w:val="21"/>
+        </w:rPr>
+        <w:t>从首页到质量页面，哪一步最花时间或最难找？</w:t>
+      </w:r>
+    </w:p>
+    <w:p>
+      <w:pPr>
+        <w:spacing w:after="100"/>
+      </w:pPr>
+      <w:r>
+        <w:rPr>
+          <w:rFonts w:ascii="Microsoft YaHei" w:hAnsi="Microsoft YaHei" w:eastAsia="Microsoft YaHei" w:cs="Microsoft YaHei"/>
+          <w:b w:val="0"/>
+          <w:sz w:val="21"/>
+        </w:rPr>
+        <w:t>答：</w:t>
+      </w:r>
+    </w:p>
+    <w:p>
+      <w:pPr>
+        <w:pStyle w:val="ListNumber"/>
+        <w:spacing w:after="60"/>
+      </w:pPr>
+      <w:r>
+        <w:rPr>
+          <w:rFonts w:ascii="Microsoft YaHei" w:hAnsi="Microsoft YaHei" w:eastAsia="Microsoft YaHei" w:cs="Microsoft YaHei"/>
+          <w:b w:val="0"/>
+          <w:sz w:val="21"/>
+        </w:rPr>
+        <w:t>如使用检索，你输入了什么词？结果与你预期有什么差别？</w:t>
+      </w:r>
+    </w:p>
+    <w:p>
+      <w:pPr>
+        <w:spacing w:after="100"/>
+      </w:pPr>
+      <w:r>
+        <w:rPr>
+          <w:rFonts w:ascii="Microsoft YaHei" w:hAnsi="Microsoft YaHei" w:eastAsia="Microsoft YaHei" w:cs="Microsoft YaHei"/>
+          <w:b w:val="0"/>
+          <w:sz w:val="21"/>
+        </w:rPr>
+        <w:t>答：</w:t>
+      </w:r>
+    </w:p>
+    <w:p>
+      <w:pPr>
+        <w:pStyle w:val="ListNumber"/>
+        <w:spacing w:after="60"/>
+      </w:pPr>
+      <w:r>
+        <w:rPr>
+          <w:rFonts w:ascii="Microsoft YaHei" w:hAnsi="Microsoft YaHei" w:eastAsia="Microsoft YaHei" w:cs="Microsoft YaHei"/>
+          <w:b w:val="0"/>
+          <w:sz w:val="21"/>
+        </w:rPr>
+        <w:t>如用手机查看，哪一处不顺手？未用手机可写“未试”。</w:t>
+      </w:r>
+    </w:p>
+    <w:p>
+      <w:pPr>
+        <w:spacing w:after="100"/>
+      </w:pPr>
+      <w:r>
+        <w:rPr>
+          <w:rFonts w:ascii="Microsoft YaHei" w:hAnsi="Microsoft YaHei" w:eastAsia="Microsoft YaHei" w:cs="Microsoft YaHei"/>
+          <w:b w:val="0"/>
+          <w:sz w:val="21"/>
+        </w:rPr>
+        <w:t>答：</w:t>
+      </w:r>
+    </w:p>
+    <w:p>
+      <w:pPr>
+        <w:pStyle w:val="ListNumber"/>
+        <w:spacing w:after="60"/>
+      </w:pPr>
+      <w:r>
+        <w:rPr>
+          <w:rFonts w:ascii="Microsoft YaHei" w:hAnsi="Microsoft YaHei" w:eastAsia="Microsoft YaHei" w:cs="Microsoft YaHei"/>
+          <w:b w:val="0"/>
+          <w:sz w:val="21"/>
+        </w:rPr>
+        <w:t>来源或更新时间还缺少什么说明，才便于你判断页面信息？</w:t>
+      </w:r>
+    </w:p>
+    <w:p>
+      <w:pPr>
+        <w:spacing w:after="100"/>
+      </w:pPr>
+      <w:r>
+        <w:rPr>
+          <w:rFonts w:ascii="Microsoft YaHei" w:hAnsi="Microsoft YaHei" w:eastAsia="Microsoft YaHei" w:cs="Microsoft YaHei"/>
+          <w:b w:val="0"/>
+          <w:sz w:val="21"/>
+        </w:rPr>
+        <w:t>答：</w:t>
+      </w:r>
+    </w:p>
+    <w:p>
+      <w:pPr>
+        <w:spacing w:after="100"/>
+      </w:pPr>
+      <w:r>
+        <w:rPr>
+          <w:rFonts w:ascii="Microsoft YaHei" w:hAnsi="Microsoft YaHei" w:eastAsia="Microsoft YaHei" w:cs="Microsoft YaHei"/>
+          <w:b w:val="0"/>
+          <w:sz w:val="21"/>
+        </w:rPr>
+        <w:t>如某项还未体验，可留空或写“未试”；无需提供客户资料、质量记录或截图。</w:t>
+      </w:r>
+    </w:p>
+    <w:p>
+      <w:pPr>
+        <w:spacing w:after="100"/>
+      </w:pPr>
+      <w:r>
+        <w:rPr>
+          <w:rFonts w:ascii="Microsoft YaHei" w:hAnsi="Microsoft YaHei" w:eastAsia="Microsoft YaHei" w:cs="Microsoft YaHei"/>
+          <w:b w:val="0"/>
+          <w:sz w:val="21"/>
         </w:rPr>
         <w:t>你的立项评审尺度会按陈忱署名归入质量知识资产。随附《部门AI专员协同一页纸》的质量域说明；有问题随时找我。</w:t>
       </w:r>
@@ -6365,8 +5888,7 @@
         <w:rPr>
           <w:rFonts w:ascii="Microsoft YaHei" w:hAnsi="Microsoft YaHei" w:eastAsia="Microsoft YaHei" w:cs="Microsoft YaHei"/>
           <w:b w:val="0"/>
-          <w:color w:val="000000"/>
-          <w:sz w:val="22"/>
+          <w:sz w:val="21"/>
         </w:rPr>
         <w:t>OPVP Shao Peishen</w:t>
       </w:r>
@@ -6374,14 +5896,13 @@
     <w:p>
       <w:pPr>
         <w:pStyle w:val="Heading2"/>
-        <w:keepNext/>
         <w:spacing w:before="260" w:after="120"/>
       </w:pPr>
       <w:r>
         <w:rPr>
           <w:rFonts w:ascii="Microsoft YaHei" w:hAnsi="Microsoft YaHei" w:eastAsia="Microsoft YaHei" w:cs="Microsoft YaHei"/>
           <w:b/>
-          <w:color w:val="000000"/>
+          <w:color w:val="1F4E79"/>
           <w:sz w:val="28"/>
         </w:rPr>
         <w:t>取证指针</w:t>
@@ -6395,8 +5916,7 @@
         <w:rPr>
           <w:rFonts w:ascii="Microsoft YaHei" w:hAnsi="Microsoft YaHei" w:eastAsia="Microsoft YaHei" w:cs="Microsoft YaHei"/>
           <w:b w:val="0"/>
-          <w:color w:val="000000"/>
-          <w:sz w:val="22"/>
+          <w:sz w:val="21"/>
         </w:rPr>
         <w:t>原判例：QD-B/C05-C07判例素材-2026-08-18.md。原回件：质量部#8，2026-08-21文本反馈。待确认草表：data/rules/cross_module_c05.json。已批基准与design：官方队列§四#112。完整证据：QD-B-340已批历史消费与C05确认输入-2026-10-04.md。原件均保留。</w:t>
       </w:r>
@@ -6405,7 +5925,7 @@
       <w:headerReference w:type="default" r:id="rId9"/>
       <w:footerReference w:type="default" r:id="rId10"/>
       <w:pgSz w:w="12240" w:h="15840"/>
-      <w:pgMar w:top="936" w:right="1008" w:bottom="936" w:left="1008" w:header="720" w:footer="720" w:gutter="0"/>
+      <w:pgMar w:top="1440" w:right="1440" w:bottom="1440" w:left="1440" w:header="720" w:footer="720" w:gutter="0"/>
       <w:cols w:space="720"/>
       <w:docGrid w:linePitch="360"/>
     </w:sectPr>
@@ -6503,7 +6023,7 @@
         <w:color w:val="999999"/>
         <w:sz w:val="16"/>
       </w:rPr>
-      <w:t>C05词表与档三效力确认</w:t>
+      <w:t>已有事实和本次范围</w:t>
     </w:r>
   </w:p>
 </w:hdr>
@@ -6939,7 +6459,7 @@
       <w:rFonts w:asciiTheme="majorHAnsi" w:eastAsiaTheme="majorEastAsia" w:hAnsiTheme="majorHAnsi" w:cstheme="majorBidi" w:ascii="Microsoft YaHei" w:hAnsi="Microsoft YaHei" w:eastAsia="Microsoft YaHei" w:cs="Microsoft YaHei"/>
       <w:b/>
       <w:bCs/>
-      <w:color w:val="000000"/>
+      <w:color w:val="1F4E79"/>
       <w:sz w:val="32"/>
       <w:szCs w:val="28"/>
     </w:rPr>
@@ -6963,7 +6483,7 @@
       <w:rFonts w:asciiTheme="majorHAnsi" w:eastAsiaTheme="majorEastAsia" w:hAnsiTheme="majorHAnsi" w:cstheme="majorBidi" w:ascii="Microsoft YaHei" w:hAnsi="Microsoft YaHei" w:eastAsia="Microsoft YaHei" w:cs="Microsoft YaHei"/>
       <w:b/>
       <w:bCs/>
-      <w:color w:val="000000"/>
+      <w:color w:val="2E5B8A"/>
       <w:sz w:val="28"/>
       <w:szCs w:val="26"/>
     </w:rPr>
@@ -6987,7 +6507,7 @@
       <w:rFonts w:asciiTheme="majorHAnsi" w:eastAsiaTheme="majorEastAsia" w:hAnsiTheme="majorHAnsi" w:cstheme="majorBidi" w:ascii="Microsoft YaHei" w:hAnsi="Microsoft YaHei" w:eastAsia="Microsoft YaHei" w:cs="Microsoft YaHei"/>
       <w:b/>
       <w:bCs/>
-      <w:color w:val="000000"/>
+      <w:color w:val="2E5B8A"/>
       <w:sz w:val="25"/>
     </w:rPr>
   </w:style>
@@ -7222,12 +6742,15 @@
     <w:qFormat/>
     <w:rsid w:val="00FC693F"/>
     <w:pPr>
+      <w:pBdr>
+        <w:bottom w:val="single" w:sz="8" w:space="4" w:color="4F81BD" w:themeColor="accent1"/>
+      </w:pBdr>
       <w:spacing w:after="300" w:line="240" w:lineRule="auto"/>
       <w:contextualSpacing/>
     </w:pPr>
     <w:rPr>
       <w:rFonts w:asciiTheme="majorHAnsi" w:eastAsiaTheme="majorEastAsia" w:hAnsiTheme="majorHAnsi" w:cstheme="majorBidi"/>
-      <w:color w:val="000000"/>
+      <w:color w:val="17365D" w:themeColor="text2" w:themeShade="BF"/>
       <w:spacing w:val="5"/>
       <w:kern w:val="28"/>
       <w:sz w:val="52"/>
@@ -7706,6 +7229,9 @@
     <w:qFormat/>
     <w:rsid w:val="00FC693F"/>
     <w:pPr>
+      <w:pBdr>
+        <w:bottom w:val="single" w:sz="4" w:space="4" w:color="4F81BD" w:themeColor="accent1"/>
+      </w:pBdr>
       <w:spacing w:before="200" w:after="280"/>
       <w:ind w:left="936" w:right="936"/>
     </w:pPr>

--- a/6-人才与组织/部门AI专员跟进/质量部-陈忱-跟进-2026-10-04-C05词表与档三效力确认.docx
+++ b/6-人才与组织/部门AI专员跟进/质量部-陈忱-跟进-2026-10-04-C05词表与档三效力确认.docx
@@ -13,7 +13,7 @@
           <w:color w:val="1F4E79"/>
           <w:sz w:val="40"/>
         </w:rPr>
-        <w:t>已有事实和本次范围</w:t>
+        <w:t>C05词表与档三效力确认</w:t>
       </w:r>
     </w:p>
     <w:p/>
@@ -187,6 +187,10 @@
         <w:gridCol w:w="2340"/>
       </w:tblGrid>
       <w:tr>
+        <w:trPr>
+          <w:cantSplit/>
+          <w:tblHeader/>
+        </w:trPr>
         <w:tc>
           <w:tcPr>
             <w:tcW w:type="dxa" w:w="2340"/>
@@ -297,6 +301,9 @@
         </w:tc>
       </w:tr>
       <w:tr>
+        <w:trPr>
+          <w:cantSplit/>
+        </w:trPr>
         <w:tc>
           <w:tcPr>
             <w:tcW w:type="dxa" w:w="2340"/>
@@ -395,6 +402,9 @@
         </w:tc>
       </w:tr>
       <w:tr>
+        <w:trPr>
+          <w:cantSplit/>
+        </w:trPr>
         <w:tc>
           <w:tcPr>
             <w:tcW w:type="dxa" w:w="2340"/>
@@ -497,6 +507,9 @@
         </w:tc>
       </w:tr>
       <w:tr>
+        <w:trPr>
+          <w:cantSplit/>
+        </w:trPr>
         <w:tc>
           <w:tcPr>
             <w:tcW w:type="dxa" w:w="2340"/>
@@ -595,6 +608,9 @@
         </w:tc>
       </w:tr>
       <w:tr>
+        <w:trPr>
+          <w:cantSplit/>
+        </w:trPr>
         <w:tc>
           <w:tcPr>
             <w:tcW w:type="dxa" w:w="2340"/>
@@ -811,6 +827,10 @@
         <w:gridCol w:w="1560"/>
       </w:tblGrid>
       <w:tr>
+        <w:trPr>
+          <w:cantSplit/>
+          <w:tblHeader/>
+        </w:trPr>
         <w:tc>
           <w:tcPr>
             <w:tcW w:type="dxa" w:w="1560"/>
@@ -975,6 +995,9 @@
         </w:tc>
       </w:tr>
       <w:tr>
+        <w:trPr>
+          <w:cantSplit/>
+        </w:trPr>
         <w:tc>
           <w:tcPr>
             <w:tcW w:type="dxa" w:w="1560"/>
@@ -1177,6 +1200,9 @@
         </w:tc>
       </w:tr>
       <w:tr>
+        <w:trPr>
+          <w:cantSplit/>
+        </w:trPr>
         <w:tc>
           <w:tcPr>
             <w:tcW w:type="dxa" w:w="1560"/>
@@ -1385,6 +1411,9 @@
         </w:tc>
       </w:tr>
       <w:tr>
+        <w:trPr>
+          <w:cantSplit/>
+        </w:trPr>
         <w:tc>
           <w:tcPr>
             <w:tcW w:type="dxa" w:w="1560"/>
@@ -1587,6 +1616,9 @@
         </w:tc>
       </w:tr>
       <w:tr>
+        <w:trPr>
+          <w:cantSplit/>
+        </w:trPr>
         <w:tc>
           <w:tcPr>
             <w:tcW w:type="dxa" w:w="1560"/>
@@ -1795,6 +1827,9 @@
         </w:tc>
       </w:tr>
       <w:tr>
+        <w:trPr>
+          <w:cantSplit/>
+        </w:trPr>
         <w:tc>
           <w:tcPr>
             <w:tcW w:type="dxa" w:w="1560"/>
@@ -1997,6 +2032,9 @@
         </w:tc>
       </w:tr>
       <w:tr>
+        <w:trPr>
+          <w:cantSplit/>
+        </w:trPr>
         <w:tc>
           <w:tcPr>
             <w:tcW w:type="dxa" w:w="1560"/>
@@ -2205,6 +2243,9 @@
         </w:tc>
       </w:tr>
       <w:tr>
+        <w:trPr>
+          <w:cantSplit/>
+        </w:trPr>
         <w:tc>
           <w:tcPr>
             <w:tcW w:type="dxa" w:w="1560"/>
@@ -2407,6 +2448,9 @@
         </w:tc>
       </w:tr>
       <w:tr>
+        <w:trPr>
+          <w:cantSplit/>
+        </w:trPr>
         <w:tc>
           <w:tcPr>
             <w:tcW w:type="dxa" w:w="1560"/>
@@ -2615,6 +2659,9 @@
         </w:tc>
       </w:tr>
       <w:tr>
+        <w:trPr>
+          <w:cantSplit/>
+        </w:trPr>
         <w:tc>
           <w:tcPr>
             <w:tcW w:type="dxa" w:w="1560"/>
@@ -2817,6 +2864,9 @@
         </w:tc>
       </w:tr>
       <w:tr>
+        <w:trPr>
+          <w:cantSplit/>
+        </w:trPr>
         <w:tc>
           <w:tcPr>
             <w:tcW w:type="dxa" w:w="1560"/>
@@ -3025,6 +3075,9 @@
         </w:tc>
       </w:tr>
       <w:tr>
+        <w:trPr>
+          <w:cantSplit/>
+        </w:trPr>
         <w:tc>
           <w:tcPr>
             <w:tcW w:type="dxa" w:w="1560"/>
@@ -3357,6 +3410,10 @@
         <w:gridCol w:w="1560"/>
       </w:tblGrid>
       <w:tr>
+        <w:trPr>
+          <w:cantSplit/>
+          <w:tblHeader/>
+        </w:trPr>
         <w:tc>
           <w:tcPr>
             <w:tcW w:type="dxa" w:w="1560"/>
@@ -3521,6 +3578,9 @@
         </w:tc>
       </w:tr>
       <w:tr>
+        <w:trPr>
+          <w:cantSplit/>
+        </w:trPr>
         <w:tc>
           <w:tcPr>
             <w:tcW w:type="dxa" w:w="1560"/>
@@ -3723,6 +3783,9 @@
         </w:tc>
       </w:tr>
       <w:tr>
+        <w:trPr>
+          <w:cantSplit/>
+        </w:trPr>
         <w:tc>
           <w:tcPr>
             <w:tcW w:type="dxa" w:w="1560"/>
@@ -3931,6 +3994,9 @@
         </w:tc>
       </w:tr>
       <w:tr>
+        <w:trPr>
+          <w:cantSplit/>
+        </w:trPr>
         <w:tc>
           <w:tcPr>
             <w:tcW w:type="dxa" w:w="1560"/>
@@ -4133,6 +4199,9 @@
         </w:tc>
       </w:tr>
       <w:tr>
+        <w:trPr>
+          <w:cantSplit/>
+        </w:trPr>
         <w:tc>
           <w:tcPr>
             <w:tcW w:type="dxa" w:w="1560"/>
@@ -4454,6 +4523,10 @@
         <w:gridCol w:w="1872"/>
       </w:tblGrid>
       <w:tr>
+        <w:trPr>
+          <w:cantSplit/>
+          <w:tblHeader/>
+        </w:trPr>
         <w:tc>
           <w:tcPr>
             <w:tcW w:type="dxa" w:w="1872"/>
@@ -4591,6 +4664,9 @@
         </w:tc>
       </w:tr>
       <w:tr>
+        <w:trPr>
+          <w:cantSplit/>
+        </w:trPr>
         <w:tc>
           <w:tcPr>
             <w:tcW w:type="dxa" w:w="1872"/>
@@ -4769,6 +4845,9 @@
         </w:tc>
       </w:tr>
       <w:tr>
+        <w:trPr>
+          <w:cantSplit/>
+        </w:trPr>
         <w:tc>
           <w:tcPr>
             <w:tcW w:type="dxa" w:w="1872"/>
@@ -5082,6 +5161,10 @@
         <w:gridCol w:w="4680"/>
       </w:tblGrid>
       <w:tr>
+        <w:trPr>
+          <w:cantSplit/>
+          <w:tblHeader/>
+        </w:trPr>
         <w:tc>
           <w:tcPr>
             <w:tcW w:type="dxa" w:w="4680"/>
@@ -5138,6 +5221,9 @@
         </w:tc>
       </w:tr>
       <w:tr>
+        <w:trPr>
+          <w:cantSplit/>
+        </w:trPr>
         <w:tc>
           <w:tcPr>
             <w:tcW w:type="dxa" w:w="4680"/>
@@ -5276,6 +5362,9 @@
         </w:tc>
       </w:tr>
       <w:tr>
+        <w:trPr>
+          <w:cantSplit/>
+        </w:trPr>
         <w:tc>
           <w:tcPr>
             <w:tcW w:type="dxa" w:w="4680"/>
@@ -5416,6 +5505,9 @@
         </w:tc>
       </w:tr>
       <w:tr>
+        <w:trPr>
+          <w:cantSplit/>
+        </w:trPr>
         <w:tc>
           <w:tcPr>
             <w:tcW w:type="dxa" w:w="4680"/>
@@ -5554,6 +5646,9 @@
         </w:tc>
       </w:tr>
       <w:tr>
+        <w:trPr>
+          <w:cantSplit/>
+        </w:trPr>
         <w:tc>
           <w:tcPr>
             <w:tcW w:type="dxa" w:w="4680"/>
@@ -6023,7 +6118,7 @@
         <w:color w:val="999999"/>
         <w:sz w:val="16"/>
       </w:rPr>
-      <w:t>已有事实和本次范围</w:t>
+      <w:t>C05词表与档三效力确认</w:t>
     </w:r>
   </w:p>
 </w:hdr>
